--- a/Enterprise_IT_Service_Portal_Individual_Report_Saraswathi.docx
+++ b/Enterprise_IT_Service_Portal_Individual_Report_Saraswathi.docx
@@ -565,6 +565,14 @@
         <w:jc w:val="center"/>
         <w:tblLayout w:type="fixed"/>
         <w:tblLook w:firstColumn="1" w:firstRow="1" w:lastColumn="0" w:lastRow="0" w:noHBand="0" w:noVBand="1" w:val="04A0"/>
+        <w:tblBorders>
+          <w:top w:val="single" w:sz="8" w:space="0" w:color="000000"/>
+          <w:left w:val="single" w:sz="8" w:space="0" w:color="000000"/>
+          <w:bottom w:val="single" w:sz="8" w:space="0" w:color="000000"/>
+          <w:right w:val="single" w:sz="8" w:space="0" w:color="000000"/>
+          <w:insideH w:val="single" w:sz="4" w:space="0" w:color="000000"/>
+          <w:insideV w:val="single" w:sz="4" w:space="0" w:color="000000"/>
+        </w:tblBorders>
       </w:tblPr>
       <w:tblGrid>
         <w:gridCol w:w="3120"/>
@@ -574,24 +582,30 @@
       <w:tr>
         <w:tc>
           <w:tcPr>
-            <w:tcW w:type="dxa" w:w="3120"/>
-            <w:shd w:fill="E0E0E0"/>
+            <w:tcW w:type="dxa" w:w="1728"/>
           </w:tcPr>
           <w:p>
+            <w:pPr>
+              <w:jc w:val="center"/>
+            </w:pPr>
             <w:r>
               <w:rPr>
                 <w:b/>
               </w:rPr>
-              <w:t>CHAPTER NO.</w:t>
+              <w:t>CHAPTER</w:t>
+              <w:br/>
+              <w:t>NO.</w:t>
             </w:r>
           </w:p>
         </w:tc>
         <w:tc>
           <w:tcPr>
-            <w:tcW w:type="dxa" w:w="3120"/>
-            <w:shd w:fill="E0E0E0"/>
+            <w:tcW w:type="dxa" w:w="6192"/>
           </w:tcPr>
           <w:p>
+            <w:pPr>
+              <w:jc w:val="center"/>
+            </w:pPr>
             <w:r>
               <w:rPr>
                 <w:b/>
@@ -602,15 +616,19 @@
         </w:tc>
         <w:tc>
           <w:tcPr>
-            <w:tcW w:type="dxa" w:w="3120"/>
-            <w:shd w:fill="E0E0E0"/>
+            <w:tcW w:type="dxa" w:w="1440"/>
           </w:tcPr>
           <w:p>
+            <w:pPr>
+              <w:jc w:val="center"/>
+            </w:pPr>
             <w:r>
               <w:rPr>
                 <w:b/>
               </w:rPr>
-              <w:t>PAGE NO.</w:t>
+              <w:t>PAGE</w:t>
+              <w:br/>
+              <w:t>NO.</w:t>
             </w:r>
           </w:p>
         </w:tc>
@@ -618,24 +636,22 @@
       <w:tr>
         <w:tc>
           <w:tcPr>
-            <w:tcW w:type="dxa" w:w="3120"/>
+            <w:tcW w:type="dxa" w:w="1728"/>
+          </w:tcPr>
+          <w:p>
+            <w:r/>
+          </w:p>
+        </w:tc>
+        <w:tc>
+          <w:tcPr>
+            <w:tcW w:type="dxa" w:w="6192"/>
           </w:tcPr>
           <w:p>
             <w:r>
               <w:rPr>
-                <w:b w:val="0"/>
-              </w:rPr>
-            </w:r>
-          </w:p>
-        </w:tc>
-        <w:tc>
-          <w:tcPr>
-            <w:tcW w:type="dxa" w:w="3120"/>
-          </w:tcPr>
-          <w:p>
-            <w:r>
-              <w:rPr>
-                <w:b w:val="0"/>
+                <w:rFonts w:ascii="Times New Roman" w:hAnsi="Times New Roman"/>
+                <w:b/>
+                <w:sz w:val="22"/>
               </w:rPr>
               <w:t>ACKNOWLEDGEMENT</w:t>
             </w:r>
@@ -643,15 +659,16 @@
         </w:tc>
         <w:tc>
           <w:tcPr>
-            <w:tcW w:type="dxa" w:w="3120"/>
+            <w:tcW w:type="dxa" w:w="1440"/>
           </w:tcPr>
           <w:p>
             <w:pPr>
-              <w:jc w:val="right"/>
+              <w:jc w:val="center"/>
             </w:pPr>
             <w:r>
               <w:rPr>
-                <w:b w:val="0"/>
+                <w:rFonts w:ascii="Times New Roman" w:hAnsi="Times New Roman"/>
+                <w:sz w:val="22"/>
               </w:rPr>
               <w:t>iii</w:t>
             </w:r>
@@ -661,24 +678,22 @@
       <w:tr>
         <w:tc>
           <w:tcPr>
-            <w:tcW w:type="dxa" w:w="3120"/>
+            <w:tcW w:type="dxa" w:w="1728"/>
+          </w:tcPr>
+          <w:p>
+            <w:r/>
+          </w:p>
+        </w:tc>
+        <w:tc>
+          <w:tcPr>
+            <w:tcW w:type="dxa" w:w="6192"/>
           </w:tcPr>
           <w:p>
             <w:r>
               <w:rPr>
-                <w:b w:val="0"/>
-              </w:rPr>
-            </w:r>
-          </w:p>
-        </w:tc>
-        <w:tc>
-          <w:tcPr>
-            <w:tcW w:type="dxa" w:w="3120"/>
-          </w:tcPr>
-          <w:p>
-            <w:r>
-              <w:rPr>
-                <w:b w:val="0"/>
+                <w:rFonts w:ascii="Times New Roman" w:hAnsi="Times New Roman"/>
+                <w:b/>
+                <w:sz w:val="22"/>
               </w:rPr>
               <w:t>ABSTRACT</w:t>
             </w:r>
@@ -686,15 +701,16 @@
         </w:tc>
         <w:tc>
           <w:tcPr>
-            <w:tcW w:type="dxa" w:w="3120"/>
+            <w:tcW w:type="dxa" w:w="1440"/>
           </w:tcPr>
           <w:p>
             <w:pPr>
-              <w:jc w:val="right"/>
+              <w:jc w:val="center"/>
             </w:pPr>
             <w:r>
               <w:rPr>
-                <w:b w:val="0"/>
+                <w:rFonts w:ascii="Times New Roman" w:hAnsi="Times New Roman"/>
+                <w:sz w:val="22"/>
               </w:rPr>
               <w:t>iv</w:t>
             </w:r>
@@ -704,24 +720,22 @@
       <w:tr>
         <w:tc>
           <w:tcPr>
-            <w:tcW w:type="dxa" w:w="3120"/>
+            <w:tcW w:type="dxa" w:w="1728"/>
+          </w:tcPr>
+          <w:p>
+            <w:r/>
+          </w:p>
+        </w:tc>
+        <w:tc>
+          <w:tcPr>
+            <w:tcW w:type="dxa" w:w="6192"/>
           </w:tcPr>
           <w:p>
             <w:r>
               <w:rPr>
-                <w:b w:val="0"/>
-              </w:rPr>
-            </w:r>
-          </w:p>
-        </w:tc>
-        <w:tc>
-          <w:tcPr>
-            <w:tcW w:type="dxa" w:w="3120"/>
-          </w:tcPr>
-          <w:p>
-            <w:r>
-              <w:rPr>
-                <w:b w:val="0"/>
+                <w:rFonts w:ascii="Times New Roman" w:hAnsi="Times New Roman"/>
+                <w:b/>
+                <w:sz w:val="22"/>
               </w:rPr>
               <w:t>TABLE OF CONTENTS</w:t>
             </w:r>
@@ -729,15 +743,16 @@
         </w:tc>
         <w:tc>
           <w:tcPr>
-            <w:tcW w:type="dxa" w:w="3120"/>
+            <w:tcW w:type="dxa" w:w="1440"/>
           </w:tcPr>
           <w:p>
             <w:pPr>
-              <w:jc w:val="right"/>
+              <w:jc w:val="center"/>
             </w:pPr>
             <w:r>
               <w:rPr>
-                <w:b w:val="0"/>
+                <w:rFonts w:ascii="Times New Roman" w:hAnsi="Times New Roman"/>
+                <w:sz w:val="22"/>
               </w:rPr>
               <w:t>v</w:t>
             </w:r>
@@ -747,24 +762,22 @@
       <w:tr>
         <w:tc>
           <w:tcPr>
-            <w:tcW w:type="dxa" w:w="3120"/>
+            <w:tcW w:type="dxa" w:w="1728"/>
+          </w:tcPr>
+          <w:p>
+            <w:r/>
+          </w:p>
+        </w:tc>
+        <w:tc>
+          <w:tcPr>
+            <w:tcW w:type="dxa" w:w="6192"/>
           </w:tcPr>
           <w:p>
             <w:r>
               <w:rPr>
-                <w:b w:val="0"/>
-              </w:rPr>
-            </w:r>
-          </w:p>
-        </w:tc>
-        <w:tc>
-          <w:tcPr>
-            <w:tcW w:type="dxa" w:w="3120"/>
-          </w:tcPr>
-          <w:p>
-            <w:r>
-              <w:rPr>
-                <w:b w:val="0"/>
+                <w:rFonts w:ascii="Times New Roman" w:hAnsi="Times New Roman"/>
+                <w:b/>
+                <w:sz w:val="22"/>
               </w:rPr>
               <w:t>LIST OF FIGURES</w:t>
             </w:r>
@@ -772,15 +785,16 @@
         </w:tc>
         <w:tc>
           <w:tcPr>
-            <w:tcW w:type="dxa" w:w="3120"/>
+            <w:tcW w:type="dxa" w:w="1440"/>
           </w:tcPr>
           <w:p>
             <w:pPr>
-              <w:jc w:val="right"/>
+              <w:jc w:val="center"/>
             </w:pPr>
             <w:r>
               <w:rPr>
-                <w:b w:val="0"/>
+                <w:rFonts w:ascii="Times New Roman" w:hAnsi="Times New Roman"/>
+                <w:sz w:val="22"/>
               </w:rPr>
               <w:t>vi</w:t>
             </w:r>
@@ -790,12 +804,17 @@
       <w:tr>
         <w:tc>
           <w:tcPr>
-            <w:tcW w:type="dxa" w:w="3120"/>
+            <w:tcW w:type="dxa" w:w="1728"/>
           </w:tcPr>
           <w:p>
+            <w:pPr>
+              <w:jc w:val="center"/>
+            </w:pPr>
             <w:r>
               <w:rPr>
+                <w:rFonts w:ascii="Times New Roman" w:hAnsi="Times New Roman"/>
                 <w:b/>
+                <w:sz w:val="22"/>
               </w:rPr>
               <w:t>1</w:t>
             </w:r>
@@ -803,141 +822,56 @@
         </w:tc>
         <w:tc>
           <w:tcPr>
-            <w:tcW w:type="dxa" w:w="3120"/>
+            <w:tcW w:type="dxa" w:w="6192"/>
           </w:tcPr>
           <w:p>
+            <w:pPr>
+              <w:spacing w:after="40" w:before="40" w:line="252" w:lineRule="auto"/>
+            </w:pPr>
             <w:r>
               <w:rPr>
+                <w:rFonts w:ascii="Times New Roman" w:hAnsi="Times New Roman"/>
                 <w:b/>
+                <w:sz w:val="22"/>
               </w:rPr>
               <w:t>INTRODUCTION &amp; OVERVIEW</w:t>
             </w:r>
           </w:p>
-        </w:tc>
-        <w:tc>
-          <w:tcPr>
-            <w:tcW w:type="dxa" w:w="3120"/>
-          </w:tcPr>
           <w:p>
             <w:pPr>
-              <w:jc w:val="right"/>
+              <w:spacing w:after="40" w:before="40" w:line="252" w:lineRule="auto"/>
             </w:pPr>
             <w:r>
               <w:rPr>
-                <w:b/>
-              </w:rPr>
-              <w:t>1</w:t>
-            </w:r>
-          </w:p>
-        </w:tc>
-      </w:tr>
-      <w:tr>
-        <w:tc>
-          <w:tcPr>
-            <w:tcW w:type="dxa" w:w="3120"/>
-          </w:tcPr>
-          <w:p>
-            <w:r>
-              <w:rPr>
+                <w:rFonts w:ascii="Times New Roman" w:hAnsi="Times New Roman"/>
                 <w:b w:val="0"/>
-              </w:rPr>
-            </w:r>
-          </w:p>
-        </w:tc>
-        <w:tc>
-          <w:tcPr>
-            <w:tcW w:type="dxa" w:w="3120"/>
-          </w:tcPr>
-          <w:p>
-            <w:r>
-              <w:rPr>
-                <w:b w:val="0"/>
+                <w:sz w:val="22"/>
               </w:rPr>
               <w:t>1.1 ABOUT THE PROJECT</w:t>
             </w:r>
           </w:p>
-        </w:tc>
-        <w:tc>
-          <w:tcPr>
-            <w:tcW w:type="dxa" w:w="3120"/>
-          </w:tcPr>
           <w:p>
             <w:pPr>
-              <w:jc w:val="right"/>
+              <w:spacing w:after="40" w:before="40" w:line="252" w:lineRule="auto"/>
             </w:pPr>
             <w:r>
               <w:rPr>
+                <w:rFonts w:ascii="Times New Roman" w:hAnsi="Times New Roman"/>
                 <w:b w:val="0"/>
-              </w:rPr>
-              <w:t>1</w:t>
-            </w:r>
-          </w:p>
-        </w:tc>
-      </w:tr>
-      <w:tr>
-        <w:tc>
-          <w:tcPr>
-            <w:tcW w:type="dxa" w:w="3120"/>
-          </w:tcPr>
-          <w:p>
-            <w:r>
-              <w:rPr>
-                <w:b w:val="0"/>
-              </w:rPr>
-            </w:r>
-          </w:p>
-        </w:tc>
-        <w:tc>
-          <w:tcPr>
-            <w:tcW w:type="dxa" w:w="3120"/>
-          </w:tcPr>
-          <w:p>
-            <w:r>
-              <w:rPr>
-                <w:b w:val="0"/>
+                <w:sz w:val="22"/>
               </w:rPr>
               <w:t>1.2 PROBLEM STATEMENT</w:t>
             </w:r>
           </w:p>
-        </w:tc>
-        <w:tc>
-          <w:tcPr>
-            <w:tcW w:type="dxa" w:w="3120"/>
-          </w:tcPr>
           <w:p>
             <w:pPr>
-              <w:jc w:val="right"/>
+              <w:spacing w:after="40" w:before="40" w:line="252" w:lineRule="auto"/>
             </w:pPr>
             <w:r>
               <w:rPr>
+                <w:rFonts w:ascii="Times New Roman" w:hAnsi="Times New Roman"/>
                 <w:b w:val="0"/>
-              </w:rPr>
-              <w:t>1</w:t>
-            </w:r>
-          </w:p>
-        </w:tc>
-      </w:tr>
-      <w:tr>
-        <w:tc>
-          <w:tcPr>
-            <w:tcW w:type="dxa" w:w="3120"/>
-          </w:tcPr>
-          <w:p>
-            <w:r>
-              <w:rPr>
-                <w:b w:val="0"/>
-              </w:rPr>
-            </w:r>
-          </w:p>
-        </w:tc>
-        <w:tc>
-          <w:tcPr>
-            <w:tcW w:type="dxa" w:w="3120"/>
-          </w:tcPr>
-          <w:p>
-            <w:r>
-              <w:rPr>
-                <w:b w:val="0"/>
+                <w:sz w:val="22"/>
               </w:rPr>
               <w:t>1.3 ORGANIZATION OF INDIVIDUAL REPORT</w:t>
             </w:r>
@@ -945,15 +879,60 @@
         </w:tc>
         <w:tc>
           <w:tcPr>
-            <w:tcW w:type="dxa" w:w="3120"/>
+            <w:tcW w:type="dxa" w:w="1440"/>
           </w:tcPr>
           <w:p>
             <w:pPr>
-              <w:jc w:val="right"/>
+              <w:spacing w:after="40" w:before="40" w:line="252" w:lineRule="auto"/>
+              <w:jc w:val="center"/>
             </w:pPr>
             <w:r>
               <w:rPr>
+                <w:rFonts w:ascii="Times New Roman" w:hAnsi="Times New Roman"/>
+                <w:b/>
+                <w:sz w:val="22"/>
+              </w:rPr>
+              <w:t>1</w:t>
+            </w:r>
+          </w:p>
+          <w:p>
+            <w:pPr>
+              <w:spacing w:after="40" w:before="40" w:line="252" w:lineRule="auto"/>
+              <w:jc w:val="center"/>
+            </w:pPr>
+            <w:r>
+              <w:rPr>
+                <w:rFonts w:ascii="Times New Roman" w:hAnsi="Times New Roman"/>
                 <w:b w:val="0"/>
+                <w:sz w:val="22"/>
+              </w:rPr>
+              <w:t>1</w:t>
+            </w:r>
+          </w:p>
+          <w:p>
+            <w:pPr>
+              <w:spacing w:after="40" w:before="40" w:line="252" w:lineRule="auto"/>
+              <w:jc w:val="center"/>
+            </w:pPr>
+            <w:r>
+              <w:rPr>
+                <w:rFonts w:ascii="Times New Roman" w:hAnsi="Times New Roman"/>
+                <w:b w:val="0"/>
+                <w:sz w:val="22"/>
+              </w:rPr>
+              <w:t>1</w:t>
+            </w:r>
+          </w:p>
+          <w:p>
+            <w:pPr>
+              <w:spacing w:after="40" w:before="40" w:line="252" w:lineRule="auto"/>
+              <w:jc w:val="center"/>
+            </w:pPr>
+            <w:r>
+              <w:rPr>
+                <w:rFonts w:ascii="Times New Roman" w:hAnsi="Times New Roman"/>
+                <w:b w:val="0"/>
+                <w:sz w:val="22"/>
               </w:rPr>
               <w:t>2</w:t>
             </w:r>
@@ -963,12 +942,17 @@
       <w:tr>
         <w:tc>
           <w:tcPr>
-            <w:tcW w:type="dxa" w:w="3120"/>
+            <w:tcW w:type="dxa" w:w="1728"/>
           </w:tcPr>
           <w:p>
+            <w:pPr>
+              <w:jc w:val="center"/>
+            </w:pPr>
             <w:r>
               <w:rPr>
+                <w:rFonts w:ascii="Times New Roman" w:hAnsi="Times New Roman"/>
                 <w:b/>
+                <w:sz w:val="22"/>
               </w:rPr>
               <w:t>2</w:t>
             </w:r>
@@ -976,98 +960,43 @@
         </w:tc>
         <w:tc>
           <w:tcPr>
-            <w:tcW w:type="dxa" w:w="3120"/>
+            <w:tcW w:type="dxa" w:w="6192"/>
           </w:tcPr>
           <w:p>
+            <w:pPr>
+              <w:spacing w:after="40" w:before="40" w:line="252" w:lineRule="auto"/>
+            </w:pPr>
             <w:r>
               <w:rPr>
+                <w:rFonts w:ascii="Times New Roman" w:hAnsi="Times New Roman"/>
                 <w:b/>
+                <w:sz w:val="22"/>
               </w:rPr>
               <w:t>TEAM COMPOSITION &amp; INDIVIDUAL WORK DIVISION</w:t>
             </w:r>
           </w:p>
-        </w:tc>
-        <w:tc>
-          <w:tcPr>
-            <w:tcW w:type="dxa" w:w="3120"/>
-          </w:tcPr>
           <w:p>
             <w:pPr>
-              <w:jc w:val="right"/>
+              <w:spacing w:after="40" w:before="40" w:line="252" w:lineRule="auto"/>
             </w:pPr>
             <w:r>
               <w:rPr>
-                <w:b/>
-              </w:rPr>
-              <w:t>3</w:t>
-            </w:r>
-          </w:p>
-        </w:tc>
-      </w:tr>
-      <w:tr>
-        <w:tc>
-          <w:tcPr>
-            <w:tcW w:type="dxa" w:w="3120"/>
-          </w:tcPr>
-          <w:p>
-            <w:r>
-              <w:rPr>
+                <w:rFonts w:ascii="Times New Roman" w:hAnsi="Times New Roman"/>
                 <w:b w:val="0"/>
-              </w:rPr>
-            </w:r>
-          </w:p>
-        </w:tc>
-        <w:tc>
-          <w:tcPr>
-            <w:tcW w:type="dxa" w:w="3120"/>
-          </w:tcPr>
-          <w:p>
-            <w:r>
-              <w:rPr>
-                <w:b w:val="0"/>
+                <w:sz w:val="22"/>
               </w:rPr>
               <w:t>2.1 TEAM STRUCTURE &amp; ROLE ALLOCATION</w:t>
             </w:r>
           </w:p>
-        </w:tc>
-        <w:tc>
-          <w:tcPr>
-            <w:tcW w:type="dxa" w:w="3120"/>
-          </w:tcPr>
           <w:p>
             <w:pPr>
-              <w:jc w:val="right"/>
+              <w:spacing w:after="40" w:before="40" w:line="252" w:lineRule="auto"/>
             </w:pPr>
             <w:r>
               <w:rPr>
+                <w:rFonts w:ascii="Times New Roman" w:hAnsi="Times New Roman"/>
                 <w:b w:val="0"/>
-              </w:rPr>
-              <w:t>3</w:t>
-            </w:r>
-          </w:p>
-        </w:tc>
-      </w:tr>
-      <w:tr>
-        <w:tc>
-          <w:tcPr>
-            <w:tcW w:type="dxa" w:w="3120"/>
-          </w:tcPr>
-          <w:p>
-            <w:r>
-              <w:rPr>
-                <w:b w:val="0"/>
-              </w:rPr>
-            </w:r>
-          </w:p>
-        </w:tc>
-        <w:tc>
-          <w:tcPr>
-            <w:tcW w:type="dxa" w:w="3120"/>
-          </w:tcPr>
-          <w:p>
-            <w:r>
-              <w:rPr>
-                <w:b w:val="0"/>
+                <w:sz w:val="22"/>
               </w:rPr>
               <w:t>2.2 SARASWATHI S'S INDIVIDUAL RESPONSIBILITIES</w:t>
             </w:r>
@@ -1075,15 +1004,46 @@
         </w:tc>
         <w:tc>
           <w:tcPr>
-            <w:tcW w:type="dxa" w:w="3120"/>
+            <w:tcW w:type="dxa" w:w="1440"/>
           </w:tcPr>
           <w:p>
             <w:pPr>
-              <w:jc w:val="right"/>
+              <w:spacing w:after="40" w:before="40" w:line="252" w:lineRule="auto"/>
+              <w:jc w:val="center"/>
             </w:pPr>
             <w:r>
               <w:rPr>
+                <w:rFonts w:ascii="Times New Roman" w:hAnsi="Times New Roman"/>
+                <w:b/>
+                <w:sz w:val="22"/>
+              </w:rPr>
+              <w:t>3</w:t>
+            </w:r>
+          </w:p>
+          <w:p>
+            <w:pPr>
+              <w:spacing w:after="40" w:before="40" w:line="252" w:lineRule="auto"/>
+              <w:jc w:val="center"/>
+            </w:pPr>
+            <w:r>
+              <w:rPr>
+                <w:rFonts w:ascii="Times New Roman" w:hAnsi="Times New Roman"/>
                 <w:b w:val="0"/>
+                <w:sz w:val="22"/>
+              </w:rPr>
+              <w:t>3</w:t>
+            </w:r>
+          </w:p>
+          <w:p>
+            <w:pPr>
+              <w:spacing w:after="40" w:before="40" w:line="252" w:lineRule="auto"/>
+              <w:jc w:val="center"/>
+            </w:pPr>
+            <w:r>
+              <w:rPr>
+                <w:rFonts w:ascii="Times New Roman" w:hAnsi="Times New Roman"/>
+                <w:b w:val="0"/>
+                <w:sz w:val="22"/>
               </w:rPr>
               <w:t>4</w:t>
             </w:r>
@@ -1093,12 +1053,17 @@
       <w:tr>
         <w:tc>
           <w:tcPr>
-            <w:tcW w:type="dxa" w:w="3120"/>
+            <w:tcW w:type="dxa" w:w="1728"/>
           </w:tcPr>
           <w:p>
+            <w:pPr>
+              <w:jc w:val="center"/>
+            </w:pPr>
             <w:r>
               <w:rPr>
+                <w:rFonts w:ascii="Times New Roman" w:hAnsi="Times New Roman"/>
                 <w:b/>
+                <w:sz w:val="22"/>
               </w:rPr>
               <w:t>3</w:t>
             </w:r>
@@ -1106,227 +1071,82 @@
         </w:tc>
         <w:tc>
           <w:tcPr>
-            <w:tcW w:type="dxa" w:w="3120"/>
+            <w:tcW w:type="dxa" w:w="6192"/>
           </w:tcPr>
           <w:p>
+            <w:pPr>
+              <w:spacing w:after="40" w:before="40" w:line="252" w:lineRule="auto"/>
+            </w:pPr>
             <w:r>
               <w:rPr>
+                <w:rFonts w:ascii="Times New Roman" w:hAnsi="Times New Roman"/>
                 <w:b/>
+                <w:sz w:val="22"/>
               </w:rPr>
               <w:t>INDIVIDUAL FRONTEND MODULES &amp; IMPLEMENTATION</w:t>
             </w:r>
           </w:p>
-        </w:tc>
-        <w:tc>
-          <w:tcPr>
-            <w:tcW w:type="dxa" w:w="3120"/>
-          </w:tcPr>
           <w:p>
             <w:pPr>
-              <w:jc w:val="right"/>
+              <w:spacing w:after="40" w:before="40" w:line="252" w:lineRule="auto"/>
             </w:pPr>
             <w:r>
               <w:rPr>
-                <w:b/>
-              </w:rPr>
-              <w:t>5</w:t>
-            </w:r>
-          </w:p>
-        </w:tc>
-      </w:tr>
-      <w:tr>
-        <w:tc>
-          <w:tcPr>
-            <w:tcW w:type="dxa" w:w="3120"/>
-          </w:tcPr>
-          <w:p>
-            <w:r>
-              <w:rPr>
+                <w:rFonts w:ascii="Times New Roman" w:hAnsi="Times New Roman"/>
                 <w:b w:val="0"/>
-              </w:rPr>
-            </w:r>
-          </w:p>
-        </w:tc>
-        <w:tc>
-          <w:tcPr>
-            <w:tcW w:type="dxa" w:w="3120"/>
-          </w:tcPr>
-          <w:p>
-            <w:r>
-              <w:rPr>
-                <w:b w:val="0"/>
+                <w:sz w:val="22"/>
               </w:rPr>
               <w:t>3.1 GLASSMORPHIC DESIGN SYSTEM &amp; THEME ENGINE</w:t>
             </w:r>
           </w:p>
-        </w:tc>
-        <w:tc>
-          <w:tcPr>
-            <w:tcW w:type="dxa" w:w="3120"/>
-          </w:tcPr>
           <w:p>
             <w:pPr>
-              <w:jc w:val="right"/>
+              <w:spacing w:after="40" w:before="40" w:line="252" w:lineRule="auto"/>
             </w:pPr>
             <w:r>
               <w:rPr>
+                <w:rFonts w:ascii="Times New Roman" w:hAnsi="Times New Roman"/>
                 <w:b w:val="0"/>
-              </w:rPr>
-              <w:t>5</w:t>
-            </w:r>
-          </w:p>
-        </w:tc>
-      </w:tr>
-      <w:tr>
-        <w:tc>
-          <w:tcPr>
-            <w:tcW w:type="dxa" w:w="3120"/>
-          </w:tcPr>
-          <w:p>
-            <w:r>
-              <w:rPr>
-                <w:b w:val="0"/>
-              </w:rPr>
-            </w:r>
-          </w:p>
-        </w:tc>
-        <w:tc>
-          <w:tcPr>
-            <w:tcW w:type="dxa" w:w="3120"/>
-          </w:tcPr>
-          <w:p>
-            <w:r>
-              <w:rPr>
-                <w:b w:val="0"/>
+                <w:sz w:val="22"/>
               </w:rPr>
               <w:t>3.2 SERVICE DESK CATALOG &amp; TECHNICIAN WORK QUEUE</w:t>
             </w:r>
           </w:p>
-        </w:tc>
-        <w:tc>
-          <w:tcPr>
-            <w:tcW w:type="dxa" w:w="3120"/>
-          </w:tcPr>
           <w:p>
             <w:pPr>
-              <w:jc w:val="right"/>
+              <w:spacing w:after="40" w:before="40" w:line="252" w:lineRule="auto"/>
             </w:pPr>
             <w:r>
               <w:rPr>
+                <w:rFonts w:ascii="Times New Roman" w:hAnsi="Times New Roman"/>
                 <w:b w:val="0"/>
-              </w:rPr>
-              <w:t>6</w:t>
-            </w:r>
-          </w:p>
-        </w:tc>
-      </w:tr>
-      <w:tr>
-        <w:tc>
-          <w:tcPr>
-            <w:tcW w:type="dxa" w:w="3120"/>
-          </w:tcPr>
-          <w:p>
-            <w:r>
-              <w:rPr>
-                <w:b w:val="0"/>
-              </w:rPr>
-            </w:r>
-          </w:p>
-        </w:tc>
-        <w:tc>
-          <w:tcPr>
-            <w:tcW w:type="dxa" w:w="3120"/>
-          </w:tcPr>
-          <w:p>
-            <w:r>
-              <w:rPr>
-                <w:b w:val="0"/>
+                <w:sz w:val="22"/>
               </w:rPr>
               <w:t>3.3 REAL-TIME PRECISION SLA COUNTDOWN TIMERS</w:t>
             </w:r>
           </w:p>
-        </w:tc>
-        <w:tc>
-          <w:tcPr>
-            <w:tcW w:type="dxa" w:w="3120"/>
-          </w:tcPr>
           <w:p>
             <w:pPr>
-              <w:jc w:val="right"/>
+              <w:spacing w:after="40" w:before="40" w:line="252" w:lineRule="auto"/>
             </w:pPr>
             <w:r>
               <w:rPr>
+                <w:rFonts w:ascii="Times New Roman" w:hAnsi="Times New Roman"/>
                 <w:b w:val="0"/>
-              </w:rPr>
-              <w:t>7</w:t>
-            </w:r>
-          </w:p>
-        </w:tc>
-      </w:tr>
-      <w:tr>
-        <w:tc>
-          <w:tcPr>
-            <w:tcW w:type="dxa" w:w="3120"/>
-          </w:tcPr>
-          <w:p>
-            <w:r>
-              <w:rPr>
-                <w:b w:val="0"/>
-              </w:rPr>
-            </w:r>
-          </w:p>
-        </w:tc>
-        <w:tc>
-          <w:tcPr>
-            <w:tcW w:type="dxa" w:w="3120"/>
-          </w:tcPr>
-          <w:p>
-            <w:r>
-              <w:rPr>
-                <w:b w:val="0"/>
+                <w:sz w:val="22"/>
               </w:rPr>
               <w:t>3.4 KNOWLEDGE BASE &amp; SELF-SERVICE DEFLECTION ENGINE</w:t>
             </w:r>
           </w:p>
-        </w:tc>
-        <w:tc>
-          <w:tcPr>
-            <w:tcW w:type="dxa" w:w="3120"/>
-          </w:tcPr>
           <w:p>
             <w:pPr>
-              <w:jc w:val="right"/>
+              <w:spacing w:after="40" w:before="40" w:line="252" w:lineRule="auto"/>
             </w:pPr>
             <w:r>
               <w:rPr>
+                <w:rFonts w:ascii="Times New Roman" w:hAnsi="Times New Roman"/>
                 <w:b w:val="0"/>
-              </w:rPr>
-              <w:t>8</w:t>
-            </w:r>
-          </w:p>
-        </w:tc>
-      </w:tr>
-      <w:tr>
-        <w:tc>
-          <w:tcPr>
-            <w:tcW w:type="dxa" w:w="3120"/>
-          </w:tcPr>
-          <w:p>
-            <w:r>
-              <w:rPr>
-                <w:b w:val="0"/>
-              </w:rPr>
-            </w:r>
-          </w:p>
-        </w:tc>
-        <w:tc>
-          <w:tcPr>
-            <w:tcW w:type="dxa" w:w="3120"/>
-          </w:tcPr>
-          <w:p>
-            <w:r>
-              <w:rPr>
-                <w:b w:val="0"/>
+                <w:sz w:val="22"/>
               </w:rPr>
               <w:t>3.5 ITAM, CAB APPROVALS &amp; CSAT RATING MODAL</w:t>
             </w:r>
@@ -1334,15 +1154,88 @@
         </w:tc>
         <w:tc>
           <w:tcPr>
-            <w:tcW w:type="dxa" w:w="3120"/>
+            <w:tcW w:type="dxa" w:w="1440"/>
           </w:tcPr>
           <w:p>
             <w:pPr>
-              <w:jc w:val="right"/>
+              <w:spacing w:after="40" w:before="40" w:line="252" w:lineRule="auto"/>
+              <w:jc w:val="center"/>
             </w:pPr>
             <w:r>
               <w:rPr>
+                <w:rFonts w:ascii="Times New Roman" w:hAnsi="Times New Roman"/>
+                <w:b/>
+                <w:sz w:val="22"/>
+              </w:rPr>
+              <w:t>5</w:t>
+            </w:r>
+          </w:p>
+          <w:p>
+            <w:pPr>
+              <w:spacing w:after="40" w:before="40" w:line="252" w:lineRule="auto"/>
+              <w:jc w:val="center"/>
+            </w:pPr>
+            <w:r>
+              <w:rPr>
+                <w:rFonts w:ascii="Times New Roman" w:hAnsi="Times New Roman"/>
                 <w:b w:val="0"/>
+                <w:sz w:val="22"/>
+              </w:rPr>
+              <w:t>5</w:t>
+            </w:r>
+          </w:p>
+          <w:p>
+            <w:pPr>
+              <w:spacing w:after="40" w:before="40" w:line="252" w:lineRule="auto"/>
+              <w:jc w:val="center"/>
+            </w:pPr>
+            <w:r>
+              <w:rPr>
+                <w:rFonts w:ascii="Times New Roman" w:hAnsi="Times New Roman"/>
+                <w:b w:val="0"/>
+                <w:sz w:val="22"/>
+              </w:rPr>
+              <w:t>6</w:t>
+            </w:r>
+          </w:p>
+          <w:p>
+            <w:pPr>
+              <w:spacing w:after="40" w:before="40" w:line="252" w:lineRule="auto"/>
+              <w:jc w:val="center"/>
+            </w:pPr>
+            <w:r>
+              <w:rPr>
+                <w:rFonts w:ascii="Times New Roman" w:hAnsi="Times New Roman"/>
+                <w:b w:val="0"/>
+                <w:sz w:val="22"/>
+              </w:rPr>
+              <w:t>7</w:t>
+            </w:r>
+          </w:p>
+          <w:p>
+            <w:pPr>
+              <w:spacing w:after="40" w:before="40" w:line="252" w:lineRule="auto"/>
+              <w:jc w:val="center"/>
+            </w:pPr>
+            <w:r>
+              <w:rPr>
+                <w:rFonts w:ascii="Times New Roman" w:hAnsi="Times New Roman"/>
+                <w:b w:val="0"/>
+                <w:sz w:val="22"/>
+              </w:rPr>
+              <w:t>8</w:t>
+            </w:r>
+          </w:p>
+          <w:p>
+            <w:pPr>
+              <w:spacing w:after="40" w:before="40" w:line="252" w:lineRule="auto"/>
+              <w:jc w:val="center"/>
+            </w:pPr>
+            <w:r>
+              <w:rPr>
+                <w:rFonts w:ascii="Times New Roman" w:hAnsi="Times New Roman"/>
+                <w:b w:val="0"/>
+                <w:sz w:val="22"/>
               </w:rPr>
               <w:t>9</w:t>
             </w:r>
@@ -1352,12 +1245,17 @@
       <w:tr>
         <w:tc>
           <w:tcPr>
-            <w:tcW w:type="dxa" w:w="3120"/>
+            <w:tcW w:type="dxa" w:w="1728"/>
           </w:tcPr>
           <w:p>
+            <w:pPr>
+              <w:jc w:val="center"/>
+            </w:pPr>
             <w:r>
               <w:rPr>
+                <w:rFonts w:ascii="Times New Roman" w:hAnsi="Times New Roman"/>
                 <w:b/>
+                <w:sz w:val="22"/>
               </w:rPr>
               <w:t>4</w:t>
             </w:r>
@@ -1365,98 +1263,43 @@
         </w:tc>
         <w:tc>
           <w:tcPr>
-            <w:tcW w:type="dxa" w:w="3120"/>
+            <w:tcW w:type="dxa" w:w="6192"/>
           </w:tcPr>
           <w:p>
+            <w:pPr>
+              <w:spacing w:after="40" w:before="40" w:line="252" w:lineRule="auto"/>
+            </w:pPr>
             <w:r>
               <w:rPr>
+                <w:rFonts w:ascii="Times New Roman" w:hAnsi="Times New Roman"/>
                 <w:b/>
+                <w:sz w:val="22"/>
               </w:rPr>
               <w:t>SYSTEM DESIGN &amp; USER INTERACTION FLOWS</w:t>
             </w:r>
           </w:p>
-        </w:tc>
-        <w:tc>
-          <w:tcPr>
-            <w:tcW w:type="dxa" w:w="3120"/>
-          </w:tcPr>
           <w:p>
             <w:pPr>
-              <w:jc w:val="right"/>
+              <w:spacing w:after="40" w:before="40" w:line="252" w:lineRule="auto"/>
             </w:pPr>
             <w:r>
               <w:rPr>
-                <w:b/>
-              </w:rPr>
-              <w:t>10</w:t>
-            </w:r>
-          </w:p>
-        </w:tc>
-      </w:tr>
-      <w:tr>
-        <w:tc>
-          <w:tcPr>
-            <w:tcW w:type="dxa" w:w="3120"/>
-          </w:tcPr>
-          <w:p>
-            <w:r>
-              <w:rPr>
+                <w:rFonts w:ascii="Times New Roman" w:hAnsi="Times New Roman"/>
                 <w:b w:val="0"/>
-              </w:rPr>
-            </w:r>
-          </w:p>
-        </w:tc>
-        <w:tc>
-          <w:tcPr>
-            <w:tcW w:type="dxa" w:w="3120"/>
-          </w:tcPr>
-          <w:p>
-            <w:r>
-              <w:rPr>
-                <w:b w:val="0"/>
+                <w:sz w:val="22"/>
               </w:rPr>
               <w:t>4.1 COMPONENT LAYOUT DIAGRAM</w:t>
             </w:r>
           </w:p>
-        </w:tc>
-        <w:tc>
-          <w:tcPr>
-            <w:tcW w:type="dxa" w:w="3120"/>
-          </w:tcPr>
           <w:p>
             <w:pPr>
-              <w:jc w:val="right"/>
+              <w:spacing w:after="40" w:before="40" w:line="252" w:lineRule="auto"/>
             </w:pPr>
             <w:r>
               <w:rPr>
+                <w:rFonts w:ascii="Times New Roman" w:hAnsi="Times New Roman"/>
                 <w:b w:val="0"/>
-              </w:rPr>
-              <w:t>10</w:t>
-            </w:r>
-          </w:p>
-        </w:tc>
-      </w:tr>
-      <w:tr>
-        <w:tc>
-          <w:tcPr>
-            <w:tcW w:type="dxa" w:w="3120"/>
-          </w:tcPr>
-          <w:p>
-            <w:r>
-              <w:rPr>
-                <w:b w:val="0"/>
-              </w:rPr>
-            </w:r>
-          </w:p>
-        </w:tc>
-        <w:tc>
-          <w:tcPr>
-            <w:tcW w:type="dxa" w:w="3120"/>
-          </w:tcPr>
-          <w:p>
-            <w:r>
-              <w:rPr>
-                <w:b w:val="0"/>
+                <w:sz w:val="22"/>
               </w:rPr>
               <w:t>4.2 USER INTERACTION FLOWCHART</w:t>
             </w:r>
@@ -1464,15 +1307,46 @@
         </w:tc>
         <w:tc>
           <w:tcPr>
-            <w:tcW w:type="dxa" w:w="3120"/>
+            <w:tcW w:type="dxa" w:w="1440"/>
           </w:tcPr>
           <w:p>
             <w:pPr>
-              <w:jc w:val="right"/>
+              <w:spacing w:after="40" w:before="40" w:line="252" w:lineRule="auto"/>
+              <w:jc w:val="center"/>
             </w:pPr>
             <w:r>
               <w:rPr>
+                <w:rFonts w:ascii="Times New Roman" w:hAnsi="Times New Roman"/>
+                <w:b/>
+                <w:sz w:val="22"/>
+              </w:rPr>
+              <w:t>10</w:t>
+            </w:r>
+          </w:p>
+          <w:p>
+            <w:pPr>
+              <w:spacing w:after="40" w:before="40" w:line="252" w:lineRule="auto"/>
+              <w:jc w:val="center"/>
+            </w:pPr>
+            <w:r>
+              <w:rPr>
+                <w:rFonts w:ascii="Times New Roman" w:hAnsi="Times New Roman"/>
                 <w:b w:val="0"/>
+                <w:sz w:val="22"/>
+              </w:rPr>
+              <w:t>10</w:t>
+            </w:r>
+          </w:p>
+          <w:p>
+            <w:pPr>
+              <w:spacing w:after="40" w:before="40" w:line="252" w:lineRule="auto"/>
+              <w:jc w:val="center"/>
+            </w:pPr>
+            <w:r>
+              <w:rPr>
+                <w:rFonts w:ascii="Times New Roman" w:hAnsi="Times New Roman"/>
+                <w:b w:val="0"/>
+                <w:sz w:val="22"/>
               </w:rPr>
               <w:t>11</w:t>
             </w:r>
@@ -1482,12 +1356,17 @@
       <w:tr>
         <w:tc>
           <w:tcPr>
-            <w:tcW w:type="dxa" w:w="3120"/>
+            <w:tcW w:type="dxa" w:w="1728"/>
           </w:tcPr>
           <w:p>
+            <w:pPr>
+              <w:jc w:val="center"/>
+            </w:pPr>
             <w:r>
               <w:rPr>
+                <w:rFonts w:ascii="Times New Roman" w:hAnsi="Times New Roman"/>
                 <w:b/>
+                <w:sz w:val="22"/>
               </w:rPr>
               <w:t>5</w:t>
             </w:r>
@@ -1495,28 +1374,90 @@
         </w:tc>
         <w:tc>
           <w:tcPr>
-            <w:tcW w:type="dxa" w:w="3120"/>
+            <w:tcW w:type="dxa" w:w="6192"/>
           </w:tcPr>
           <w:p>
+            <w:pPr>
+              <w:spacing w:after="40" w:before="40" w:line="252" w:lineRule="auto"/>
+            </w:pPr>
             <w:r>
               <w:rPr>
+                <w:rFonts w:ascii="Times New Roman" w:hAnsi="Times New Roman"/>
                 <w:b/>
+                <w:sz w:val="22"/>
               </w:rPr>
               <w:t>INPUT/OUTPUT SCREENS &amp; UI VERIFICATION</w:t>
+            </w:r>
+          </w:p>
+          <w:p>
+            <w:pPr>
+              <w:spacing w:after="40" w:before="40" w:line="252" w:lineRule="auto"/>
+            </w:pPr>
+            <w:r>
+              <w:rPr>
+                <w:rFonts w:ascii="Times New Roman" w:hAnsi="Times New Roman"/>
+                <w:b w:val="0"/>
+                <w:sz w:val="22"/>
+              </w:rPr>
+              <w:t>5.1 EMPLOYEE DASHBOARD &amp; SERVICE CATALOG UI</w:t>
+            </w:r>
+          </w:p>
+          <w:p>
+            <w:pPr>
+              <w:spacing w:after="40" w:before="40" w:line="252" w:lineRule="auto"/>
+            </w:pPr>
+            <w:r>
+              <w:rPr>
+                <w:rFonts w:ascii="Times New Roman" w:hAnsi="Times New Roman"/>
+                <w:b w:val="0"/>
+                <w:sz w:val="22"/>
+              </w:rPr>
+              <w:t>5.2 TECHNICIAN SLA QUEUE &amp; STATUS TRANSITION UI</w:t>
             </w:r>
           </w:p>
         </w:tc>
         <w:tc>
           <w:tcPr>
-            <w:tcW w:type="dxa" w:w="3120"/>
+            <w:tcW w:type="dxa" w:w="1440"/>
           </w:tcPr>
           <w:p>
             <w:pPr>
-              <w:jc w:val="right"/>
+              <w:spacing w:after="40" w:before="40" w:line="252" w:lineRule="auto"/>
+              <w:jc w:val="center"/>
             </w:pPr>
             <w:r>
               <w:rPr>
+                <w:rFonts w:ascii="Times New Roman" w:hAnsi="Times New Roman"/>
                 <w:b/>
+                <w:sz w:val="22"/>
+              </w:rPr>
+              <w:t>13</w:t>
+            </w:r>
+          </w:p>
+          <w:p>
+            <w:pPr>
+              <w:spacing w:after="40" w:before="40" w:line="252" w:lineRule="auto"/>
+              <w:jc w:val="center"/>
+            </w:pPr>
+            <w:r>
+              <w:rPr>
+                <w:rFonts w:ascii="Times New Roman" w:hAnsi="Times New Roman"/>
+                <w:b w:val="0"/>
+                <w:sz w:val="22"/>
+              </w:rPr>
+              <w:t>13</w:t>
+            </w:r>
+          </w:p>
+          <w:p>
+            <w:pPr>
+              <w:spacing w:after="40" w:before="40" w:line="252" w:lineRule="auto"/>
+              <w:jc w:val="center"/>
+            </w:pPr>
+            <w:r>
+              <w:rPr>
+                <w:rFonts w:ascii="Times New Roman" w:hAnsi="Times New Roman"/>
+                <w:b w:val="0"/>
+                <w:sz w:val="22"/>
               </w:rPr>
               <w:t>13</w:t>
             </w:r>
@@ -1526,12 +1467,17 @@
       <w:tr>
         <w:tc>
           <w:tcPr>
-            <w:tcW w:type="dxa" w:w="3120"/>
+            <w:tcW w:type="dxa" w:w="1728"/>
           </w:tcPr>
           <w:p>
+            <w:pPr>
+              <w:jc w:val="center"/>
+            </w:pPr>
             <w:r>
               <w:rPr>
+                <w:rFonts w:ascii="Times New Roman" w:hAnsi="Times New Roman"/>
                 <w:b/>
+                <w:sz w:val="22"/>
               </w:rPr>
               <w:t>6</w:t>
             </w:r>
@@ -1539,28 +1485,117 @@
         </w:tc>
         <w:tc>
           <w:tcPr>
-            <w:tcW w:type="dxa" w:w="3120"/>
+            <w:tcW w:type="dxa" w:w="6192"/>
           </w:tcPr>
           <w:p>
+            <w:pPr>
+              <w:spacing w:after="40" w:before="40" w:line="252" w:lineRule="auto"/>
+            </w:pPr>
             <w:r>
               <w:rPr>
+                <w:rFonts w:ascii="Times New Roman" w:hAnsi="Times New Roman"/>
                 <w:b/>
+                <w:sz w:val="22"/>
               </w:rPr>
               <w:t>QUALITY ASSURANCE &amp; BLACK-BOX TESTING</w:t>
+            </w:r>
+          </w:p>
+          <w:p>
+            <w:pPr>
+              <w:spacing w:after="40" w:before="40" w:line="252" w:lineRule="auto"/>
+            </w:pPr>
+            <w:r>
+              <w:rPr>
+                <w:rFonts w:ascii="Times New Roman" w:hAnsi="Times New Roman"/>
+                <w:b w:val="0"/>
+                <w:sz w:val="22"/>
+              </w:rPr>
+              <w:t>6.1 BLACK-BOX FUNCTIONAL TESTING</w:t>
+            </w:r>
+          </w:p>
+          <w:p>
+            <w:pPr>
+              <w:spacing w:after="40" w:before="40" w:line="252" w:lineRule="auto"/>
+            </w:pPr>
+            <w:r>
+              <w:rPr>
+                <w:rFonts w:ascii="Times New Roman" w:hAnsi="Times New Roman"/>
+                <w:b w:val="0"/>
+                <w:sz w:val="22"/>
+              </w:rPr>
+              <w:t>6.2 CROSS-BROWSER &amp; RESPONSIVENESS TESTING</w:t>
+            </w:r>
+          </w:p>
+          <w:p>
+            <w:pPr>
+              <w:spacing w:after="40" w:before="40" w:line="252" w:lineRule="auto"/>
+            </w:pPr>
+            <w:r>
+              <w:rPr>
+                <w:rFonts w:ascii="Times New Roman" w:hAnsi="Times New Roman"/>
+                <w:b w:val="0"/>
+                <w:sz w:val="22"/>
+              </w:rPr>
+              <w:t>6.3 USABILITY TESTING</w:t>
             </w:r>
           </w:p>
         </w:tc>
         <w:tc>
           <w:tcPr>
-            <w:tcW w:type="dxa" w:w="3120"/>
+            <w:tcW w:type="dxa" w:w="1440"/>
           </w:tcPr>
           <w:p>
             <w:pPr>
-              <w:jc w:val="right"/>
+              <w:spacing w:after="40" w:before="40" w:line="252" w:lineRule="auto"/>
+              <w:jc w:val="center"/>
             </w:pPr>
             <w:r>
               <w:rPr>
+                <w:rFonts w:ascii="Times New Roman" w:hAnsi="Times New Roman"/>
                 <w:b/>
+                <w:sz w:val="22"/>
+              </w:rPr>
+              <w:t>14</w:t>
+            </w:r>
+          </w:p>
+          <w:p>
+            <w:pPr>
+              <w:spacing w:after="40" w:before="40" w:line="252" w:lineRule="auto"/>
+              <w:jc w:val="center"/>
+            </w:pPr>
+            <w:r>
+              <w:rPr>
+                <w:rFonts w:ascii="Times New Roman" w:hAnsi="Times New Roman"/>
+                <w:b w:val="0"/>
+                <w:sz w:val="22"/>
+              </w:rPr>
+              <w:t>14</w:t>
+            </w:r>
+          </w:p>
+          <w:p>
+            <w:pPr>
+              <w:spacing w:after="40" w:before="40" w:line="252" w:lineRule="auto"/>
+              <w:jc w:val="center"/>
+            </w:pPr>
+            <w:r>
+              <w:rPr>
+                <w:rFonts w:ascii="Times New Roman" w:hAnsi="Times New Roman"/>
+                <w:b w:val="0"/>
+                <w:sz w:val="22"/>
+              </w:rPr>
+              <w:t>14</w:t>
+            </w:r>
+          </w:p>
+          <w:p>
+            <w:pPr>
+              <w:spacing w:after="40" w:before="40" w:line="252" w:lineRule="auto"/>
+              <w:jc w:val="center"/>
+            </w:pPr>
+            <w:r>
+              <w:rPr>
+                <w:rFonts w:ascii="Times New Roman" w:hAnsi="Times New Roman"/>
+                <w:b w:val="0"/>
+                <w:sz w:val="22"/>
               </w:rPr>
               <w:t>14</w:t>
             </w:r>
@@ -1570,12 +1605,17 @@
       <w:tr>
         <w:tc>
           <w:tcPr>
-            <w:tcW w:type="dxa" w:w="3120"/>
+            <w:tcW w:type="dxa" w:w="1728"/>
           </w:tcPr>
           <w:p>
+            <w:pPr>
+              <w:jc w:val="center"/>
+            </w:pPr>
             <w:r>
               <w:rPr>
+                <w:rFonts w:ascii="Times New Roman" w:hAnsi="Times New Roman"/>
                 <w:b/>
+                <w:sz w:val="22"/>
               </w:rPr>
               <w:t>7</w:t>
             </w:r>
@@ -1583,12 +1623,17 @@
         </w:tc>
         <w:tc>
           <w:tcPr>
-            <w:tcW w:type="dxa" w:w="3120"/>
+            <w:tcW w:type="dxa" w:w="6192"/>
           </w:tcPr>
           <w:p>
+            <w:pPr>
+              <w:spacing w:after="40" w:before="40" w:line="252" w:lineRule="auto"/>
+            </w:pPr>
             <w:r>
               <w:rPr>
+                <w:rFonts w:ascii="Times New Roman" w:hAnsi="Times New Roman"/>
                 <w:b/>
+                <w:sz w:val="22"/>
               </w:rPr>
               <w:t>CONCLUSION &amp; LEARNING OUTCOMES</w:t>
             </w:r>
@@ -1596,108 +1641,69 @@
         </w:tc>
         <w:tc>
           <w:tcPr>
-            <w:tcW w:type="dxa" w:w="3120"/>
+            <w:tcW w:type="dxa" w:w="1440"/>
           </w:tcPr>
           <w:p>
             <w:pPr>
-              <w:jc w:val="right"/>
+              <w:spacing w:after="40" w:before="40" w:line="252" w:lineRule="auto"/>
+              <w:jc w:val="center"/>
             </w:pPr>
             <w:r>
               <w:rPr>
+                <w:rFonts w:ascii="Times New Roman" w:hAnsi="Times New Roman"/>
                 <w:b/>
+                <w:sz w:val="22"/>
               </w:rPr>
               <w:t>15</w:t>
             </w:r>
           </w:p>
         </w:tc>
       </w:tr>
-      <w:tr>
-        <w:tc>
-          <w:tcPr>
-            <w:tcW w:type="dxa" w:w="3120"/>
-          </w:tcPr>
-          <w:p>
-            <w:r>
-              <w:rPr>
-                <w:b w:val="0"/>
-              </w:rPr>
-            </w:r>
-          </w:p>
-        </w:tc>
-        <w:tc>
-          <w:tcPr>
-            <w:tcW w:type="dxa" w:w="3120"/>
-          </w:tcPr>
-          <w:p>
-            <w:r>
-              <w:rPr>
-                <w:b w:val="0"/>
-              </w:rPr>
-              <w:t>APPENDIX</w:t>
-            </w:r>
-          </w:p>
-        </w:tc>
-        <w:tc>
-          <w:tcPr>
-            <w:tcW w:type="dxa" w:w="3120"/>
-          </w:tcPr>
-          <w:p>
-            <w:pPr>
-              <w:jc w:val="right"/>
-            </w:pPr>
-            <w:r>
-              <w:rPr>
-                <w:b w:val="0"/>
-              </w:rPr>
-              <w:t>16</w:t>
-            </w:r>
-          </w:p>
-        </w:tc>
-      </w:tr>
-      <w:tr>
-        <w:tc>
-          <w:tcPr>
-            <w:tcW w:type="dxa" w:w="3120"/>
-          </w:tcPr>
-          <w:p>
-            <w:r>
-              <w:rPr>
-                <w:b w:val="0"/>
-              </w:rPr>
-            </w:r>
-          </w:p>
-        </w:tc>
-        <w:tc>
-          <w:tcPr>
-            <w:tcW w:type="dxa" w:w="3120"/>
-          </w:tcPr>
-          <w:p>
-            <w:r>
-              <w:rPr>
-                <w:b w:val="0"/>
-              </w:rPr>
-              <w:t>REFERENCES</w:t>
-            </w:r>
-          </w:p>
-        </w:tc>
-        <w:tc>
-          <w:tcPr>
-            <w:tcW w:type="dxa" w:w="3120"/>
-          </w:tcPr>
-          <w:p>
-            <w:pPr>
-              <w:jc w:val="right"/>
-            </w:pPr>
-            <w:r>
-              <w:rPr>
-                <w:b w:val="0"/>
-              </w:rPr>
-              <w:t>20</w:t>
-            </w:r>
-          </w:p>
-        </w:tc>
-      </w:tr>
     </w:tbl>
+    <w:p>
+      <w:pPr>
+        <w:spacing w:before="360" w:after="120"/>
+        <w:jc w:val="center"/>
+      </w:pPr>
+      <w:r>
+        <w:rPr>
+          <w:rFonts w:ascii="Times New Roman" w:hAnsi="Times New Roman"/>
+          <w:b/>
+        </w:rPr>
+        <w:t>APPENDIX</w:t>
+        <w:tab/>
+        <w:tab/>
+        <w:tab/>
+        <w:tab/>
+        <w:tab/>
+        <w:tab/>
+        <w:tab/>
+        <w:tab/>
+        <w:t>16</w:t>
+      </w:r>
+    </w:p>
+    <w:p>
+      <w:pPr>
+        <w:spacing w:after="360"/>
+        <w:jc w:val="center"/>
+      </w:pPr>
+      <w:r>
+        <w:rPr>
+          <w:rFonts w:ascii="Times New Roman" w:hAnsi="Times New Roman"/>
+          <w:b/>
+        </w:rPr>
+        <w:t>REFERENCES</w:t>
+        <w:tab/>
+        <w:tab/>
+        <w:tab/>
+        <w:tab/>
+        <w:tab/>
+        <w:tab/>
+        <w:tab/>
+        <w:tab/>
+        <w:t>20</w:t>
+      </w:r>
+    </w:p>
     <w:p>
       <w:r>
         <w:br w:type="page"/>
@@ -1735,6 +1741,14 @@
         <w:jc w:val="center"/>
         <w:tblLayout w:type="fixed"/>
         <w:tblLook w:firstColumn="1" w:firstRow="1" w:lastColumn="0" w:lastRow="0" w:noHBand="0" w:noVBand="1" w:val="04A0"/>
+        <w:tblBorders>
+          <w:top w:val="single" w:sz="8" w:space="0" w:color="000000"/>
+          <w:left w:val="single" w:sz="8" w:space="0" w:color="000000"/>
+          <w:bottom w:val="single" w:sz="8" w:space="0" w:color="000000"/>
+          <w:right w:val="single" w:sz="8" w:space="0" w:color="000000"/>
+          <w:insideH w:val="single" w:sz="4" w:space="0" w:color="000000"/>
+          <w:insideV w:val="single" w:sz="4" w:space="0" w:color="000000"/>
+        </w:tblBorders>
       </w:tblPr>
       <w:tblGrid>
         <w:gridCol w:w="2340"/>
@@ -1745,13 +1759,17 @@
       <w:tr>
         <w:tc>
           <w:tcPr>
-            <w:tcW w:type="dxa" w:w="2340"/>
-            <w:shd w:fill="E0E0E0"/>
+            <w:tcW w:type="dxa" w:w="1296"/>
           </w:tcPr>
           <w:p>
+            <w:pPr>
+              <w:jc w:val="center"/>
+            </w:pPr>
             <w:r>
               <w:rPr>
+                <w:rFonts w:ascii="Times New Roman" w:hAnsi="Times New Roman"/>
                 <w:b/>
+                <w:sz w:val="22"/>
               </w:rPr>
               <w:t>S.NO</w:t>
             </w:r>
@@ -1759,13 +1777,17 @@
         </w:tc>
         <w:tc>
           <w:tcPr>
-            <w:tcW w:type="dxa" w:w="2340"/>
-            <w:shd w:fill="E0E0E0"/>
+            <w:tcW w:type="dxa" w:w="1872"/>
           </w:tcPr>
           <w:p>
+            <w:pPr>
+              <w:jc w:val="center"/>
+            </w:pPr>
             <w:r>
               <w:rPr>
+                <w:rFonts w:ascii="Times New Roman" w:hAnsi="Times New Roman"/>
                 <w:b/>
+                <w:sz w:val="22"/>
               </w:rPr>
               <w:t>FIGURE NO.</w:t>
             </w:r>
@@ -1773,13 +1795,17 @@
         </w:tc>
         <w:tc>
           <w:tcPr>
-            <w:tcW w:type="dxa" w:w="2340"/>
-            <w:shd w:fill="E0E0E0"/>
+            <w:tcW w:type="dxa" w:w="4752"/>
           </w:tcPr>
           <w:p>
+            <w:pPr>
+              <w:jc w:val="center"/>
+            </w:pPr>
             <w:r>
               <w:rPr>
+                <w:rFonts w:ascii="Times New Roman" w:hAnsi="Times New Roman"/>
                 <w:b/>
+                <w:sz w:val="22"/>
               </w:rPr>
               <w:t>FIGURE NAME</w:t>
             </w:r>
@@ -1787,13 +1813,17 @@
         </w:tc>
         <w:tc>
           <w:tcPr>
-            <w:tcW w:type="dxa" w:w="2340"/>
-            <w:shd w:fill="E0E0E0"/>
+            <w:tcW w:type="dxa" w:w="1440"/>
           </w:tcPr>
           <w:p>
+            <w:pPr>
+              <w:jc w:val="center"/>
+            </w:pPr>
             <w:r>
               <w:rPr>
+                <w:rFonts w:ascii="Times New Roman" w:hAnsi="Times New Roman"/>
                 <w:b/>
+                <w:sz w:val="22"/>
               </w:rPr>
               <w:t>PAGE NO.</w:t>
             </w:r>
@@ -1803,43 +1833,66 @@
       <w:tr>
         <w:tc>
           <w:tcPr>
-            <w:tcW w:type="dxa" w:w="2340"/>
+            <w:tcW w:type="dxa" w:w="1296"/>
           </w:tcPr>
           <w:p>
+            <w:pPr>
+              <w:jc w:val="center"/>
+            </w:pPr>
             <w:r>
+              <w:rPr>
+                <w:rFonts w:ascii="Times New Roman" w:hAnsi="Times New Roman"/>
+              </w:rPr>
               <w:t>1</w:t>
             </w:r>
           </w:p>
         </w:tc>
         <w:tc>
           <w:tcPr>
-            <w:tcW w:type="dxa" w:w="2340"/>
+            <w:tcW w:type="dxa" w:w="1872"/>
           </w:tcPr>
           <w:p>
+            <w:pPr>
+              <w:jc w:val="center"/>
+            </w:pPr>
             <w:r>
+              <w:rPr>
+                <w:rFonts w:ascii="Times New Roman" w:hAnsi="Times New Roman"/>
+                <w:b/>
+              </w:rPr>
               <w:t>2.1</w:t>
             </w:r>
           </w:p>
         </w:tc>
         <w:tc>
           <w:tcPr>
-            <w:tcW w:type="dxa" w:w="2340"/>
+            <w:tcW w:type="dxa" w:w="4752"/>
           </w:tcPr>
           <w:p>
+            <w:pPr>
+              <w:jc w:val="center"/>
+            </w:pPr>
             <w:r>
+              <w:rPr>
+                <w:rFonts w:ascii="Times New Roman" w:hAnsi="Times New Roman"/>
+                <w:b/>
+              </w:rPr>
               <w:t>INDIVIDUAL WORK DIVISION MATRIX</w:t>
             </w:r>
           </w:p>
         </w:tc>
         <w:tc>
           <w:tcPr>
-            <w:tcW w:type="dxa" w:w="2340"/>
+            <w:tcW w:type="dxa" w:w="1440"/>
           </w:tcPr>
           <w:p>
             <w:pPr>
-              <w:jc w:val="right"/>
+              <w:jc w:val="center"/>
             </w:pPr>
             <w:r>
+              <w:rPr>
+                <w:rFonts w:ascii="Times New Roman" w:hAnsi="Times New Roman"/>
+              </w:rPr>
               <w:t>4</w:t>
             </w:r>
           </w:p>
@@ -1848,43 +1901,66 @@
       <w:tr>
         <w:tc>
           <w:tcPr>
-            <w:tcW w:type="dxa" w:w="2340"/>
+            <w:tcW w:type="dxa" w:w="1296"/>
           </w:tcPr>
           <w:p>
+            <w:pPr>
+              <w:jc w:val="center"/>
+            </w:pPr>
             <w:r>
+              <w:rPr>
+                <w:rFonts w:ascii="Times New Roman" w:hAnsi="Times New Roman"/>
+              </w:rPr>
               <w:t>2</w:t>
             </w:r>
           </w:p>
         </w:tc>
         <w:tc>
           <w:tcPr>
-            <w:tcW w:type="dxa" w:w="2340"/>
+            <w:tcW w:type="dxa" w:w="1872"/>
           </w:tcPr>
           <w:p>
+            <w:pPr>
+              <w:jc w:val="center"/>
+            </w:pPr>
             <w:r>
+              <w:rPr>
+                <w:rFonts w:ascii="Times New Roman" w:hAnsi="Times New Roman"/>
+                <w:b/>
+              </w:rPr>
               <w:t>3.1</w:t>
             </w:r>
           </w:p>
         </w:tc>
         <w:tc>
           <w:tcPr>
-            <w:tcW w:type="dxa" w:w="2340"/>
+            <w:tcW w:type="dxa" w:w="4752"/>
           </w:tcPr>
           <w:p>
+            <w:pPr>
+              <w:jc w:val="center"/>
+            </w:pPr>
             <w:r>
+              <w:rPr>
+                <w:rFonts w:ascii="Times New Roman" w:hAnsi="Times New Roman"/>
+                <w:b/>
+              </w:rPr>
               <w:t>GLASSMORPHIC CSS DESIGN TOKEN ARCHITECTURE</w:t>
             </w:r>
           </w:p>
         </w:tc>
         <w:tc>
           <w:tcPr>
-            <w:tcW w:type="dxa" w:w="2340"/>
+            <w:tcW w:type="dxa" w:w="1440"/>
           </w:tcPr>
           <w:p>
             <w:pPr>
-              <w:jc w:val="right"/>
+              <w:jc w:val="center"/>
             </w:pPr>
             <w:r>
+              <w:rPr>
+                <w:rFonts w:ascii="Times New Roman" w:hAnsi="Times New Roman"/>
+              </w:rPr>
               <w:t>5</w:t>
             </w:r>
           </w:p>
@@ -1893,43 +1969,66 @@
       <w:tr>
         <w:tc>
           <w:tcPr>
-            <w:tcW w:type="dxa" w:w="2340"/>
+            <w:tcW w:type="dxa" w:w="1296"/>
           </w:tcPr>
           <w:p>
+            <w:pPr>
+              <w:jc w:val="center"/>
+            </w:pPr>
             <w:r>
+              <w:rPr>
+                <w:rFonts w:ascii="Times New Roman" w:hAnsi="Times New Roman"/>
+              </w:rPr>
               <w:t>3</w:t>
             </w:r>
           </w:p>
         </w:tc>
         <w:tc>
           <w:tcPr>
-            <w:tcW w:type="dxa" w:w="2340"/>
+            <w:tcW w:type="dxa" w:w="1872"/>
           </w:tcPr>
           <w:p>
+            <w:pPr>
+              <w:jc w:val="center"/>
+            </w:pPr>
             <w:r>
+              <w:rPr>
+                <w:rFonts w:ascii="Times New Roman" w:hAnsi="Times New Roman"/>
+                <w:b/>
+              </w:rPr>
               <w:t>3.2</w:t>
             </w:r>
           </w:p>
         </w:tc>
         <w:tc>
           <w:tcPr>
-            <w:tcW w:type="dxa" w:w="2340"/>
+            <w:tcW w:type="dxa" w:w="4752"/>
           </w:tcPr>
           <w:p>
+            <w:pPr>
+              <w:jc w:val="center"/>
+            </w:pPr>
             <w:r>
+              <w:rPr>
+                <w:rFonts w:ascii="Times New Roman" w:hAnsi="Times New Roman"/>
+                <w:b/>
+              </w:rPr>
               <w:t>TECHNICIAN DOMAIN-FILTERED QUEUE LAYOUT</w:t>
             </w:r>
           </w:p>
         </w:tc>
         <w:tc>
           <w:tcPr>
-            <w:tcW w:type="dxa" w:w="2340"/>
+            <w:tcW w:type="dxa" w:w="1440"/>
           </w:tcPr>
           <w:p>
             <w:pPr>
-              <w:jc w:val="right"/>
+              <w:jc w:val="center"/>
             </w:pPr>
             <w:r>
+              <w:rPr>
+                <w:rFonts w:ascii="Times New Roman" w:hAnsi="Times New Roman"/>
+              </w:rPr>
               <w:t>6</w:t>
             </w:r>
           </w:p>
@@ -1938,43 +2037,66 @@
       <w:tr>
         <w:tc>
           <w:tcPr>
-            <w:tcW w:type="dxa" w:w="2340"/>
+            <w:tcW w:type="dxa" w:w="1296"/>
           </w:tcPr>
           <w:p>
+            <w:pPr>
+              <w:jc w:val="center"/>
+            </w:pPr>
             <w:r>
+              <w:rPr>
+                <w:rFonts w:ascii="Times New Roman" w:hAnsi="Times New Roman"/>
+              </w:rPr>
               <w:t>4</w:t>
             </w:r>
           </w:p>
         </w:tc>
         <w:tc>
           <w:tcPr>
-            <w:tcW w:type="dxa" w:w="2340"/>
+            <w:tcW w:type="dxa" w:w="1872"/>
           </w:tcPr>
           <w:p>
+            <w:pPr>
+              <w:jc w:val="center"/>
+            </w:pPr>
             <w:r>
+              <w:rPr>
+                <w:rFonts w:ascii="Times New Roman" w:hAnsi="Times New Roman"/>
+                <w:b/>
+              </w:rPr>
               <w:t>3.3</w:t>
             </w:r>
           </w:p>
         </w:tc>
         <w:tc>
           <w:tcPr>
-            <w:tcW w:type="dxa" w:w="2340"/>
+            <w:tcW w:type="dxa" w:w="4752"/>
           </w:tcPr>
           <w:p>
+            <w:pPr>
+              <w:jc w:val="center"/>
+            </w:pPr>
             <w:r>
+              <w:rPr>
+                <w:rFonts w:ascii="Times New Roman" w:hAnsi="Times New Roman"/>
+                <w:b/>
+              </w:rPr>
               <w:t>PRECISION SLA COUNTDOWN TIMER COMPONENT</w:t>
             </w:r>
           </w:p>
         </w:tc>
         <w:tc>
           <w:tcPr>
-            <w:tcW w:type="dxa" w:w="2340"/>
+            <w:tcW w:type="dxa" w:w="1440"/>
           </w:tcPr>
           <w:p>
             <w:pPr>
-              <w:jc w:val="right"/>
+              <w:jc w:val="center"/>
             </w:pPr>
             <w:r>
+              <w:rPr>
+                <w:rFonts w:ascii="Times New Roman" w:hAnsi="Times New Roman"/>
+              </w:rPr>
               <w:t>7</w:t>
             </w:r>
           </w:p>
@@ -1983,43 +2105,66 @@
       <w:tr>
         <w:tc>
           <w:tcPr>
-            <w:tcW w:type="dxa" w:w="2340"/>
+            <w:tcW w:type="dxa" w:w="1296"/>
           </w:tcPr>
           <w:p>
+            <w:pPr>
+              <w:jc w:val="center"/>
+            </w:pPr>
             <w:r>
+              <w:rPr>
+                <w:rFonts w:ascii="Times New Roman" w:hAnsi="Times New Roman"/>
+              </w:rPr>
               <w:t>5</w:t>
             </w:r>
           </w:p>
         </w:tc>
         <w:tc>
           <w:tcPr>
-            <w:tcW w:type="dxa" w:w="2340"/>
+            <w:tcW w:type="dxa" w:w="1872"/>
           </w:tcPr>
           <w:p>
+            <w:pPr>
+              <w:jc w:val="center"/>
+            </w:pPr>
             <w:r>
+              <w:rPr>
+                <w:rFonts w:ascii="Times New Roman" w:hAnsi="Times New Roman"/>
+                <w:b/>
+              </w:rPr>
               <w:t>3.4</w:t>
             </w:r>
           </w:p>
         </w:tc>
         <w:tc>
           <w:tcPr>
-            <w:tcW w:type="dxa" w:w="2340"/>
+            <w:tcW w:type="dxa" w:w="4752"/>
           </w:tcPr>
           <w:p>
+            <w:pPr>
+              <w:jc w:val="center"/>
+            </w:pPr>
             <w:r>
+              <w:rPr>
+                <w:rFonts w:ascii="Times New Roman" w:hAnsi="Times New Roman"/>
+                <w:b/>
+              </w:rPr>
               <w:t>KNOWLEDGE BASE SELF-SERVICE DEFLECTION ENGINE</w:t>
             </w:r>
           </w:p>
         </w:tc>
         <w:tc>
           <w:tcPr>
-            <w:tcW w:type="dxa" w:w="2340"/>
+            <w:tcW w:type="dxa" w:w="1440"/>
           </w:tcPr>
           <w:p>
             <w:pPr>
-              <w:jc w:val="right"/>
+              <w:jc w:val="center"/>
             </w:pPr>
             <w:r>
+              <w:rPr>
+                <w:rFonts w:ascii="Times New Roman" w:hAnsi="Times New Roman"/>
+              </w:rPr>
               <w:t>8</w:t>
             </w:r>
           </w:p>
@@ -2028,43 +2173,66 @@
       <w:tr>
         <w:tc>
           <w:tcPr>
-            <w:tcW w:type="dxa" w:w="2340"/>
+            <w:tcW w:type="dxa" w:w="1296"/>
           </w:tcPr>
           <w:p>
+            <w:pPr>
+              <w:jc w:val="center"/>
+            </w:pPr>
             <w:r>
+              <w:rPr>
+                <w:rFonts w:ascii="Times New Roman" w:hAnsi="Times New Roman"/>
+              </w:rPr>
               <w:t>6</w:t>
             </w:r>
           </w:p>
         </w:tc>
         <w:tc>
           <w:tcPr>
-            <w:tcW w:type="dxa" w:w="2340"/>
+            <w:tcW w:type="dxa" w:w="1872"/>
           </w:tcPr>
           <w:p>
+            <w:pPr>
+              <w:jc w:val="center"/>
+            </w:pPr>
             <w:r>
+              <w:rPr>
+                <w:rFonts w:ascii="Times New Roman" w:hAnsi="Times New Roman"/>
+                <w:b/>
+              </w:rPr>
               <w:t>3.5</w:t>
             </w:r>
           </w:p>
         </w:tc>
         <w:tc>
           <w:tcPr>
-            <w:tcW w:type="dxa" w:w="2340"/>
+            <w:tcW w:type="dxa" w:w="4752"/>
           </w:tcPr>
           <w:p>
+            <w:pPr>
+              <w:jc w:val="center"/>
+            </w:pPr>
             <w:r>
+              <w:rPr>
+                <w:rFonts w:ascii="Times New Roman" w:hAnsi="Times New Roman"/>
+                <w:b/>
+              </w:rPr>
               <w:t>CSAT STAR RATING &amp; ASSET LINKING MODAL</w:t>
             </w:r>
           </w:p>
         </w:tc>
         <w:tc>
           <w:tcPr>
-            <w:tcW w:type="dxa" w:w="2340"/>
+            <w:tcW w:type="dxa" w:w="1440"/>
           </w:tcPr>
           <w:p>
             <w:pPr>
-              <w:jc w:val="right"/>
+              <w:jc w:val="center"/>
             </w:pPr>
             <w:r>
+              <w:rPr>
+                <w:rFonts w:ascii="Times New Roman" w:hAnsi="Times New Roman"/>
+              </w:rPr>
               <w:t>9</w:t>
             </w:r>
           </w:p>
@@ -2073,43 +2241,66 @@
       <w:tr>
         <w:tc>
           <w:tcPr>
-            <w:tcW w:type="dxa" w:w="2340"/>
+            <w:tcW w:type="dxa" w:w="1296"/>
           </w:tcPr>
           <w:p>
+            <w:pPr>
+              <w:jc w:val="center"/>
+            </w:pPr>
             <w:r>
+              <w:rPr>
+                <w:rFonts w:ascii="Times New Roman" w:hAnsi="Times New Roman"/>
+              </w:rPr>
               <w:t>7</w:t>
             </w:r>
           </w:p>
         </w:tc>
         <w:tc>
           <w:tcPr>
-            <w:tcW w:type="dxa" w:w="2340"/>
+            <w:tcW w:type="dxa" w:w="1872"/>
           </w:tcPr>
           <w:p>
+            <w:pPr>
+              <w:jc w:val="center"/>
+            </w:pPr>
             <w:r>
+              <w:rPr>
+                <w:rFonts w:ascii="Times New Roman" w:hAnsi="Times New Roman"/>
+                <w:b/>
+              </w:rPr>
               <w:t>4.1</w:t>
             </w:r>
           </w:p>
         </w:tc>
         <w:tc>
           <w:tcPr>
-            <w:tcW w:type="dxa" w:w="2340"/>
+            <w:tcW w:type="dxa" w:w="4752"/>
           </w:tcPr>
           <w:p>
+            <w:pPr>
+              <w:jc w:val="center"/>
+            </w:pPr>
             <w:r>
+              <w:rPr>
+                <w:rFonts w:ascii="Times New Roman" w:hAnsi="Times New Roman"/>
+                <w:b/>
+              </w:rPr>
               <w:t>FRONTEND COMPONENT LAYOUT DIAGRAM</w:t>
             </w:r>
           </w:p>
         </w:tc>
         <w:tc>
           <w:tcPr>
-            <w:tcW w:type="dxa" w:w="2340"/>
+            <w:tcW w:type="dxa" w:w="1440"/>
           </w:tcPr>
           <w:p>
             <w:pPr>
-              <w:jc w:val="right"/>
+              <w:jc w:val="center"/>
             </w:pPr>
             <w:r>
+              <w:rPr>
+                <w:rFonts w:ascii="Times New Roman" w:hAnsi="Times New Roman"/>
+              </w:rPr>
               <w:t>10</w:t>
             </w:r>
           </w:p>
@@ -2118,43 +2309,66 @@
       <w:tr>
         <w:tc>
           <w:tcPr>
-            <w:tcW w:type="dxa" w:w="2340"/>
+            <w:tcW w:type="dxa" w:w="1296"/>
           </w:tcPr>
           <w:p>
+            <w:pPr>
+              <w:jc w:val="center"/>
+            </w:pPr>
             <w:r>
+              <w:rPr>
+                <w:rFonts w:ascii="Times New Roman" w:hAnsi="Times New Roman"/>
+              </w:rPr>
               <w:t>8</w:t>
             </w:r>
           </w:p>
         </w:tc>
         <w:tc>
           <w:tcPr>
-            <w:tcW w:type="dxa" w:w="2340"/>
+            <w:tcW w:type="dxa" w:w="1872"/>
           </w:tcPr>
           <w:p>
+            <w:pPr>
+              <w:jc w:val="center"/>
+            </w:pPr>
             <w:r>
+              <w:rPr>
+                <w:rFonts w:ascii="Times New Roman" w:hAnsi="Times New Roman"/>
+                <w:b/>
+              </w:rPr>
               <w:t>4.2</w:t>
             </w:r>
           </w:p>
         </w:tc>
         <w:tc>
           <w:tcPr>
-            <w:tcW w:type="dxa" w:w="2340"/>
+            <w:tcW w:type="dxa" w:w="4752"/>
           </w:tcPr>
           <w:p>
+            <w:pPr>
+              <w:jc w:val="center"/>
+            </w:pPr>
             <w:r>
+              <w:rPr>
+                <w:rFonts w:ascii="Times New Roman" w:hAnsi="Times New Roman"/>
+                <w:b/>
+              </w:rPr>
               <w:t>USER INTERACTION WORKFLOW DIAGRAM</w:t>
             </w:r>
           </w:p>
         </w:tc>
         <w:tc>
           <w:tcPr>
-            <w:tcW w:type="dxa" w:w="2340"/>
+            <w:tcW w:type="dxa" w:w="1440"/>
           </w:tcPr>
           <w:p>
             <w:pPr>
-              <w:jc w:val="right"/>
+              <w:jc w:val="center"/>
             </w:pPr>
             <w:r>
+              <w:rPr>
+                <w:rFonts w:ascii="Times New Roman" w:hAnsi="Times New Roman"/>
+              </w:rPr>
               <w:t>11</w:t>
             </w:r>
           </w:p>
@@ -2163,43 +2377,66 @@
       <w:tr>
         <w:tc>
           <w:tcPr>
-            <w:tcW w:type="dxa" w:w="2340"/>
+            <w:tcW w:type="dxa" w:w="1296"/>
           </w:tcPr>
           <w:p>
+            <w:pPr>
+              <w:jc w:val="center"/>
+            </w:pPr>
             <w:r>
+              <w:rPr>
+                <w:rFonts w:ascii="Times New Roman" w:hAnsi="Times New Roman"/>
+              </w:rPr>
               <w:t>9</w:t>
             </w:r>
           </w:p>
         </w:tc>
         <w:tc>
           <w:tcPr>
-            <w:tcW w:type="dxa" w:w="2340"/>
+            <w:tcW w:type="dxa" w:w="1872"/>
           </w:tcPr>
           <w:p>
+            <w:pPr>
+              <w:jc w:val="center"/>
+            </w:pPr>
             <w:r>
+              <w:rPr>
+                <w:rFonts w:ascii="Times New Roman" w:hAnsi="Times New Roman"/>
+                <w:b/>
+              </w:rPr>
               <w:t>5.1</w:t>
             </w:r>
           </w:p>
         </w:tc>
         <w:tc>
           <w:tcPr>
-            <w:tcW w:type="dxa" w:w="2340"/>
+            <w:tcW w:type="dxa" w:w="4752"/>
           </w:tcPr>
           <w:p>
+            <w:pPr>
+              <w:jc w:val="center"/>
+            </w:pPr>
             <w:r>
+              <w:rPr>
+                <w:rFonts w:ascii="Times New Roman" w:hAnsi="Times New Roman"/>
+                <w:b/>
+              </w:rPr>
               <w:t>EMPLOYEE DASHBOARD &amp; SERVICE CATALOG UI</w:t>
             </w:r>
           </w:p>
         </w:tc>
         <w:tc>
           <w:tcPr>
-            <w:tcW w:type="dxa" w:w="2340"/>
+            <w:tcW w:type="dxa" w:w="1440"/>
           </w:tcPr>
           <w:p>
             <w:pPr>
-              <w:jc w:val="right"/>
+              <w:jc w:val="center"/>
             </w:pPr>
             <w:r>
+              <w:rPr>
+                <w:rFonts w:ascii="Times New Roman" w:hAnsi="Times New Roman"/>
+              </w:rPr>
               <w:t>13</w:t>
             </w:r>
           </w:p>
@@ -2208,43 +2445,66 @@
       <w:tr>
         <w:tc>
           <w:tcPr>
-            <w:tcW w:type="dxa" w:w="2340"/>
+            <w:tcW w:type="dxa" w:w="1296"/>
           </w:tcPr>
           <w:p>
+            <w:pPr>
+              <w:jc w:val="center"/>
+            </w:pPr>
             <w:r>
+              <w:rPr>
+                <w:rFonts w:ascii="Times New Roman" w:hAnsi="Times New Roman"/>
+              </w:rPr>
               <w:t>10</w:t>
             </w:r>
           </w:p>
         </w:tc>
         <w:tc>
           <w:tcPr>
-            <w:tcW w:type="dxa" w:w="2340"/>
+            <w:tcW w:type="dxa" w:w="1872"/>
           </w:tcPr>
           <w:p>
+            <w:pPr>
+              <w:jc w:val="center"/>
+            </w:pPr>
             <w:r>
+              <w:rPr>
+                <w:rFonts w:ascii="Times New Roman" w:hAnsi="Times New Roman"/>
+                <w:b/>
+              </w:rPr>
               <w:t>5.2</w:t>
             </w:r>
           </w:p>
         </w:tc>
         <w:tc>
           <w:tcPr>
-            <w:tcW w:type="dxa" w:w="2340"/>
+            <w:tcW w:type="dxa" w:w="4752"/>
           </w:tcPr>
           <w:p>
+            <w:pPr>
+              <w:jc w:val="center"/>
+            </w:pPr>
             <w:r>
+              <w:rPr>
+                <w:rFonts w:ascii="Times New Roman" w:hAnsi="Times New Roman"/>
+                <w:b/>
+              </w:rPr>
               <w:t>TECHNICIAN SLA QUEUE &amp; STATUS TRANSITION UI</w:t>
             </w:r>
           </w:p>
         </w:tc>
         <w:tc>
           <w:tcPr>
-            <w:tcW w:type="dxa" w:w="2340"/>
+            <w:tcW w:type="dxa" w:w="1440"/>
           </w:tcPr>
           <w:p>
             <w:pPr>
-              <w:jc w:val="right"/>
+              <w:jc w:val="center"/>
             </w:pPr>
             <w:r>
+              <w:rPr>
+                <w:rFonts w:ascii="Times New Roman" w:hAnsi="Times New Roman"/>
+              </w:rPr>
               <w:t>13</w:t>
             </w:r>
           </w:p>
@@ -2612,6 +2872,14 @@
         <w:jc w:val="center"/>
         <w:tblLayout w:type="fixed"/>
         <w:tblLook w:firstColumn="1" w:firstRow="1" w:lastColumn="0" w:lastRow="0" w:noHBand="0" w:noVBand="1" w:val="04A0"/>
+        <w:tblBorders>
+          <w:top w:val="single" w:sz="8" w:space="0" w:color="000000"/>
+          <w:left w:val="single" w:sz="8" w:space="0" w:color="000000"/>
+          <w:bottom w:val="single" w:sz="8" w:space="0" w:color="000000"/>
+          <w:right w:val="single" w:sz="8" w:space="0" w:color="000000"/>
+          <w:insideH w:val="single" w:sz="4" w:space="0" w:color="000000"/>
+          <w:insideV w:val="single" w:sz="4" w:space="0" w:color="000000"/>
+        </w:tblBorders>
       </w:tblPr>
       <w:tblGrid>
         <w:gridCol w:w="3120"/>

--- a/Enterprise_IT_Service_Portal_Individual_Report_Saraswathi.docx
+++ b/Enterprise_IT_Service_Portal_Individual_Report_Saraswathi.docx
@@ -561,17 +561,18 @@
     </w:p>
     <w:tbl>
       <w:tblPr>
+        <w:tblStyle w:val="TableGrid"/>
         <w:tblW w:type="auto" w:w="0"/>
         <w:jc w:val="center"/>
         <w:tblLayout w:type="fixed"/>
         <w:tblLook w:firstColumn="1" w:firstRow="1" w:lastColumn="0" w:lastRow="0" w:noHBand="0" w:noVBand="1" w:val="04A0"/>
         <w:tblBorders>
-          <w:top w:val="single" w:sz="8" w:space="0" w:color="000000"/>
-          <w:left w:val="single" w:sz="8" w:space="0" w:color="000000"/>
-          <w:bottom w:val="single" w:sz="8" w:space="0" w:color="000000"/>
-          <w:right w:val="single" w:sz="8" w:space="0" w:color="000000"/>
-          <w:insideH w:val="single" w:sz="4" w:space="0" w:color="000000"/>
-          <w:insideV w:val="single" w:sz="4" w:space="0" w:color="000000"/>
+          <w:top w:val="single" w:sz="12" w:space="0" w:color="000000"/>
+          <w:left w:val="single" w:sz="12" w:space="0" w:color="000000"/>
+          <w:bottom w:val="single" w:sz="12" w:space="0" w:color="000000"/>
+          <w:right w:val="single" w:sz="12" w:space="0" w:color="000000"/>
+          <w:insideH w:val="single" w:sz="12" w:space="0" w:color="000000"/>
+          <w:insideV w:val="single" w:sz="12" w:space="0" w:color="000000"/>
         </w:tblBorders>
       </w:tblPr>
       <w:tblGrid>
@@ -582,7 +583,19 @@
       <w:tr>
         <w:tc>
           <w:tcPr>
-            <w:tcW w:type="dxa" w:w="1728"/>
+            <w:tcW w:type="dxa" w:w="3120"/>
+            <w:tcBorders>
+              <w:top w:val="single" w:sz="12" w:space="0" w:color="000000"/>
+              <w:left w:val="single" w:sz="12" w:space="0" w:color="000000"/>
+              <w:bottom w:val="single" w:sz="12" w:space="0" w:color="000000"/>
+              <w:right w:val="single" w:sz="12" w:space="0" w:color="000000"/>
+            </w:tcBorders>
+            <w:tcMar>
+              <w:top w:w="100" w:type="dxa"/>
+              <w:bottom w:w="100" w:type="dxa"/>
+              <w:left w:w="150" w:type="dxa"/>
+              <w:right w:w="150" w:type="dxa"/>
+            </w:tcMar>
           </w:tcPr>
           <w:p>
             <w:pPr>
@@ -600,7 +613,19 @@
         </w:tc>
         <w:tc>
           <w:tcPr>
-            <w:tcW w:type="dxa" w:w="6192"/>
+            <w:tcW w:type="dxa" w:w="3120"/>
+            <w:tcBorders>
+              <w:top w:val="single" w:sz="12" w:space="0" w:color="000000"/>
+              <w:left w:val="single" w:sz="12" w:space="0" w:color="000000"/>
+              <w:bottom w:val="single" w:sz="12" w:space="0" w:color="000000"/>
+              <w:right w:val="single" w:sz="12" w:space="0" w:color="000000"/>
+            </w:tcBorders>
+            <w:tcMar>
+              <w:top w:w="100" w:type="dxa"/>
+              <w:bottom w:w="100" w:type="dxa"/>
+              <w:left w:w="150" w:type="dxa"/>
+              <w:right w:w="150" w:type="dxa"/>
+            </w:tcMar>
           </w:tcPr>
           <w:p>
             <w:pPr>
@@ -616,7 +641,19 @@
         </w:tc>
         <w:tc>
           <w:tcPr>
-            <w:tcW w:type="dxa" w:w="1440"/>
+            <w:tcW w:type="dxa" w:w="3120"/>
+            <w:tcBorders>
+              <w:top w:val="single" w:sz="12" w:space="0" w:color="000000"/>
+              <w:left w:val="single" w:sz="12" w:space="0" w:color="000000"/>
+              <w:bottom w:val="single" w:sz="12" w:space="0" w:color="000000"/>
+              <w:right w:val="single" w:sz="12" w:space="0" w:color="000000"/>
+            </w:tcBorders>
+            <w:tcMar>
+              <w:top w:w="100" w:type="dxa"/>
+              <w:bottom w:w="100" w:type="dxa"/>
+              <w:left w:w="150" w:type="dxa"/>
+              <w:right w:w="150" w:type="dxa"/>
+            </w:tcMar>
           </w:tcPr>
           <w:p>
             <w:pPr>
@@ -636,7 +673,19 @@
       <w:tr>
         <w:tc>
           <w:tcPr>
-            <w:tcW w:type="dxa" w:w="1728"/>
+            <w:tcW w:type="dxa" w:w="3120"/>
+            <w:tcBorders>
+              <w:top w:val="single" w:sz="12" w:space="0" w:color="000000"/>
+              <w:left w:val="single" w:sz="12" w:space="0" w:color="000000"/>
+              <w:bottom w:val="single" w:sz="12" w:space="0" w:color="000000"/>
+              <w:right w:val="single" w:sz="12" w:space="0" w:color="000000"/>
+            </w:tcBorders>
+            <w:tcMar>
+              <w:top w:w="100" w:type="dxa"/>
+              <w:bottom w:w="100" w:type="dxa"/>
+              <w:left w:w="150" w:type="dxa"/>
+              <w:right w:w="150" w:type="dxa"/>
+            </w:tcMar>
           </w:tcPr>
           <w:p>
             <w:r/>
@@ -644,7 +693,19 @@
         </w:tc>
         <w:tc>
           <w:tcPr>
-            <w:tcW w:type="dxa" w:w="6192"/>
+            <w:tcW w:type="dxa" w:w="3120"/>
+            <w:tcBorders>
+              <w:top w:val="single" w:sz="12" w:space="0" w:color="000000"/>
+              <w:left w:val="single" w:sz="12" w:space="0" w:color="000000"/>
+              <w:bottom w:val="single" w:sz="12" w:space="0" w:color="000000"/>
+              <w:right w:val="single" w:sz="12" w:space="0" w:color="000000"/>
+            </w:tcBorders>
+            <w:tcMar>
+              <w:top w:w="100" w:type="dxa"/>
+              <w:bottom w:w="100" w:type="dxa"/>
+              <w:left w:w="150" w:type="dxa"/>
+              <w:right w:w="150" w:type="dxa"/>
+            </w:tcMar>
           </w:tcPr>
           <w:p>
             <w:r>
@@ -659,7 +720,19 @@
         </w:tc>
         <w:tc>
           <w:tcPr>
-            <w:tcW w:type="dxa" w:w="1440"/>
+            <w:tcW w:type="dxa" w:w="3120"/>
+            <w:tcBorders>
+              <w:top w:val="single" w:sz="12" w:space="0" w:color="000000"/>
+              <w:left w:val="single" w:sz="12" w:space="0" w:color="000000"/>
+              <w:bottom w:val="single" w:sz="12" w:space="0" w:color="000000"/>
+              <w:right w:val="single" w:sz="12" w:space="0" w:color="000000"/>
+            </w:tcBorders>
+            <w:tcMar>
+              <w:top w:w="100" w:type="dxa"/>
+              <w:bottom w:w="100" w:type="dxa"/>
+              <w:left w:w="150" w:type="dxa"/>
+              <w:right w:w="150" w:type="dxa"/>
+            </w:tcMar>
           </w:tcPr>
           <w:p>
             <w:pPr>
@@ -678,7 +751,19 @@
       <w:tr>
         <w:tc>
           <w:tcPr>
-            <w:tcW w:type="dxa" w:w="1728"/>
+            <w:tcW w:type="dxa" w:w="3120"/>
+            <w:tcBorders>
+              <w:top w:val="single" w:sz="12" w:space="0" w:color="000000"/>
+              <w:left w:val="single" w:sz="12" w:space="0" w:color="000000"/>
+              <w:bottom w:val="single" w:sz="12" w:space="0" w:color="000000"/>
+              <w:right w:val="single" w:sz="12" w:space="0" w:color="000000"/>
+            </w:tcBorders>
+            <w:tcMar>
+              <w:top w:w="100" w:type="dxa"/>
+              <w:bottom w:w="100" w:type="dxa"/>
+              <w:left w:w="150" w:type="dxa"/>
+              <w:right w:w="150" w:type="dxa"/>
+            </w:tcMar>
           </w:tcPr>
           <w:p>
             <w:r/>
@@ -686,7 +771,19 @@
         </w:tc>
         <w:tc>
           <w:tcPr>
-            <w:tcW w:type="dxa" w:w="6192"/>
+            <w:tcW w:type="dxa" w:w="3120"/>
+            <w:tcBorders>
+              <w:top w:val="single" w:sz="12" w:space="0" w:color="000000"/>
+              <w:left w:val="single" w:sz="12" w:space="0" w:color="000000"/>
+              <w:bottom w:val="single" w:sz="12" w:space="0" w:color="000000"/>
+              <w:right w:val="single" w:sz="12" w:space="0" w:color="000000"/>
+            </w:tcBorders>
+            <w:tcMar>
+              <w:top w:w="100" w:type="dxa"/>
+              <w:bottom w:w="100" w:type="dxa"/>
+              <w:left w:w="150" w:type="dxa"/>
+              <w:right w:w="150" w:type="dxa"/>
+            </w:tcMar>
           </w:tcPr>
           <w:p>
             <w:r>
@@ -701,7 +798,19 @@
         </w:tc>
         <w:tc>
           <w:tcPr>
-            <w:tcW w:type="dxa" w:w="1440"/>
+            <w:tcW w:type="dxa" w:w="3120"/>
+            <w:tcBorders>
+              <w:top w:val="single" w:sz="12" w:space="0" w:color="000000"/>
+              <w:left w:val="single" w:sz="12" w:space="0" w:color="000000"/>
+              <w:bottom w:val="single" w:sz="12" w:space="0" w:color="000000"/>
+              <w:right w:val="single" w:sz="12" w:space="0" w:color="000000"/>
+            </w:tcBorders>
+            <w:tcMar>
+              <w:top w:w="100" w:type="dxa"/>
+              <w:bottom w:w="100" w:type="dxa"/>
+              <w:left w:w="150" w:type="dxa"/>
+              <w:right w:w="150" w:type="dxa"/>
+            </w:tcMar>
           </w:tcPr>
           <w:p>
             <w:pPr>
@@ -720,7 +829,19 @@
       <w:tr>
         <w:tc>
           <w:tcPr>
-            <w:tcW w:type="dxa" w:w="1728"/>
+            <w:tcW w:type="dxa" w:w="3120"/>
+            <w:tcBorders>
+              <w:top w:val="single" w:sz="12" w:space="0" w:color="000000"/>
+              <w:left w:val="single" w:sz="12" w:space="0" w:color="000000"/>
+              <w:bottom w:val="single" w:sz="12" w:space="0" w:color="000000"/>
+              <w:right w:val="single" w:sz="12" w:space="0" w:color="000000"/>
+            </w:tcBorders>
+            <w:tcMar>
+              <w:top w:w="100" w:type="dxa"/>
+              <w:bottom w:w="100" w:type="dxa"/>
+              <w:left w:w="150" w:type="dxa"/>
+              <w:right w:w="150" w:type="dxa"/>
+            </w:tcMar>
           </w:tcPr>
           <w:p>
             <w:r/>
@@ -728,7 +849,19 @@
         </w:tc>
         <w:tc>
           <w:tcPr>
-            <w:tcW w:type="dxa" w:w="6192"/>
+            <w:tcW w:type="dxa" w:w="3120"/>
+            <w:tcBorders>
+              <w:top w:val="single" w:sz="12" w:space="0" w:color="000000"/>
+              <w:left w:val="single" w:sz="12" w:space="0" w:color="000000"/>
+              <w:bottom w:val="single" w:sz="12" w:space="0" w:color="000000"/>
+              <w:right w:val="single" w:sz="12" w:space="0" w:color="000000"/>
+            </w:tcBorders>
+            <w:tcMar>
+              <w:top w:w="100" w:type="dxa"/>
+              <w:bottom w:w="100" w:type="dxa"/>
+              <w:left w:w="150" w:type="dxa"/>
+              <w:right w:w="150" w:type="dxa"/>
+            </w:tcMar>
           </w:tcPr>
           <w:p>
             <w:r>
@@ -743,7 +876,19 @@
         </w:tc>
         <w:tc>
           <w:tcPr>
-            <w:tcW w:type="dxa" w:w="1440"/>
+            <w:tcW w:type="dxa" w:w="3120"/>
+            <w:tcBorders>
+              <w:top w:val="single" w:sz="12" w:space="0" w:color="000000"/>
+              <w:left w:val="single" w:sz="12" w:space="0" w:color="000000"/>
+              <w:bottom w:val="single" w:sz="12" w:space="0" w:color="000000"/>
+              <w:right w:val="single" w:sz="12" w:space="0" w:color="000000"/>
+            </w:tcBorders>
+            <w:tcMar>
+              <w:top w:w="100" w:type="dxa"/>
+              <w:bottom w:w="100" w:type="dxa"/>
+              <w:left w:w="150" w:type="dxa"/>
+              <w:right w:w="150" w:type="dxa"/>
+            </w:tcMar>
           </w:tcPr>
           <w:p>
             <w:pPr>
@@ -762,7 +907,19 @@
       <w:tr>
         <w:tc>
           <w:tcPr>
-            <w:tcW w:type="dxa" w:w="1728"/>
+            <w:tcW w:type="dxa" w:w="3120"/>
+            <w:tcBorders>
+              <w:top w:val="single" w:sz="12" w:space="0" w:color="000000"/>
+              <w:left w:val="single" w:sz="12" w:space="0" w:color="000000"/>
+              <w:bottom w:val="single" w:sz="12" w:space="0" w:color="000000"/>
+              <w:right w:val="single" w:sz="12" w:space="0" w:color="000000"/>
+            </w:tcBorders>
+            <w:tcMar>
+              <w:top w:w="100" w:type="dxa"/>
+              <w:bottom w:w="100" w:type="dxa"/>
+              <w:left w:w="150" w:type="dxa"/>
+              <w:right w:w="150" w:type="dxa"/>
+            </w:tcMar>
           </w:tcPr>
           <w:p>
             <w:r/>
@@ -770,7 +927,19 @@
         </w:tc>
         <w:tc>
           <w:tcPr>
-            <w:tcW w:type="dxa" w:w="6192"/>
+            <w:tcW w:type="dxa" w:w="3120"/>
+            <w:tcBorders>
+              <w:top w:val="single" w:sz="12" w:space="0" w:color="000000"/>
+              <w:left w:val="single" w:sz="12" w:space="0" w:color="000000"/>
+              <w:bottom w:val="single" w:sz="12" w:space="0" w:color="000000"/>
+              <w:right w:val="single" w:sz="12" w:space="0" w:color="000000"/>
+            </w:tcBorders>
+            <w:tcMar>
+              <w:top w:w="100" w:type="dxa"/>
+              <w:bottom w:w="100" w:type="dxa"/>
+              <w:left w:w="150" w:type="dxa"/>
+              <w:right w:w="150" w:type="dxa"/>
+            </w:tcMar>
           </w:tcPr>
           <w:p>
             <w:r>
@@ -785,7 +954,19 @@
         </w:tc>
         <w:tc>
           <w:tcPr>
-            <w:tcW w:type="dxa" w:w="1440"/>
+            <w:tcW w:type="dxa" w:w="3120"/>
+            <w:tcBorders>
+              <w:top w:val="single" w:sz="12" w:space="0" w:color="000000"/>
+              <w:left w:val="single" w:sz="12" w:space="0" w:color="000000"/>
+              <w:bottom w:val="single" w:sz="12" w:space="0" w:color="000000"/>
+              <w:right w:val="single" w:sz="12" w:space="0" w:color="000000"/>
+            </w:tcBorders>
+            <w:tcMar>
+              <w:top w:w="100" w:type="dxa"/>
+              <w:bottom w:w="100" w:type="dxa"/>
+              <w:left w:w="150" w:type="dxa"/>
+              <w:right w:w="150" w:type="dxa"/>
+            </w:tcMar>
           </w:tcPr>
           <w:p>
             <w:pPr>
@@ -804,7 +985,19 @@
       <w:tr>
         <w:tc>
           <w:tcPr>
-            <w:tcW w:type="dxa" w:w="1728"/>
+            <w:tcW w:type="dxa" w:w="3120"/>
+            <w:tcBorders>
+              <w:top w:val="single" w:sz="12" w:space="0" w:color="000000"/>
+              <w:left w:val="single" w:sz="12" w:space="0" w:color="000000"/>
+              <w:bottom w:val="single" w:sz="12" w:space="0" w:color="000000"/>
+              <w:right w:val="single" w:sz="12" w:space="0" w:color="000000"/>
+            </w:tcBorders>
+            <w:tcMar>
+              <w:top w:w="100" w:type="dxa"/>
+              <w:bottom w:w="100" w:type="dxa"/>
+              <w:left w:w="150" w:type="dxa"/>
+              <w:right w:w="150" w:type="dxa"/>
+            </w:tcMar>
           </w:tcPr>
           <w:p>
             <w:pPr>
@@ -822,7 +1015,19 @@
         </w:tc>
         <w:tc>
           <w:tcPr>
-            <w:tcW w:type="dxa" w:w="6192"/>
+            <w:tcW w:type="dxa" w:w="3120"/>
+            <w:tcBorders>
+              <w:top w:val="single" w:sz="12" w:space="0" w:color="000000"/>
+              <w:left w:val="single" w:sz="12" w:space="0" w:color="000000"/>
+              <w:bottom w:val="single" w:sz="12" w:space="0" w:color="000000"/>
+              <w:right w:val="single" w:sz="12" w:space="0" w:color="000000"/>
+            </w:tcBorders>
+            <w:tcMar>
+              <w:top w:w="100" w:type="dxa"/>
+              <w:bottom w:w="100" w:type="dxa"/>
+              <w:left w:w="150" w:type="dxa"/>
+              <w:right w:w="150" w:type="dxa"/>
+            </w:tcMar>
           </w:tcPr>
           <w:p>
             <w:pPr>
@@ -879,7 +1084,19 @@
         </w:tc>
         <w:tc>
           <w:tcPr>
-            <w:tcW w:type="dxa" w:w="1440"/>
+            <w:tcW w:type="dxa" w:w="3120"/>
+            <w:tcBorders>
+              <w:top w:val="single" w:sz="12" w:space="0" w:color="000000"/>
+              <w:left w:val="single" w:sz="12" w:space="0" w:color="000000"/>
+              <w:bottom w:val="single" w:sz="12" w:space="0" w:color="000000"/>
+              <w:right w:val="single" w:sz="12" w:space="0" w:color="000000"/>
+            </w:tcBorders>
+            <w:tcMar>
+              <w:top w:w="100" w:type="dxa"/>
+              <w:bottom w:w="100" w:type="dxa"/>
+              <w:left w:w="150" w:type="dxa"/>
+              <w:right w:w="150" w:type="dxa"/>
+            </w:tcMar>
           </w:tcPr>
           <w:p>
             <w:pPr>
@@ -942,7 +1159,19 @@
       <w:tr>
         <w:tc>
           <w:tcPr>
-            <w:tcW w:type="dxa" w:w="1728"/>
+            <w:tcW w:type="dxa" w:w="3120"/>
+            <w:tcBorders>
+              <w:top w:val="single" w:sz="12" w:space="0" w:color="000000"/>
+              <w:left w:val="single" w:sz="12" w:space="0" w:color="000000"/>
+              <w:bottom w:val="single" w:sz="12" w:space="0" w:color="000000"/>
+              <w:right w:val="single" w:sz="12" w:space="0" w:color="000000"/>
+            </w:tcBorders>
+            <w:tcMar>
+              <w:top w:w="100" w:type="dxa"/>
+              <w:bottom w:w="100" w:type="dxa"/>
+              <w:left w:w="150" w:type="dxa"/>
+              <w:right w:w="150" w:type="dxa"/>
+            </w:tcMar>
           </w:tcPr>
           <w:p>
             <w:pPr>
@@ -960,7 +1189,19 @@
         </w:tc>
         <w:tc>
           <w:tcPr>
-            <w:tcW w:type="dxa" w:w="6192"/>
+            <w:tcW w:type="dxa" w:w="3120"/>
+            <w:tcBorders>
+              <w:top w:val="single" w:sz="12" w:space="0" w:color="000000"/>
+              <w:left w:val="single" w:sz="12" w:space="0" w:color="000000"/>
+              <w:bottom w:val="single" w:sz="12" w:space="0" w:color="000000"/>
+              <w:right w:val="single" w:sz="12" w:space="0" w:color="000000"/>
+            </w:tcBorders>
+            <w:tcMar>
+              <w:top w:w="100" w:type="dxa"/>
+              <w:bottom w:w="100" w:type="dxa"/>
+              <w:left w:w="150" w:type="dxa"/>
+              <w:right w:w="150" w:type="dxa"/>
+            </w:tcMar>
           </w:tcPr>
           <w:p>
             <w:pPr>
@@ -1004,7 +1245,19 @@
         </w:tc>
         <w:tc>
           <w:tcPr>
-            <w:tcW w:type="dxa" w:w="1440"/>
+            <w:tcW w:type="dxa" w:w="3120"/>
+            <w:tcBorders>
+              <w:top w:val="single" w:sz="12" w:space="0" w:color="000000"/>
+              <w:left w:val="single" w:sz="12" w:space="0" w:color="000000"/>
+              <w:bottom w:val="single" w:sz="12" w:space="0" w:color="000000"/>
+              <w:right w:val="single" w:sz="12" w:space="0" w:color="000000"/>
+            </w:tcBorders>
+            <w:tcMar>
+              <w:top w:w="100" w:type="dxa"/>
+              <w:bottom w:w="100" w:type="dxa"/>
+              <w:left w:w="150" w:type="dxa"/>
+              <w:right w:w="150" w:type="dxa"/>
+            </w:tcMar>
           </w:tcPr>
           <w:p>
             <w:pPr>
@@ -1053,7 +1306,19 @@
       <w:tr>
         <w:tc>
           <w:tcPr>
-            <w:tcW w:type="dxa" w:w="1728"/>
+            <w:tcW w:type="dxa" w:w="3120"/>
+            <w:tcBorders>
+              <w:top w:val="single" w:sz="12" w:space="0" w:color="000000"/>
+              <w:left w:val="single" w:sz="12" w:space="0" w:color="000000"/>
+              <w:bottom w:val="single" w:sz="12" w:space="0" w:color="000000"/>
+              <w:right w:val="single" w:sz="12" w:space="0" w:color="000000"/>
+            </w:tcBorders>
+            <w:tcMar>
+              <w:top w:w="100" w:type="dxa"/>
+              <w:bottom w:w="100" w:type="dxa"/>
+              <w:left w:w="150" w:type="dxa"/>
+              <w:right w:w="150" w:type="dxa"/>
+            </w:tcMar>
           </w:tcPr>
           <w:p>
             <w:pPr>
@@ -1071,7 +1336,19 @@
         </w:tc>
         <w:tc>
           <w:tcPr>
-            <w:tcW w:type="dxa" w:w="6192"/>
+            <w:tcW w:type="dxa" w:w="3120"/>
+            <w:tcBorders>
+              <w:top w:val="single" w:sz="12" w:space="0" w:color="000000"/>
+              <w:left w:val="single" w:sz="12" w:space="0" w:color="000000"/>
+              <w:bottom w:val="single" w:sz="12" w:space="0" w:color="000000"/>
+              <w:right w:val="single" w:sz="12" w:space="0" w:color="000000"/>
+            </w:tcBorders>
+            <w:tcMar>
+              <w:top w:w="100" w:type="dxa"/>
+              <w:bottom w:w="100" w:type="dxa"/>
+              <w:left w:w="150" w:type="dxa"/>
+              <w:right w:w="150" w:type="dxa"/>
+            </w:tcMar>
           </w:tcPr>
           <w:p>
             <w:pPr>
@@ -1154,7 +1431,19 @@
         </w:tc>
         <w:tc>
           <w:tcPr>
-            <w:tcW w:type="dxa" w:w="1440"/>
+            <w:tcW w:type="dxa" w:w="3120"/>
+            <w:tcBorders>
+              <w:top w:val="single" w:sz="12" w:space="0" w:color="000000"/>
+              <w:left w:val="single" w:sz="12" w:space="0" w:color="000000"/>
+              <w:bottom w:val="single" w:sz="12" w:space="0" w:color="000000"/>
+              <w:right w:val="single" w:sz="12" w:space="0" w:color="000000"/>
+            </w:tcBorders>
+            <w:tcMar>
+              <w:top w:w="100" w:type="dxa"/>
+              <w:bottom w:w="100" w:type="dxa"/>
+              <w:left w:w="150" w:type="dxa"/>
+              <w:right w:w="150" w:type="dxa"/>
+            </w:tcMar>
           </w:tcPr>
           <w:p>
             <w:pPr>
@@ -1245,7 +1534,19 @@
       <w:tr>
         <w:tc>
           <w:tcPr>
-            <w:tcW w:type="dxa" w:w="1728"/>
+            <w:tcW w:type="dxa" w:w="3120"/>
+            <w:tcBorders>
+              <w:top w:val="single" w:sz="12" w:space="0" w:color="000000"/>
+              <w:left w:val="single" w:sz="12" w:space="0" w:color="000000"/>
+              <w:bottom w:val="single" w:sz="12" w:space="0" w:color="000000"/>
+              <w:right w:val="single" w:sz="12" w:space="0" w:color="000000"/>
+            </w:tcBorders>
+            <w:tcMar>
+              <w:top w:w="100" w:type="dxa"/>
+              <w:bottom w:w="100" w:type="dxa"/>
+              <w:left w:w="150" w:type="dxa"/>
+              <w:right w:w="150" w:type="dxa"/>
+            </w:tcMar>
           </w:tcPr>
           <w:p>
             <w:pPr>
@@ -1263,7 +1564,19 @@
         </w:tc>
         <w:tc>
           <w:tcPr>
-            <w:tcW w:type="dxa" w:w="6192"/>
+            <w:tcW w:type="dxa" w:w="3120"/>
+            <w:tcBorders>
+              <w:top w:val="single" w:sz="12" w:space="0" w:color="000000"/>
+              <w:left w:val="single" w:sz="12" w:space="0" w:color="000000"/>
+              <w:bottom w:val="single" w:sz="12" w:space="0" w:color="000000"/>
+              <w:right w:val="single" w:sz="12" w:space="0" w:color="000000"/>
+            </w:tcBorders>
+            <w:tcMar>
+              <w:top w:w="100" w:type="dxa"/>
+              <w:bottom w:w="100" w:type="dxa"/>
+              <w:left w:w="150" w:type="dxa"/>
+              <w:right w:w="150" w:type="dxa"/>
+            </w:tcMar>
           </w:tcPr>
           <w:p>
             <w:pPr>
@@ -1307,7 +1620,19 @@
         </w:tc>
         <w:tc>
           <w:tcPr>
-            <w:tcW w:type="dxa" w:w="1440"/>
+            <w:tcW w:type="dxa" w:w="3120"/>
+            <w:tcBorders>
+              <w:top w:val="single" w:sz="12" w:space="0" w:color="000000"/>
+              <w:left w:val="single" w:sz="12" w:space="0" w:color="000000"/>
+              <w:bottom w:val="single" w:sz="12" w:space="0" w:color="000000"/>
+              <w:right w:val="single" w:sz="12" w:space="0" w:color="000000"/>
+            </w:tcBorders>
+            <w:tcMar>
+              <w:top w:w="100" w:type="dxa"/>
+              <w:bottom w:w="100" w:type="dxa"/>
+              <w:left w:w="150" w:type="dxa"/>
+              <w:right w:w="150" w:type="dxa"/>
+            </w:tcMar>
           </w:tcPr>
           <w:p>
             <w:pPr>
@@ -1356,7 +1681,19 @@
       <w:tr>
         <w:tc>
           <w:tcPr>
-            <w:tcW w:type="dxa" w:w="1728"/>
+            <w:tcW w:type="dxa" w:w="3120"/>
+            <w:tcBorders>
+              <w:top w:val="single" w:sz="12" w:space="0" w:color="000000"/>
+              <w:left w:val="single" w:sz="12" w:space="0" w:color="000000"/>
+              <w:bottom w:val="single" w:sz="12" w:space="0" w:color="000000"/>
+              <w:right w:val="single" w:sz="12" w:space="0" w:color="000000"/>
+            </w:tcBorders>
+            <w:tcMar>
+              <w:top w:w="100" w:type="dxa"/>
+              <w:bottom w:w="100" w:type="dxa"/>
+              <w:left w:w="150" w:type="dxa"/>
+              <w:right w:w="150" w:type="dxa"/>
+            </w:tcMar>
           </w:tcPr>
           <w:p>
             <w:pPr>
@@ -1374,7 +1711,19 @@
         </w:tc>
         <w:tc>
           <w:tcPr>
-            <w:tcW w:type="dxa" w:w="6192"/>
+            <w:tcW w:type="dxa" w:w="3120"/>
+            <w:tcBorders>
+              <w:top w:val="single" w:sz="12" w:space="0" w:color="000000"/>
+              <w:left w:val="single" w:sz="12" w:space="0" w:color="000000"/>
+              <w:bottom w:val="single" w:sz="12" w:space="0" w:color="000000"/>
+              <w:right w:val="single" w:sz="12" w:space="0" w:color="000000"/>
+            </w:tcBorders>
+            <w:tcMar>
+              <w:top w:w="100" w:type="dxa"/>
+              <w:bottom w:w="100" w:type="dxa"/>
+              <w:left w:w="150" w:type="dxa"/>
+              <w:right w:w="150" w:type="dxa"/>
+            </w:tcMar>
           </w:tcPr>
           <w:p>
             <w:pPr>
@@ -1418,7 +1767,19 @@
         </w:tc>
         <w:tc>
           <w:tcPr>
-            <w:tcW w:type="dxa" w:w="1440"/>
+            <w:tcW w:type="dxa" w:w="3120"/>
+            <w:tcBorders>
+              <w:top w:val="single" w:sz="12" w:space="0" w:color="000000"/>
+              <w:left w:val="single" w:sz="12" w:space="0" w:color="000000"/>
+              <w:bottom w:val="single" w:sz="12" w:space="0" w:color="000000"/>
+              <w:right w:val="single" w:sz="12" w:space="0" w:color="000000"/>
+            </w:tcBorders>
+            <w:tcMar>
+              <w:top w:w="100" w:type="dxa"/>
+              <w:bottom w:w="100" w:type="dxa"/>
+              <w:left w:w="150" w:type="dxa"/>
+              <w:right w:w="150" w:type="dxa"/>
+            </w:tcMar>
           </w:tcPr>
           <w:p>
             <w:pPr>
@@ -1467,7 +1828,19 @@
       <w:tr>
         <w:tc>
           <w:tcPr>
-            <w:tcW w:type="dxa" w:w="1728"/>
+            <w:tcW w:type="dxa" w:w="3120"/>
+            <w:tcBorders>
+              <w:top w:val="single" w:sz="12" w:space="0" w:color="000000"/>
+              <w:left w:val="single" w:sz="12" w:space="0" w:color="000000"/>
+              <w:bottom w:val="single" w:sz="12" w:space="0" w:color="000000"/>
+              <w:right w:val="single" w:sz="12" w:space="0" w:color="000000"/>
+            </w:tcBorders>
+            <w:tcMar>
+              <w:top w:w="100" w:type="dxa"/>
+              <w:bottom w:w="100" w:type="dxa"/>
+              <w:left w:w="150" w:type="dxa"/>
+              <w:right w:w="150" w:type="dxa"/>
+            </w:tcMar>
           </w:tcPr>
           <w:p>
             <w:pPr>
@@ -1485,7 +1858,19 @@
         </w:tc>
         <w:tc>
           <w:tcPr>
-            <w:tcW w:type="dxa" w:w="6192"/>
+            <w:tcW w:type="dxa" w:w="3120"/>
+            <w:tcBorders>
+              <w:top w:val="single" w:sz="12" w:space="0" w:color="000000"/>
+              <w:left w:val="single" w:sz="12" w:space="0" w:color="000000"/>
+              <w:bottom w:val="single" w:sz="12" w:space="0" w:color="000000"/>
+              <w:right w:val="single" w:sz="12" w:space="0" w:color="000000"/>
+            </w:tcBorders>
+            <w:tcMar>
+              <w:top w:w="100" w:type="dxa"/>
+              <w:bottom w:w="100" w:type="dxa"/>
+              <w:left w:w="150" w:type="dxa"/>
+              <w:right w:w="150" w:type="dxa"/>
+            </w:tcMar>
           </w:tcPr>
           <w:p>
             <w:pPr>
@@ -1542,7 +1927,19 @@
         </w:tc>
         <w:tc>
           <w:tcPr>
-            <w:tcW w:type="dxa" w:w="1440"/>
+            <w:tcW w:type="dxa" w:w="3120"/>
+            <w:tcBorders>
+              <w:top w:val="single" w:sz="12" w:space="0" w:color="000000"/>
+              <w:left w:val="single" w:sz="12" w:space="0" w:color="000000"/>
+              <w:bottom w:val="single" w:sz="12" w:space="0" w:color="000000"/>
+              <w:right w:val="single" w:sz="12" w:space="0" w:color="000000"/>
+            </w:tcBorders>
+            <w:tcMar>
+              <w:top w:w="100" w:type="dxa"/>
+              <w:bottom w:w="100" w:type="dxa"/>
+              <w:left w:w="150" w:type="dxa"/>
+              <w:right w:w="150" w:type="dxa"/>
+            </w:tcMar>
           </w:tcPr>
           <w:p>
             <w:pPr>
@@ -1605,7 +2002,19 @@
       <w:tr>
         <w:tc>
           <w:tcPr>
-            <w:tcW w:type="dxa" w:w="1728"/>
+            <w:tcW w:type="dxa" w:w="3120"/>
+            <w:tcBorders>
+              <w:top w:val="single" w:sz="12" w:space="0" w:color="000000"/>
+              <w:left w:val="single" w:sz="12" w:space="0" w:color="000000"/>
+              <w:bottom w:val="single" w:sz="12" w:space="0" w:color="000000"/>
+              <w:right w:val="single" w:sz="12" w:space="0" w:color="000000"/>
+            </w:tcBorders>
+            <w:tcMar>
+              <w:top w:w="100" w:type="dxa"/>
+              <w:bottom w:w="100" w:type="dxa"/>
+              <w:left w:w="150" w:type="dxa"/>
+              <w:right w:w="150" w:type="dxa"/>
+            </w:tcMar>
           </w:tcPr>
           <w:p>
             <w:pPr>
@@ -1623,7 +2032,19 @@
         </w:tc>
         <w:tc>
           <w:tcPr>
-            <w:tcW w:type="dxa" w:w="6192"/>
+            <w:tcW w:type="dxa" w:w="3120"/>
+            <w:tcBorders>
+              <w:top w:val="single" w:sz="12" w:space="0" w:color="000000"/>
+              <w:left w:val="single" w:sz="12" w:space="0" w:color="000000"/>
+              <w:bottom w:val="single" w:sz="12" w:space="0" w:color="000000"/>
+              <w:right w:val="single" w:sz="12" w:space="0" w:color="000000"/>
+            </w:tcBorders>
+            <w:tcMar>
+              <w:top w:w="100" w:type="dxa"/>
+              <w:bottom w:w="100" w:type="dxa"/>
+              <w:left w:w="150" w:type="dxa"/>
+              <w:right w:w="150" w:type="dxa"/>
+            </w:tcMar>
           </w:tcPr>
           <w:p>
             <w:pPr>
@@ -1641,7 +2062,19 @@
         </w:tc>
         <w:tc>
           <w:tcPr>
-            <w:tcW w:type="dxa" w:w="1440"/>
+            <w:tcW w:type="dxa" w:w="3120"/>
+            <w:tcBorders>
+              <w:top w:val="single" w:sz="12" w:space="0" w:color="000000"/>
+              <w:left w:val="single" w:sz="12" w:space="0" w:color="000000"/>
+              <w:bottom w:val="single" w:sz="12" w:space="0" w:color="000000"/>
+              <w:right w:val="single" w:sz="12" w:space="0" w:color="000000"/>
+            </w:tcBorders>
+            <w:tcMar>
+              <w:top w:w="100" w:type="dxa"/>
+              <w:bottom w:w="100" w:type="dxa"/>
+              <w:left w:w="150" w:type="dxa"/>
+              <w:right w:w="150" w:type="dxa"/>
+            </w:tcMar>
           </w:tcPr>
           <w:p>
             <w:pPr>
@@ -1659,51 +2092,161 @@
           </w:p>
         </w:tc>
       </w:tr>
+      <w:tr>
+        <w:tc>
+          <w:tcPr>
+            <w:tcW w:type="dxa" w:w="3120"/>
+            <w:tcBorders>
+              <w:top w:val="single" w:sz="12" w:space="0" w:color="000000"/>
+              <w:left w:val="single" w:sz="12" w:space="0" w:color="000000"/>
+              <w:bottom w:val="single" w:sz="12" w:space="0" w:color="000000"/>
+              <w:right w:val="single" w:sz="12" w:space="0" w:color="000000"/>
+            </w:tcBorders>
+            <w:tcMar>
+              <w:top w:w="100" w:type="dxa"/>
+              <w:bottom w:w="100" w:type="dxa"/>
+              <w:left w:w="150" w:type="dxa"/>
+              <w:right w:w="150" w:type="dxa"/>
+            </w:tcMar>
+          </w:tcPr>
+          <w:p>
+            <w:r/>
+          </w:p>
+        </w:tc>
+        <w:tc>
+          <w:tcPr>
+            <w:tcW w:type="dxa" w:w="3120"/>
+            <w:tcBorders>
+              <w:top w:val="single" w:sz="12" w:space="0" w:color="000000"/>
+              <w:left w:val="single" w:sz="12" w:space="0" w:color="000000"/>
+              <w:bottom w:val="single" w:sz="12" w:space="0" w:color="000000"/>
+              <w:right w:val="single" w:sz="12" w:space="0" w:color="000000"/>
+            </w:tcBorders>
+            <w:tcMar>
+              <w:top w:w="100" w:type="dxa"/>
+              <w:bottom w:w="100" w:type="dxa"/>
+              <w:left w:w="150" w:type="dxa"/>
+              <w:right w:w="150" w:type="dxa"/>
+            </w:tcMar>
+          </w:tcPr>
+          <w:p>
+            <w:r>
+              <w:rPr>
+                <w:rFonts w:ascii="Times New Roman" w:hAnsi="Times New Roman"/>
+                <w:b/>
+              </w:rPr>
+              <w:t>APPENDIX</w:t>
+            </w:r>
+          </w:p>
+        </w:tc>
+        <w:tc>
+          <w:tcPr>
+            <w:tcW w:type="dxa" w:w="3120"/>
+            <w:tcBorders>
+              <w:top w:val="single" w:sz="12" w:space="0" w:color="000000"/>
+              <w:left w:val="single" w:sz="12" w:space="0" w:color="000000"/>
+              <w:bottom w:val="single" w:sz="12" w:space="0" w:color="000000"/>
+              <w:right w:val="single" w:sz="12" w:space="0" w:color="000000"/>
+            </w:tcBorders>
+            <w:tcMar>
+              <w:top w:w="100" w:type="dxa"/>
+              <w:bottom w:w="100" w:type="dxa"/>
+              <w:left w:w="150" w:type="dxa"/>
+              <w:right w:w="150" w:type="dxa"/>
+            </w:tcMar>
+          </w:tcPr>
+          <w:p>
+            <w:pPr>
+              <w:jc w:val="center"/>
+            </w:pPr>
+            <w:r>
+              <w:rPr>
+                <w:rFonts w:ascii="Times New Roman" w:hAnsi="Times New Roman"/>
+                <w:b/>
+              </w:rPr>
+              <w:t>16</w:t>
+            </w:r>
+          </w:p>
+        </w:tc>
+      </w:tr>
+      <w:tr>
+        <w:tc>
+          <w:tcPr>
+            <w:tcW w:type="dxa" w:w="3120"/>
+            <w:tcBorders>
+              <w:top w:val="single" w:sz="12" w:space="0" w:color="000000"/>
+              <w:left w:val="single" w:sz="12" w:space="0" w:color="000000"/>
+              <w:bottom w:val="single" w:sz="12" w:space="0" w:color="000000"/>
+              <w:right w:val="single" w:sz="12" w:space="0" w:color="000000"/>
+            </w:tcBorders>
+            <w:tcMar>
+              <w:top w:w="100" w:type="dxa"/>
+              <w:bottom w:w="100" w:type="dxa"/>
+              <w:left w:w="150" w:type="dxa"/>
+              <w:right w:w="150" w:type="dxa"/>
+            </w:tcMar>
+          </w:tcPr>
+          <w:p>
+            <w:r/>
+          </w:p>
+        </w:tc>
+        <w:tc>
+          <w:tcPr>
+            <w:tcW w:type="dxa" w:w="3120"/>
+            <w:tcBorders>
+              <w:top w:val="single" w:sz="12" w:space="0" w:color="000000"/>
+              <w:left w:val="single" w:sz="12" w:space="0" w:color="000000"/>
+              <w:bottom w:val="single" w:sz="12" w:space="0" w:color="000000"/>
+              <w:right w:val="single" w:sz="12" w:space="0" w:color="000000"/>
+            </w:tcBorders>
+            <w:tcMar>
+              <w:top w:w="100" w:type="dxa"/>
+              <w:bottom w:w="100" w:type="dxa"/>
+              <w:left w:w="150" w:type="dxa"/>
+              <w:right w:w="150" w:type="dxa"/>
+            </w:tcMar>
+          </w:tcPr>
+          <w:p>
+            <w:r>
+              <w:rPr>
+                <w:rFonts w:ascii="Times New Roman" w:hAnsi="Times New Roman"/>
+                <w:b/>
+              </w:rPr>
+              <w:t>REFERENCES</w:t>
+            </w:r>
+          </w:p>
+        </w:tc>
+        <w:tc>
+          <w:tcPr>
+            <w:tcW w:type="dxa" w:w="3120"/>
+            <w:tcBorders>
+              <w:top w:val="single" w:sz="12" w:space="0" w:color="000000"/>
+              <w:left w:val="single" w:sz="12" w:space="0" w:color="000000"/>
+              <w:bottom w:val="single" w:sz="12" w:space="0" w:color="000000"/>
+              <w:right w:val="single" w:sz="12" w:space="0" w:color="000000"/>
+            </w:tcBorders>
+            <w:tcMar>
+              <w:top w:w="100" w:type="dxa"/>
+              <w:bottom w:w="100" w:type="dxa"/>
+              <w:left w:w="150" w:type="dxa"/>
+              <w:right w:w="150" w:type="dxa"/>
+            </w:tcMar>
+          </w:tcPr>
+          <w:p>
+            <w:pPr>
+              <w:jc w:val="center"/>
+            </w:pPr>
+            <w:r>
+              <w:rPr>
+                <w:rFonts w:ascii="Times New Roman" w:hAnsi="Times New Roman"/>
+                <w:b/>
+              </w:rPr>
+              <w:t>20</w:t>
+            </w:r>
+          </w:p>
+        </w:tc>
+      </w:tr>
     </w:tbl>
-    <w:p>
-      <w:pPr>
-        <w:spacing w:before="360" w:after="120"/>
-        <w:jc w:val="center"/>
-      </w:pPr>
-      <w:r>
-        <w:rPr>
-          <w:rFonts w:ascii="Times New Roman" w:hAnsi="Times New Roman"/>
-          <w:b/>
-        </w:rPr>
-        <w:t>APPENDIX</w:t>
-        <w:tab/>
-        <w:tab/>
-        <w:tab/>
-        <w:tab/>
-        <w:tab/>
-        <w:tab/>
-        <w:tab/>
-        <w:tab/>
-        <w:t>16</w:t>
-      </w:r>
-    </w:p>
-    <w:p>
-      <w:pPr>
-        <w:spacing w:after="360"/>
-        <w:jc w:val="center"/>
-      </w:pPr>
-      <w:r>
-        <w:rPr>
-          <w:rFonts w:ascii="Times New Roman" w:hAnsi="Times New Roman"/>
-          <w:b/>
-        </w:rPr>
-        <w:t>REFERENCES</w:t>
-        <w:tab/>
-        <w:tab/>
-        <w:tab/>
-        <w:tab/>
-        <w:tab/>
-        <w:tab/>
-        <w:tab/>
-        <w:tab/>
-        <w:t>20</w:t>
-      </w:r>
-    </w:p>
     <w:p>
       <w:r>
         <w:br w:type="page"/>
@@ -1737,17 +2280,18 @@
     </w:p>
     <w:tbl>
       <w:tblPr>
+        <w:tblStyle w:val="TableGrid"/>
         <w:tblW w:type="auto" w:w="0"/>
         <w:jc w:val="center"/>
         <w:tblLayout w:type="fixed"/>
         <w:tblLook w:firstColumn="1" w:firstRow="1" w:lastColumn="0" w:lastRow="0" w:noHBand="0" w:noVBand="1" w:val="04A0"/>
         <w:tblBorders>
-          <w:top w:val="single" w:sz="8" w:space="0" w:color="000000"/>
-          <w:left w:val="single" w:sz="8" w:space="0" w:color="000000"/>
-          <w:bottom w:val="single" w:sz="8" w:space="0" w:color="000000"/>
-          <w:right w:val="single" w:sz="8" w:space="0" w:color="000000"/>
-          <w:insideH w:val="single" w:sz="4" w:space="0" w:color="000000"/>
-          <w:insideV w:val="single" w:sz="4" w:space="0" w:color="000000"/>
+          <w:top w:val="single" w:sz="12" w:space="0" w:color="000000"/>
+          <w:left w:val="single" w:sz="12" w:space="0" w:color="000000"/>
+          <w:bottom w:val="single" w:sz="12" w:space="0" w:color="000000"/>
+          <w:right w:val="single" w:sz="12" w:space="0" w:color="000000"/>
+          <w:insideH w:val="single" w:sz="12" w:space="0" w:color="000000"/>
+          <w:insideV w:val="single" w:sz="12" w:space="0" w:color="000000"/>
         </w:tblBorders>
       </w:tblPr>
       <w:tblGrid>
@@ -1760,6 +2304,18 @@
         <w:tc>
           <w:tcPr>
             <w:tcW w:type="dxa" w:w="1296"/>
+            <w:tcBorders>
+              <w:top w:val="single" w:sz="12" w:space="0" w:color="000000"/>
+              <w:left w:val="single" w:sz="12" w:space="0" w:color="000000"/>
+              <w:bottom w:val="single" w:sz="12" w:space="0" w:color="000000"/>
+              <w:right w:val="single" w:sz="12" w:space="0" w:color="000000"/>
+            </w:tcBorders>
+            <w:tcMar>
+              <w:top w:w="100" w:type="dxa"/>
+              <w:bottom w:w="100" w:type="dxa"/>
+              <w:left w:w="150" w:type="dxa"/>
+              <w:right w:w="150" w:type="dxa"/>
+            </w:tcMar>
           </w:tcPr>
           <w:p>
             <w:pPr>
@@ -1778,6 +2334,18 @@
         <w:tc>
           <w:tcPr>
             <w:tcW w:type="dxa" w:w="1872"/>
+            <w:tcBorders>
+              <w:top w:val="single" w:sz="12" w:space="0" w:color="000000"/>
+              <w:left w:val="single" w:sz="12" w:space="0" w:color="000000"/>
+              <w:bottom w:val="single" w:sz="12" w:space="0" w:color="000000"/>
+              <w:right w:val="single" w:sz="12" w:space="0" w:color="000000"/>
+            </w:tcBorders>
+            <w:tcMar>
+              <w:top w:w="100" w:type="dxa"/>
+              <w:bottom w:w="100" w:type="dxa"/>
+              <w:left w:w="150" w:type="dxa"/>
+              <w:right w:w="150" w:type="dxa"/>
+            </w:tcMar>
           </w:tcPr>
           <w:p>
             <w:pPr>
@@ -1796,6 +2364,18 @@
         <w:tc>
           <w:tcPr>
             <w:tcW w:type="dxa" w:w="4752"/>
+            <w:tcBorders>
+              <w:top w:val="single" w:sz="12" w:space="0" w:color="000000"/>
+              <w:left w:val="single" w:sz="12" w:space="0" w:color="000000"/>
+              <w:bottom w:val="single" w:sz="12" w:space="0" w:color="000000"/>
+              <w:right w:val="single" w:sz="12" w:space="0" w:color="000000"/>
+            </w:tcBorders>
+            <w:tcMar>
+              <w:top w:w="100" w:type="dxa"/>
+              <w:bottom w:w="100" w:type="dxa"/>
+              <w:left w:w="150" w:type="dxa"/>
+              <w:right w:w="150" w:type="dxa"/>
+            </w:tcMar>
           </w:tcPr>
           <w:p>
             <w:pPr>
@@ -1814,6 +2394,18 @@
         <w:tc>
           <w:tcPr>
             <w:tcW w:type="dxa" w:w="1440"/>
+            <w:tcBorders>
+              <w:top w:val="single" w:sz="12" w:space="0" w:color="000000"/>
+              <w:left w:val="single" w:sz="12" w:space="0" w:color="000000"/>
+              <w:bottom w:val="single" w:sz="12" w:space="0" w:color="000000"/>
+              <w:right w:val="single" w:sz="12" w:space="0" w:color="000000"/>
+            </w:tcBorders>
+            <w:tcMar>
+              <w:top w:w="100" w:type="dxa"/>
+              <w:bottom w:w="100" w:type="dxa"/>
+              <w:left w:w="150" w:type="dxa"/>
+              <w:right w:w="150" w:type="dxa"/>
+            </w:tcMar>
           </w:tcPr>
           <w:p>
             <w:pPr>
@@ -1834,6 +2426,18 @@
         <w:tc>
           <w:tcPr>
             <w:tcW w:type="dxa" w:w="1296"/>
+            <w:tcBorders>
+              <w:top w:val="single" w:sz="12" w:space="0" w:color="000000"/>
+              <w:left w:val="single" w:sz="12" w:space="0" w:color="000000"/>
+              <w:bottom w:val="single" w:sz="12" w:space="0" w:color="000000"/>
+              <w:right w:val="single" w:sz="12" w:space="0" w:color="000000"/>
+            </w:tcBorders>
+            <w:tcMar>
+              <w:top w:w="100" w:type="dxa"/>
+              <w:bottom w:w="100" w:type="dxa"/>
+              <w:left w:w="150" w:type="dxa"/>
+              <w:right w:w="150" w:type="dxa"/>
+            </w:tcMar>
           </w:tcPr>
           <w:p>
             <w:pPr>
@@ -1850,6 +2454,18 @@
         <w:tc>
           <w:tcPr>
             <w:tcW w:type="dxa" w:w="1872"/>
+            <w:tcBorders>
+              <w:top w:val="single" w:sz="12" w:space="0" w:color="000000"/>
+              <w:left w:val="single" w:sz="12" w:space="0" w:color="000000"/>
+              <w:bottom w:val="single" w:sz="12" w:space="0" w:color="000000"/>
+              <w:right w:val="single" w:sz="12" w:space="0" w:color="000000"/>
+            </w:tcBorders>
+            <w:tcMar>
+              <w:top w:w="100" w:type="dxa"/>
+              <w:bottom w:w="100" w:type="dxa"/>
+              <w:left w:w="150" w:type="dxa"/>
+              <w:right w:w="150" w:type="dxa"/>
+            </w:tcMar>
           </w:tcPr>
           <w:p>
             <w:pPr>
@@ -1867,6 +2483,18 @@
         <w:tc>
           <w:tcPr>
             <w:tcW w:type="dxa" w:w="4752"/>
+            <w:tcBorders>
+              <w:top w:val="single" w:sz="12" w:space="0" w:color="000000"/>
+              <w:left w:val="single" w:sz="12" w:space="0" w:color="000000"/>
+              <w:bottom w:val="single" w:sz="12" w:space="0" w:color="000000"/>
+              <w:right w:val="single" w:sz="12" w:space="0" w:color="000000"/>
+            </w:tcBorders>
+            <w:tcMar>
+              <w:top w:w="100" w:type="dxa"/>
+              <w:bottom w:w="100" w:type="dxa"/>
+              <w:left w:w="150" w:type="dxa"/>
+              <w:right w:w="150" w:type="dxa"/>
+            </w:tcMar>
           </w:tcPr>
           <w:p>
             <w:pPr>
@@ -1884,6 +2512,18 @@
         <w:tc>
           <w:tcPr>
             <w:tcW w:type="dxa" w:w="1440"/>
+            <w:tcBorders>
+              <w:top w:val="single" w:sz="12" w:space="0" w:color="000000"/>
+              <w:left w:val="single" w:sz="12" w:space="0" w:color="000000"/>
+              <w:bottom w:val="single" w:sz="12" w:space="0" w:color="000000"/>
+              <w:right w:val="single" w:sz="12" w:space="0" w:color="000000"/>
+            </w:tcBorders>
+            <w:tcMar>
+              <w:top w:w="100" w:type="dxa"/>
+              <w:bottom w:w="100" w:type="dxa"/>
+              <w:left w:w="150" w:type="dxa"/>
+              <w:right w:w="150" w:type="dxa"/>
+            </w:tcMar>
           </w:tcPr>
           <w:p>
             <w:pPr>
@@ -1902,6 +2542,18 @@
         <w:tc>
           <w:tcPr>
             <w:tcW w:type="dxa" w:w="1296"/>
+            <w:tcBorders>
+              <w:top w:val="single" w:sz="12" w:space="0" w:color="000000"/>
+              <w:left w:val="single" w:sz="12" w:space="0" w:color="000000"/>
+              <w:bottom w:val="single" w:sz="12" w:space="0" w:color="000000"/>
+              <w:right w:val="single" w:sz="12" w:space="0" w:color="000000"/>
+            </w:tcBorders>
+            <w:tcMar>
+              <w:top w:w="100" w:type="dxa"/>
+              <w:bottom w:w="100" w:type="dxa"/>
+              <w:left w:w="150" w:type="dxa"/>
+              <w:right w:w="150" w:type="dxa"/>
+            </w:tcMar>
           </w:tcPr>
           <w:p>
             <w:pPr>
@@ -1918,6 +2570,18 @@
         <w:tc>
           <w:tcPr>
             <w:tcW w:type="dxa" w:w="1872"/>
+            <w:tcBorders>
+              <w:top w:val="single" w:sz="12" w:space="0" w:color="000000"/>
+              <w:left w:val="single" w:sz="12" w:space="0" w:color="000000"/>
+              <w:bottom w:val="single" w:sz="12" w:space="0" w:color="000000"/>
+              <w:right w:val="single" w:sz="12" w:space="0" w:color="000000"/>
+            </w:tcBorders>
+            <w:tcMar>
+              <w:top w:w="100" w:type="dxa"/>
+              <w:bottom w:w="100" w:type="dxa"/>
+              <w:left w:w="150" w:type="dxa"/>
+              <w:right w:w="150" w:type="dxa"/>
+            </w:tcMar>
           </w:tcPr>
           <w:p>
             <w:pPr>
@@ -1935,6 +2599,18 @@
         <w:tc>
           <w:tcPr>
             <w:tcW w:type="dxa" w:w="4752"/>
+            <w:tcBorders>
+              <w:top w:val="single" w:sz="12" w:space="0" w:color="000000"/>
+              <w:left w:val="single" w:sz="12" w:space="0" w:color="000000"/>
+              <w:bottom w:val="single" w:sz="12" w:space="0" w:color="000000"/>
+              <w:right w:val="single" w:sz="12" w:space="0" w:color="000000"/>
+            </w:tcBorders>
+            <w:tcMar>
+              <w:top w:w="100" w:type="dxa"/>
+              <w:bottom w:w="100" w:type="dxa"/>
+              <w:left w:w="150" w:type="dxa"/>
+              <w:right w:w="150" w:type="dxa"/>
+            </w:tcMar>
           </w:tcPr>
           <w:p>
             <w:pPr>
@@ -1952,6 +2628,18 @@
         <w:tc>
           <w:tcPr>
             <w:tcW w:type="dxa" w:w="1440"/>
+            <w:tcBorders>
+              <w:top w:val="single" w:sz="12" w:space="0" w:color="000000"/>
+              <w:left w:val="single" w:sz="12" w:space="0" w:color="000000"/>
+              <w:bottom w:val="single" w:sz="12" w:space="0" w:color="000000"/>
+              <w:right w:val="single" w:sz="12" w:space="0" w:color="000000"/>
+            </w:tcBorders>
+            <w:tcMar>
+              <w:top w:w="100" w:type="dxa"/>
+              <w:bottom w:w="100" w:type="dxa"/>
+              <w:left w:w="150" w:type="dxa"/>
+              <w:right w:w="150" w:type="dxa"/>
+            </w:tcMar>
           </w:tcPr>
           <w:p>
             <w:pPr>
@@ -1970,6 +2658,18 @@
         <w:tc>
           <w:tcPr>
             <w:tcW w:type="dxa" w:w="1296"/>
+            <w:tcBorders>
+              <w:top w:val="single" w:sz="12" w:space="0" w:color="000000"/>
+              <w:left w:val="single" w:sz="12" w:space="0" w:color="000000"/>
+              <w:bottom w:val="single" w:sz="12" w:space="0" w:color="000000"/>
+              <w:right w:val="single" w:sz="12" w:space="0" w:color="000000"/>
+            </w:tcBorders>
+            <w:tcMar>
+              <w:top w:w="100" w:type="dxa"/>
+              <w:bottom w:w="100" w:type="dxa"/>
+              <w:left w:w="150" w:type="dxa"/>
+              <w:right w:w="150" w:type="dxa"/>
+            </w:tcMar>
           </w:tcPr>
           <w:p>
             <w:pPr>
@@ -1986,6 +2686,18 @@
         <w:tc>
           <w:tcPr>
             <w:tcW w:type="dxa" w:w="1872"/>
+            <w:tcBorders>
+              <w:top w:val="single" w:sz="12" w:space="0" w:color="000000"/>
+              <w:left w:val="single" w:sz="12" w:space="0" w:color="000000"/>
+              <w:bottom w:val="single" w:sz="12" w:space="0" w:color="000000"/>
+              <w:right w:val="single" w:sz="12" w:space="0" w:color="000000"/>
+            </w:tcBorders>
+            <w:tcMar>
+              <w:top w:w="100" w:type="dxa"/>
+              <w:bottom w:w="100" w:type="dxa"/>
+              <w:left w:w="150" w:type="dxa"/>
+              <w:right w:w="150" w:type="dxa"/>
+            </w:tcMar>
           </w:tcPr>
           <w:p>
             <w:pPr>
@@ -2003,6 +2715,18 @@
         <w:tc>
           <w:tcPr>
             <w:tcW w:type="dxa" w:w="4752"/>
+            <w:tcBorders>
+              <w:top w:val="single" w:sz="12" w:space="0" w:color="000000"/>
+              <w:left w:val="single" w:sz="12" w:space="0" w:color="000000"/>
+              <w:bottom w:val="single" w:sz="12" w:space="0" w:color="000000"/>
+              <w:right w:val="single" w:sz="12" w:space="0" w:color="000000"/>
+            </w:tcBorders>
+            <w:tcMar>
+              <w:top w:w="100" w:type="dxa"/>
+              <w:bottom w:w="100" w:type="dxa"/>
+              <w:left w:w="150" w:type="dxa"/>
+              <w:right w:w="150" w:type="dxa"/>
+            </w:tcMar>
           </w:tcPr>
           <w:p>
             <w:pPr>
@@ -2020,6 +2744,18 @@
         <w:tc>
           <w:tcPr>
             <w:tcW w:type="dxa" w:w="1440"/>
+            <w:tcBorders>
+              <w:top w:val="single" w:sz="12" w:space="0" w:color="000000"/>
+              <w:left w:val="single" w:sz="12" w:space="0" w:color="000000"/>
+              <w:bottom w:val="single" w:sz="12" w:space="0" w:color="000000"/>
+              <w:right w:val="single" w:sz="12" w:space="0" w:color="000000"/>
+            </w:tcBorders>
+            <w:tcMar>
+              <w:top w:w="100" w:type="dxa"/>
+              <w:bottom w:w="100" w:type="dxa"/>
+              <w:left w:w="150" w:type="dxa"/>
+              <w:right w:w="150" w:type="dxa"/>
+            </w:tcMar>
           </w:tcPr>
           <w:p>
             <w:pPr>
@@ -2038,6 +2774,18 @@
         <w:tc>
           <w:tcPr>
             <w:tcW w:type="dxa" w:w="1296"/>
+            <w:tcBorders>
+              <w:top w:val="single" w:sz="12" w:space="0" w:color="000000"/>
+              <w:left w:val="single" w:sz="12" w:space="0" w:color="000000"/>
+              <w:bottom w:val="single" w:sz="12" w:space="0" w:color="000000"/>
+              <w:right w:val="single" w:sz="12" w:space="0" w:color="000000"/>
+            </w:tcBorders>
+            <w:tcMar>
+              <w:top w:w="100" w:type="dxa"/>
+              <w:bottom w:w="100" w:type="dxa"/>
+              <w:left w:w="150" w:type="dxa"/>
+              <w:right w:w="150" w:type="dxa"/>
+            </w:tcMar>
           </w:tcPr>
           <w:p>
             <w:pPr>
@@ -2054,6 +2802,18 @@
         <w:tc>
           <w:tcPr>
             <w:tcW w:type="dxa" w:w="1872"/>
+            <w:tcBorders>
+              <w:top w:val="single" w:sz="12" w:space="0" w:color="000000"/>
+              <w:left w:val="single" w:sz="12" w:space="0" w:color="000000"/>
+              <w:bottom w:val="single" w:sz="12" w:space="0" w:color="000000"/>
+              <w:right w:val="single" w:sz="12" w:space="0" w:color="000000"/>
+            </w:tcBorders>
+            <w:tcMar>
+              <w:top w:w="100" w:type="dxa"/>
+              <w:bottom w:w="100" w:type="dxa"/>
+              <w:left w:w="150" w:type="dxa"/>
+              <w:right w:w="150" w:type="dxa"/>
+            </w:tcMar>
           </w:tcPr>
           <w:p>
             <w:pPr>
@@ -2071,6 +2831,18 @@
         <w:tc>
           <w:tcPr>
             <w:tcW w:type="dxa" w:w="4752"/>
+            <w:tcBorders>
+              <w:top w:val="single" w:sz="12" w:space="0" w:color="000000"/>
+              <w:left w:val="single" w:sz="12" w:space="0" w:color="000000"/>
+              <w:bottom w:val="single" w:sz="12" w:space="0" w:color="000000"/>
+              <w:right w:val="single" w:sz="12" w:space="0" w:color="000000"/>
+            </w:tcBorders>
+            <w:tcMar>
+              <w:top w:w="100" w:type="dxa"/>
+              <w:bottom w:w="100" w:type="dxa"/>
+              <w:left w:w="150" w:type="dxa"/>
+              <w:right w:w="150" w:type="dxa"/>
+            </w:tcMar>
           </w:tcPr>
           <w:p>
             <w:pPr>
@@ -2088,6 +2860,18 @@
         <w:tc>
           <w:tcPr>
             <w:tcW w:type="dxa" w:w="1440"/>
+            <w:tcBorders>
+              <w:top w:val="single" w:sz="12" w:space="0" w:color="000000"/>
+              <w:left w:val="single" w:sz="12" w:space="0" w:color="000000"/>
+              <w:bottom w:val="single" w:sz="12" w:space="0" w:color="000000"/>
+              <w:right w:val="single" w:sz="12" w:space="0" w:color="000000"/>
+            </w:tcBorders>
+            <w:tcMar>
+              <w:top w:w="100" w:type="dxa"/>
+              <w:bottom w:w="100" w:type="dxa"/>
+              <w:left w:w="150" w:type="dxa"/>
+              <w:right w:w="150" w:type="dxa"/>
+            </w:tcMar>
           </w:tcPr>
           <w:p>
             <w:pPr>
@@ -2106,6 +2890,18 @@
         <w:tc>
           <w:tcPr>
             <w:tcW w:type="dxa" w:w="1296"/>
+            <w:tcBorders>
+              <w:top w:val="single" w:sz="12" w:space="0" w:color="000000"/>
+              <w:left w:val="single" w:sz="12" w:space="0" w:color="000000"/>
+              <w:bottom w:val="single" w:sz="12" w:space="0" w:color="000000"/>
+              <w:right w:val="single" w:sz="12" w:space="0" w:color="000000"/>
+            </w:tcBorders>
+            <w:tcMar>
+              <w:top w:w="100" w:type="dxa"/>
+              <w:bottom w:w="100" w:type="dxa"/>
+              <w:left w:w="150" w:type="dxa"/>
+              <w:right w:w="150" w:type="dxa"/>
+            </w:tcMar>
           </w:tcPr>
           <w:p>
             <w:pPr>
@@ -2122,6 +2918,18 @@
         <w:tc>
           <w:tcPr>
             <w:tcW w:type="dxa" w:w="1872"/>
+            <w:tcBorders>
+              <w:top w:val="single" w:sz="12" w:space="0" w:color="000000"/>
+              <w:left w:val="single" w:sz="12" w:space="0" w:color="000000"/>
+              <w:bottom w:val="single" w:sz="12" w:space="0" w:color="000000"/>
+              <w:right w:val="single" w:sz="12" w:space="0" w:color="000000"/>
+            </w:tcBorders>
+            <w:tcMar>
+              <w:top w:w="100" w:type="dxa"/>
+              <w:bottom w:w="100" w:type="dxa"/>
+              <w:left w:w="150" w:type="dxa"/>
+              <w:right w:w="150" w:type="dxa"/>
+            </w:tcMar>
           </w:tcPr>
           <w:p>
             <w:pPr>
@@ -2139,6 +2947,18 @@
         <w:tc>
           <w:tcPr>
             <w:tcW w:type="dxa" w:w="4752"/>
+            <w:tcBorders>
+              <w:top w:val="single" w:sz="12" w:space="0" w:color="000000"/>
+              <w:left w:val="single" w:sz="12" w:space="0" w:color="000000"/>
+              <w:bottom w:val="single" w:sz="12" w:space="0" w:color="000000"/>
+              <w:right w:val="single" w:sz="12" w:space="0" w:color="000000"/>
+            </w:tcBorders>
+            <w:tcMar>
+              <w:top w:w="100" w:type="dxa"/>
+              <w:bottom w:w="100" w:type="dxa"/>
+              <w:left w:w="150" w:type="dxa"/>
+              <w:right w:w="150" w:type="dxa"/>
+            </w:tcMar>
           </w:tcPr>
           <w:p>
             <w:pPr>
@@ -2156,6 +2976,18 @@
         <w:tc>
           <w:tcPr>
             <w:tcW w:type="dxa" w:w="1440"/>
+            <w:tcBorders>
+              <w:top w:val="single" w:sz="12" w:space="0" w:color="000000"/>
+              <w:left w:val="single" w:sz="12" w:space="0" w:color="000000"/>
+              <w:bottom w:val="single" w:sz="12" w:space="0" w:color="000000"/>
+              <w:right w:val="single" w:sz="12" w:space="0" w:color="000000"/>
+            </w:tcBorders>
+            <w:tcMar>
+              <w:top w:w="100" w:type="dxa"/>
+              <w:bottom w:w="100" w:type="dxa"/>
+              <w:left w:w="150" w:type="dxa"/>
+              <w:right w:w="150" w:type="dxa"/>
+            </w:tcMar>
           </w:tcPr>
           <w:p>
             <w:pPr>
@@ -2174,6 +3006,18 @@
         <w:tc>
           <w:tcPr>
             <w:tcW w:type="dxa" w:w="1296"/>
+            <w:tcBorders>
+              <w:top w:val="single" w:sz="12" w:space="0" w:color="000000"/>
+              <w:left w:val="single" w:sz="12" w:space="0" w:color="000000"/>
+              <w:bottom w:val="single" w:sz="12" w:space="0" w:color="000000"/>
+              <w:right w:val="single" w:sz="12" w:space="0" w:color="000000"/>
+            </w:tcBorders>
+            <w:tcMar>
+              <w:top w:w="100" w:type="dxa"/>
+              <w:bottom w:w="100" w:type="dxa"/>
+              <w:left w:w="150" w:type="dxa"/>
+              <w:right w:w="150" w:type="dxa"/>
+            </w:tcMar>
           </w:tcPr>
           <w:p>
             <w:pPr>
@@ -2190,6 +3034,18 @@
         <w:tc>
           <w:tcPr>
             <w:tcW w:type="dxa" w:w="1872"/>
+            <w:tcBorders>
+              <w:top w:val="single" w:sz="12" w:space="0" w:color="000000"/>
+              <w:left w:val="single" w:sz="12" w:space="0" w:color="000000"/>
+              <w:bottom w:val="single" w:sz="12" w:space="0" w:color="000000"/>
+              <w:right w:val="single" w:sz="12" w:space="0" w:color="000000"/>
+            </w:tcBorders>
+            <w:tcMar>
+              <w:top w:w="100" w:type="dxa"/>
+              <w:bottom w:w="100" w:type="dxa"/>
+              <w:left w:w="150" w:type="dxa"/>
+              <w:right w:w="150" w:type="dxa"/>
+            </w:tcMar>
           </w:tcPr>
           <w:p>
             <w:pPr>
@@ -2207,6 +3063,18 @@
         <w:tc>
           <w:tcPr>
             <w:tcW w:type="dxa" w:w="4752"/>
+            <w:tcBorders>
+              <w:top w:val="single" w:sz="12" w:space="0" w:color="000000"/>
+              <w:left w:val="single" w:sz="12" w:space="0" w:color="000000"/>
+              <w:bottom w:val="single" w:sz="12" w:space="0" w:color="000000"/>
+              <w:right w:val="single" w:sz="12" w:space="0" w:color="000000"/>
+            </w:tcBorders>
+            <w:tcMar>
+              <w:top w:w="100" w:type="dxa"/>
+              <w:bottom w:w="100" w:type="dxa"/>
+              <w:left w:w="150" w:type="dxa"/>
+              <w:right w:w="150" w:type="dxa"/>
+            </w:tcMar>
           </w:tcPr>
           <w:p>
             <w:pPr>
@@ -2224,6 +3092,18 @@
         <w:tc>
           <w:tcPr>
             <w:tcW w:type="dxa" w:w="1440"/>
+            <w:tcBorders>
+              <w:top w:val="single" w:sz="12" w:space="0" w:color="000000"/>
+              <w:left w:val="single" w:sz="12" w:space="0" w:color="000000"/>
+              <w:bottom w:val="single" w:sz="12" w:space="0" w:color="000000"/>
+              <w:right w:val="single" w:sz="12" w:space="0" w:color="000000"/>
+            </w:tcBorders>
+            <w:tcMar>
+              <w:top w:w="100" w:type="dxa"/>
+              <w:bottom w:w="100" w:type="dxa"/>
+              <w:left w:w="150" w:type="dxa"/>
+              <w:right w:w="150" w:type="dxa"/>
+            </w:tcMar>
           </w:tcPr>
           <w:p>
             <w:pPr>
@@ -2242,6 +3122,18 @@
         <w:tc>
           <w:tcPr>
             <w:tcW w:type="dxa" w:w="1296"/>
+            <w:tcBorders>
+              <w:top w:val="single" w:sz="12" w:space="0" w:color="000000"/>
+              <w:left w:val="single" w:sz="12" w:space="0" w:color="000000"/>
+              <w:bottom w:val="single" w:sz="12" w:space="0" w:color="000000"/>
+              <w:right w:val="single" w:sz="12" w:space="0" w:color="000000"/>
+            </w:tcBorders>
+            <w:tcMar>
+              <w:top w:w="100" w:type="dxa"/>
+              <w:bottom w:w="100" w:type="dxa"/>
+              <w:left w:w="150" w:type="dxa"/>
+              <w:right w:w="150" w:type="dxa"/>
+            </w:tcMar>
           </w:tcPr>
           <w:p>
             <w:pPr>
@@ -2258,6 +3150,18 @@
         <w:tc>
           <w:tcPr>
             <w:tcW w:type="dxa" w:w="1872"/>
+            <w:tcBorders>
+              <w:top w:val="single" w:sz="12" w:space="0" w:color="000000"/>
+              <w:left w:val="single" w:sz="12" w:space="0" w:color="000000"/>
+              <w:bottom w:val="single" w:sz="12" w:space="0" w:color="000000"/>
+              <w:right w:val="single" w:sz="12" w:space="0" w:color="000000"/>
+            </w:tcBorders>
+            <w:tcMar>
+              <w:top w:w="100" w:type="dxa"/>
+              <w:bottom w:w="100" w:type="dxa"/>
+              <w:left w:w="150" w:type="dxa"/>
+              <w:right w:w="150" w:type="dxa"/>
+            </w:tcMar>
           </w:tcPr>
           <w:p>
             <w:pPr>
@@ -2275,6 +3179,18 @@
         <w:tc>
           <w:tcPr>
             <w:tcW w:type="dxa" w:w="4752"/>
+            <w:tcBorders>
+              <w:top w:val="single" w:sz="12" w:space="0" w:color="000000"/>
+              <w:left w:val="single" w:sz="12" w:space="0" w:color="000000"/>
+              <w:bottom w:val="single" w:sz="12" w:space="0" w:color="000000"/>
+              <w:right w:val="single" w:sz="12" w:space="0" w:color="000000"/>
+            </w:tcBorders>
+            <w:tcMar>
+              <w:top w:w="100" w:type="dxa"/>
+              <w:bottom w:w="100" w:type="dxa"/>
+              <w:left w:w="150" w:type="dxa"/>
+              <w:right w:w="150" w:type="dxa"/>
+            </w:tcMar>
           </w:tcPr>
           <w:p>
             <w:pPr>
@@ -2292,6 +3208,18 @@
         <w:tc>
           <w:tcPr>
             <w:tcW w:type="dxa" w:w="1440"/>
+            <w:tcBorders>
+              <w:top w:val="single" w:sz="12" w:space="0" w:color="000000"/>
+              <w:left w:val="single" w:sz="12" w:space="0" w:color="000000"/>
+              <w:bottom w:val="single" w:sz="12" w:space="0" w:color="000000"/>
+              <w:right w:val="single" w:sz="12" w:space="0" w:color="000000"/>
+            </w:tcBorders>
+            <w:tcMar>
+              <w:top w:w="100" w:type="dxa"/>
+              <w:bottom w:w="100" w:type="dxa"/>
+              <w:left w:w="150" w:type="dxa"/>
+              <w:right w:w="150" w:type="dxa"/>
+            </w:tcMar>
           </w:tcPr>
           <w:p>
             <w:pPr>
@@ -2310,6 +3238,18 @@
         <w:tc>
           <w:tcPr>
             <w:tcW w:type="dxa" w:w="1296"/>
+            <w:tcBorders>
+              <w:top w:val="single" w:sz="12" w:space="0" w:color="000000"/>
+              <w:left w:val="single" w:sz="12" w:space="0" w:color="000000"/>
+              <w:bottom w:val="single" w:sz="12" w:space="0" w:color="000000"/>
+              <w:right w:val="single" w:sz="12" w:space="0" w:color="000000"/>
+            </w:tcBorders>
+            <w:tcMar>
+              <w:top w:w="100" w:type="dxa"/>
+              <w:bottom w:w="100" w:type="dxa"/>
+              <w:left w:w="150" w:type="dxa"/>
+              <w:right w:w="150" w:type="dxa"/>
+            </w:tcMar>
           </w:tcPr>
           <w:p>
             <w:pPr>
@@ -2326,6 +3266,18 @@
         <w:tc>
           <w:tcPr>
             <w:tcW w:type="dxa" w:w="1872"/>
+            <w:tcBorders>
+              <w:top w:val="single" w:sz="12" w:space="0" w:color="000000"/>
+              <w:left w:val="single" w:sz="12" w:space="0" w:color="000000"/>
+              <w:bottom w:val="single" w:sz="12" w:space="0" w:color="000000"/>
+              <w:right w:val="single" w:sz="12" w:space="0" w:color="000000"/>
+            </w:tcBorders>
+            <w:tcMar>
+              <w:top w:w="100" w:type="dxa"/>
+              <w:bottom w:w="100" w:type="dxa"/>
+              <w:left w:w="150" w:type="dxa"/>
+              <w:right w:w="150" w:type="dxa"/>
+            </w:tcMar>
           </w:tcPr>
           <w:p>
             <w:pPr>
@@ -2343,6 +3295,18 @@
         <w:tc>
           <w:tcPr>
             <w:tcW w:type="dxa" w:w="4752"/>
+            <w:tcBorders>
+              <w:top w:val="single" w:sz="12" w:space="0" w:color="000000"/>
+              <w:left w:val="single" w:sz="12" w:space="0" w:color="000000"/>
+              <w:bottom w:val="single" w:sz="12" w:space="0" w:color="000000"/>
+              <w:right w:val="single" w:sz="12" w:space="0" w:color="000000"/>
+            </w:tcBorders>
+            <w:tcMar>
+              <w:top w:w="100" w:type="dxa"/>
+              <w:bottom w:w="100" w:type="dxa"/>
+              <w:left w:w="150" w:type="dxa"/>
+              <w:right w:w="150" w:type="dxa"/>
+            </w:tcMar>
           </w:tcPr>
           <w:p>
             <w:pPr>
@@ -2360,6 +3324,18 @@
         <w:tc>
           <w:tcPr>
             <w:tcW w:type="dxa" w:w="1440"/>
+            <w:tcBorders>
+              <w:top w:val="single" w:sz="12" w:space="0" w:color="000000"/>
+              <w:left w:val="single" w:sz="12" w:space="0" w:color="000000"/>
+              <w:bottom w:val="single" w:sz="12" w:space="0" w:color="000000"/>
+              <w:right w:val="single" w:sz="12" w:space="0" w:color="000000"/>
+            </w:tcBorders>
+            <w:tcMar>
+              <w:top w:w="100" w:type="dxa"/>
+              <w:bottom w:w="100" w:type="dxa"/>
+              <w:left w:w="150" w:type="dxa"/>
+              <w:right w:w="150" w:type="dxa"/>
+            </w:tcMar>
           </w:tcPr>
           <w:p>
             <w:pPr>
@@ -2378,6 +3354,18 @@
         <w:tc>
           <w:tcPr>
             <w:tcW w:type="dxa" w:w="1296"/>
+            <w:tcBorders>
+              <w:top w:val="single" w:sz="12" w:space="0" w:color="000000"/>
+              <w:left w:val="single" w:sz="12" w:space="0" w:color="000000"/>
+              <w:bottom w:val="single" w:sz="12" w:space="0" w:color="000000"/>
+              <w:right w:val="single" w:sz="12" w:space="0" w:color="000000"/>
+            </w:tcBorders>
+            <w:tcMar>
+              <w:top w:w="100" w:type="dxa"/>
+              <w:bottom w:w="100" w:type="dxa"/>
+              <w:left w:w="150" w:type="dxa"/>
+              <w:right w:w="150" w:type="dxa"/>
+            </w:tcMar>
           </w:tcPr>
           <w:p>
             <w:pPr>
@@ -2394,6 +3382,18 @@
         <w:tc>
           <w:tcPr>
             <w:tcW w:type="dxa" w:w="1872"/>
+            <w:tcBorders>
+              <w:top w:val="single" w:sz="12" w:space="0" w:color="000000"/>
+              <w:left w:val="single" w:sz="12" w:space="0" w:color="000000"/>
+              <w:bottom w:val="single" w:sz="12" w:space="0" w:color="000000"/>
+              <w:right w:val="single" w:sz="12" w:space="0" w:color="000000"/>
+            </w:tcBorders>
+            <w:tcMar>
+              <w:top w:w="100" w:type="dxa"/>
+              <w:bottom w:w="100" w:type="dxa"/>
+              <w:left w:w="150" w:type="dxa"/>
+              <w:right w:w="150" w:type="dxa"/>
+            </w:tcMar>
           </w:tcPr>
           <w:p>
             <w:pPr>
@@ -2411,6 +3411,18 @@
         <w:tc>
           <w:tcPr>
             <w:tcW w:type="dxa" w:w="4752"/>
+            <w:tcBorders>
+              <w:top w:val="single" w:sz="12" w:space="0" w:color="000000"/>
+              <w:left w:val="single" w:sz="12" w:space="0" w:color="000000"/>
+              <w:bottom w:val="single" w:sz="12" w:space="0" w:color="000000"/>
+              <w:right w:val="single" w:sz="12" w:space="0" w:color="000000"/>
+            </w:tcBorders>
+            <w:tcMar>
+              <w:top w:w="100" w:type="dxa"/>
+              <w:bottom w:w="100" w:type="dxa"/>
+              <w:left w:w="150" w:type="dxa"/>
+              <w:right w:w="150" w:type="dxa"/>
+            </w:tcMar>
           </w:tcPr>
           <w:p>
             <w:pPr>
@@ -2428,6 +3440,18 @@
         <w:tc>
           <w:tcPr>
             <w:tcW w:type="dxa" w:w="1440"/>
+            <w:tcBorders>
+              <w:top w:val="single" w:sz="12" w:space="0" w:color="000000"/>
+              <w:left w:val="single" w:sz="12" w:space="0" w:color="000000"/>
+              <w:bottom w:val="single" w:sz="12" w:space="0" w:color="000000"/>
+              <w:right w:val="single" w:sz="12" w:space="0" w:color="000000"/>
+            </w:tcBorders>
+            <w:tcMar>
+              <w:top w:w="100" w:type="dxa"/>
+              <w:bottom w:w="100" w:type="dxa"/>
+              <w:left w:w="150" w:type="dxa"/>
+              <w:right w:w="150" w:type="dxa"/>
+            </w:tcMar>
           </w:tcPr>
           <w:p>
             <w:pPr>
@@ -2446,6 +3470,18 @@
         <w:tc>
           <w:tcPr>
             <w:tcW w:type="dxa" w:w="1296"/>
+            <w:tcBorders>
+              <w:top w:val="single" w:sz="12" w:space="0" w:color="000000"/>
+              <w:left w:val="single" w:sz="12" w:space="0" w:color="000000"/>
+              <w:bottom w:val="single" w:sz="12" w:space="0" w:color="000000"/>
+              <w:right w:val="single" w:sz="12" w:space="0" w:color="000000"/>
+            </w:tcBorders>
+            <w:tcMar>
+              <w:top w:w="100" w:type="dxa"/>
+              <w:bottom w:w="100" w:type="dxa"/>
+              <w:left w:w="150" w:type="dxa"/>
+              <w:right w:w="150" w:type="dxa"/>
+            </w:tcMar>
           </w:tcPr>
           <w:p>
             <w:pPr>
@@ -2462,6 +3498,18 @@
         <w:tc>
           <w:tcPr>
             <w:tcW w:type="dxa" w:w="1872"/>
+            <w:tcBorders>
+              <w:top w:val="single" w:sz="12" w:space="0" w:color="000000"/>
+              <w:left w:val="single" w:sz="12" w:space="0" w:color="000000"/>
+              <w:bottom w:val="single" w:sz="12" w:space="0" w:color="000000"/>
+              <w:right w:val="single" w:sz="12" w:space="0" w:color="000000"/>
+            </w:tcBorders>
+            <w:tcMar>
+              <w:top w:w="100" w:type="dxa"/>
+              <w:bottom w:w="100" w:type="dxa"/>
+              <w:left w:w="150" w:type="dxa"/>
+              <w:right w:w="150" w:type="dxa"/>
+            </w:tcMar>
           </w:tcPr>
           <w:p>
             <w:pPr>
@@ -2479,6 +3527,18 @@
         <w:tc>
           <w:tcPr>
             <w:tcW w:type="dxa" w:w="4752"/>
+            <w:tcBorders>
+              <w:top w:val="single" w:sz="12" w:space="0" w:color="000000"/>
+              <w:left w:val="single" w:sz="12" w:space="0" w:color="000000"/>
+              <w:bottom w:val="single" w:sz="12" w:space="0" w:color="000000"/>
+              <w:right w:val="single" w:sz="12" w:space="0" w:color="000000"/>
+            </w:tcBorders>
+            <w:tcMar>
+              <w:top w:w="100" w:type="dxa"/>
+              <w:bottom w:w="100" w:type="dxa"/>
+              <w:left w:w="150" w:type="dxa"/>
+              <w:right w:w="150" w:type="dxa"/>
+            </w:tcMar>
           </w:tcPr>
           <w:p>
             <w:pPr>
@@ -2496,6 +3556,18 @@
         <w:tc>
           <w:tcPr>
             <w:tcW w:type="dxa" w:w="1440"/>
+            <w:tcBorders>
+              <w:top w:val="single" w:sz="12" w:space="0" w:color="000000"/>
+              <w:left w:val="single" w:sz="12" w:space="0" w:color="000000"/>
+              <w:bottom w:val="single" w:sz="12" w:space="0" w:color="000000"/>
+              <w:right w:val="single" w:sz="12" w:space="0" w:color="000000"/>
+            </w:tcBorders>
+            <w:tcMar>
+              <w:top w:w="100" w:type="dxa"/>
+              <w:bottom w:w="100" w:type="dxa"/>
+              <w:left w:w="150" w:type="dxa"/>
+              <w:right w:w="150" w:type="dxa"/>
+            </w:tcMar>
           </w:tcPr>
           <w:p>
             <w:pPr>
@@ -2868,17 +3940,18 @@
     </w:p>
     <w:tbl>
       <w:tblPr>
+        <w:tblStyle w:val="TableGrid"/>
         <w:tblW w:type="auto" w:w="0"/>
         <w:jc w:val="center"/>
         <w:tblLayout w:type="fixed"/>
         <w:tblLook w:firstColumn="1" w:firstRow="1" w:lastColumn="0" w:lastRow="0" w:noHBand="0" w:noVBand="1" w:val="04A0"/>
         <w:tblBorders>
-          <w:top w:val="single" w:sz="8" w:space="0" w:color="000000"/>
-          <w:left w:val="single" w:sz="8" w:space="0" w:color="000000"/>
-          <w:bottom w:val="single" w:sz="8" w:space="0" w:color="000000"/>
-          <w:right w:val="single" w:sz="8" w:space="0" w:color="000000"/>
-          <w:insideH w:val="single" w:sz="4" w:space="0" w:color="000000"/>
-          <w:insideV w:val="single" w:sz="4" w:space="0" w:color="000000"/>
+          <w:top w:val="single" w:sz="12" w:space="0" w:color="000000"/>
+          <w:left w:val="single" w:sz="12" w:space="0" w:color="000000"/>
+          <w:bottom w:val="single" w:sz="12" w:space="0" w:color="000000"/>
+          <w:right w:val="single" w:sz="12" w:space="0" w:color="000000"/>
+          <w:insideH w:val="single" w:sz="12" w:space="0" w:color="000000"/>
+          <w:insideV w:val="single" w:sz="12" w:space="0" w:color="000000"/>
         </w:tblBorders>
       </w:tblPr>
       <w:tblGrid>
@@ -2890,6 +3963,18 @@
         <w:tc>
           <w:tcPr>
             <w:tcW w:type="dxa" w:w="3120"/>
+            <w:tcBorders>
+              <w:top w:val="single" w:sz="12" w:space="0" w:color="000000"/>
+              <w:left w:val="single" w:sz="12" w:space="0" w:color="000000"/>
+              <w:bottom w:val="single" w:sz="12" w:space="0" w:color="000000"/>
+              <w:right w:val="single" w:sz="12" w:space="0" w:color="000000"/>
+            </w:tcBorders>
+            <w:tcMar>
+              <w:top w:w="100" w:type="dxa"/>
+              <w:bottom w:w="100" w:type="dxa"/>
+              <w:left w:w="150" w:type="dxa"/>
+              <w:right w:w="150" w:type="dxa"/>
+            </w:tcMar>
             <w:shd w:fill="E0E0E0"/>
           </w:tcPr>
           <w:p>
@@ -2904,6 +3989,18 @@
         <w:tc>
           <w:tcPr>
             <w:tcW w:type="dxa" w:w="3120"/>
+            <w:tcBorders>
+              <w:top w:val="single" w:sz="12" w:space="0" w:color="000000"/>
+              <w:left w:val="single" w:sz="12" w:space="0" w:color="000000"/>
+              <w:bottom w:val="single" w:sz="12" w:space="0" w:color="000000"/>
+              <w:right w:val="single" w:sz="12" w:space="0" w:color="000000"/>
+            </w:tcBorders>
+            <w:tcMar>
+              <w:top w:w="100" w:type="dxa"/>
+              <w:bottom w:w="100" w:type="dxa"/>
+              <w:left w:w="150" w:type="dxa"/>
+              <w:right w:w="150" w:type="dxa"/>
+            </w:tcMar>
             <w:shd w:fill="E0E0E0"/>
           </w:tcPr>
           <w:p>
@@ -2918,6 +4015,18 @@
         <w:tc>
           <w:tcPr>
             <w:tcW w:type="dxa" w:w="3120"/>
+            <w:tcBorders>
+              <w:top w:val="single" w:sz="12" w:space="0" w:color="000000"/>
+              <w:left w:val="single" w:sz="12" w:space="0" w:color="000000"/>
+              <w:bottom w:val="single" w:sz="12" w:space="0" w:color="000000"/>
+              <w:right w:val="single" w:sz="12" w:space="0" w:color="000000"/>
+            </w:tcBorders>
+            <w:tcMar>
+              <w:top w:w="100" w:type="dxa"/>
+              <w:bottom w:w="100" w:type="dxa"/>
+              <w:left w:w="150" w:type="dxa"/>
+              <w:right w:w="150" w:type="dxa"/>
+            </w:tcMar>
             <w:shd w:fill="E0E0E0"/>
           </w:tcPr>
           <w:p>
@@ -2934,6 +4043,18 @@
         <w:tc>
           <w:tcPr>
             <w:tcW w:type="dxa" w:w="3120"/>
+            <w:tcBorders>
+              <w:top w:val="single" w:sz="12" w:space="0" w:color="000000"/>
+              <w:left w:val="single" w:sz="12" w:space="0" w:color="000000"/>
+              <w:bottom w:val="single" w:sz="12" w:space="0" w:color="000000"/>
+              <w:right w:val="single" w:sz="12" w:space="0" w:color="000000"/>
+            </w:tcBorders>
+            <w:tcMar>
+              <w:top w:w="100" w:type="dxa"/>
+              <w:bottom w:w="100" w:type="dxa"/>
+              <w:left w:w="150" w:type="dxa"/>
+              <w:right w:w="150" w:type="dxa"/>
+            </w:tcMar>
           </w:tcPr>
           <w:p>
             <w:r>
@@ -2951,6 +4072,18 @@
         <w:tc>
           <w:tcPr>
             <w:tcW w:type="dxa" w:w="3120"/>
+            <w:tcBorders>
+              <w:top w:val="single" w:sz="12" w:space="0" w:color="000000"/>
+              <w:left w:val="single" w:sz="12" w:space="0" w:color="000000"/>
+              <w:bottom w:val="single" w:sz="12" w:space="0" w:color="000000"/>
+              <w:right w:val="single" w:sz="12" w:space="0" w:color="000000"/>
+            </w:tcBorders>
+            <w:tcMar>
+              <w:top w:w="100" w:type="dxa"/>
+              <w:bottom w:w="100" w:type="dxa"/>
+              <w:left w:w="150" w:type="dxa"/>
+              <w:right w:w="150" w:type="dxa"/>
+            </w:tcMar>
           </w:tcPr>
           <w:p>
             <w:r>
@@ -2961,6 +4094,18 @@
         <w:tc>
           <w:tcPr>
             <w:tcW w:type="dxa" w:w="3120"/>
+            <w:tcBorders>
+              <w:top w:val="single" w:sz="12" w:space="0" w:color="000000"/>
+              <w:left w:val="single" w:sz="12" w:space="0" w:color="000000"/>
+              <w:bottom w:val="single" w:sz="12" w:space="0" w:color="000000"/>
+              <w:right w:val="single" w:sz="12" w:space="0" w:color="000000"/>
+            </w:tcBorders>
+            <w:tcMar>
+              <w:top w:w="100" w:type="dxa"/>
+              <w:bottom w:w="100" w:type="dxa"/>
+              <w:left w:w="150" w:type="dxa"/>
+              <w:right w:w="150" w:type="dxa"/>
+            </w:tcMar>
           </w:tcPr>
           <w:p>
             <w:r>
@@ -2983,6 +4128,18 @@
         <w:tc>
           <w:tcPr>
             <w:tcW w:type="dxa" w:w="3120"/>
+            <w:tcBorders>
+              <w:top w:val="single" w:sz="12" w:space="0" w:color="000000"/>
+              <w:left w:val="single" w:sz="12" w:space="0" w:color="000000"/>
+              <w:bottom w:val="single" w:sz="12" w:space="0" w:color="000000"/>
+              <w:right w:val="single" w:sz="12" w:space="0" w:color="000000"/>
+            </w:tcBorders>
+            <w:tcMar>
+              <w:top w:w="100" w:type="dxa"/>
+              <w:bottom w:w="100" w:type="dxa"/>
+              <w:left w:w="150" w:type="dxa"/>
+              <w:right w:w="150" w:type="dxa"/>
+            </w:tcMar>
           </w:tcPr>
           <w:p>
             <w:r>
@@ -3000,6 +4157,18 @@
         <w:tc>
           <w:tcPr>
             <w:tcW w:type="dxa" w:w="3120"/>
+            <w:tcBorders>
+              <w:top w:val="single" w:sz="12" w:space="0" w:color="000000"/>
+              <w:left w:val="single" w:sz="12" w:space="0" w:color="000000"/>
+              <w:bottom w:val="single" w:sz="12" w:space="0" w:color="000000"/>
+              <w:right w:val="single" w:sz="12" w:space="0" w:color="000000"/>
+            </w:tcBorders>
+            <w:tcMar>
+              <w:top w:w="100" w:type="dxa"/>
+              <w:bottom w:w="100" w:type="dxa"/>
+              <w:left w:w="150" w:type="dxa"/>
+              <w:right w:w="150" w:type="dxa"/>
+            </w:tcMar>
           </w:tcPr>
           <w:p>
             <w:r>
@@ -3010,6 +4179,18 @@
         <w:tc>
           <w:tcPr>
             <w:tcW w:type="dxa" w:w="3120"/>
+            <w:tcBorders>
+              <w:top w:val="single" w:sz="12" w:space="0" w:color="000000"/>
+              <w:left w:val="single" w:sz="12" w:space="0" w:color="000000"/>
+              <w:bottom w:val="single" w:sz="12" w:space="0" w:color="000000"/>
+              <w:right w:val="single" w:sz="12" w:space="0" w:color="000000"/>
+            </w:tcBorders>
+            <w:tcMar>
+              <w:top w:w="100" w:type="dxa"/>
+              <w:bottom w:w="100" w:type="dxa"/>
+              <w:left w:w="150" w:type="dxa"/>
+              <w:right w:w="150" w:type="dxa"/>
+            </w:tcMar>
           </w:tcPr>
           <w:p>
             <w:r>

--- a/Enterprise_IT_Service_Portal_Individual_Report_Saraswathi.docx
+++ b/Enterprise_IT_Service_Portal_Individual_Report_Saraswathi.docx
@@ -12,7 +12,7 @@
           <w:b/>
           <w:sz w:val="32"/>
         </w:rPr>
-        <w:t>MINI-PROJECT INDIVIDUAL REPORT</w:t>
+        <w:t>MINI-PROJECT REPORT</w:t>
       </w:r>
     </w:p>
     <w:p>
@@ -201,7 +201,7 @@
         <w:jc w:val="both"/>
       </w:pPr>
       <w:r>
-        <w:t xml:space="preserve">This is to certify that the individual mini-project report titled </w:t>
+        <w:t xml:space="preserve">This is to certify that the project report titled </w:t>
       </w:r>
       <w:r>
         <w:rPr>
@@ -210,7 +210,7 @@
         <w:t>“ENTERPRISE IT &amp; CORPORATE FACILITIES SERVICE PORTAL”</w:t>
       </w:r>
       <w:r>
-        <w:t xml:space="preserve"> is authentic work carried out and submitted individually by </w:t>
+        <w:t xml:space="preserve"> is authentic work done and submitted by </w:t>
       </w:r>
       <w:r>
         <w:rPr>
@@ -434,7 +434,7 @@
           <w:i w:val="0"/>
           <w:sz w:val="24"/>
         </w:rPr>
-        <w:t>I express my gratitude to my project guide Dr. [Guide Name], Department of Computer Applications, SRM Institute of Science &amp; Technology for permitting me to conduct my individual project work in the department and providing necessary computational facilities.</w:t>
+        <w:t>I express my gratitude to my project guide Dr. [Guide Name], Department of Computer Applications, SRM Institute of Science &amp; Technology for permitting me to conduct my project research and development in the department and providing necessary computational and laboratory facilities.</w:t>
       </w:r>
     </w:p>
     <w:p>
@@ -510,7 +510,7 @@
           <w:i w:val="0"/>
           <w:sz w:val="24"/>
         </w:rPr>
-        <w:t>This individual mini-project report presents the user interface design, glassmorphic design system, SLA countdown monitoring components, self-service deflection engine, and quality assurance testing for an Enterprise IT &amp; Corporate Facilities Service Portal. The project addresses organizational delays in service desk management through modern web technologies and real-time user feedback components.</w:t>
+        <w:t>This project report presents the design, implementation, and evaluation of an Enterprise IT &amp; Corporate Facilities Service Portal—an intelligent, unified service desk platform engineered to streamline IT support requests, facility maintenance workflows, and emergency operations across enterprise environments. The system addresses common operational bottlenecks such as fragmented support channels, lack of real-time SLA visibility, manual ticket triage, and delayed emergency response by consolidating all service desk operations into a single web-based application.</w:t>
       </w:r>
     </w:p>
     <w:p>
@@ -525,7 +525,7 @@
           <w:i w:val="0"/>
           <w:sz w:val="24"/>
         </w:rPr>
-        <w:t>As lead frontend developer and QA analyst (SARASWATHI S, Reg. No: RA2532241040036), my primary individual technical contributions comprise: (1) Designing and building the glassmorphic CSS design system with custom properties, responsive grid layouts, and Light/Dark mode theme engine; (2) Engineering the domain-filtered technician work queue interface with live precision countdown SLA timers; (3) Developing the self-service Knowledge Base deflection component that suggests instant solutions to employees before ticket submission; (4) Designing the IT Asset Management (ITAM), Change Management (CAB), and CSAT star rating interfaces; and (5) Executing comprehensive black-box functional testing, cross-browser compatibility verification, and usability testing.</w:t>
+        <w:t>The core platform incorporates an AI microservice built with Python FastAPI and Hugging Face Natural Language Processing (NLP) models (DistilBERT for category classification and RoBERTa for sentiment and urgency triage). As employees compose incident tickets, the NLP models perform real-time text inference to dynamically predict category, priority (P1 Critical to P4 Low), and assigned vendor teams before submission. The system features domain-filtered technician queues, live precision countdown SLA timers, and dual-channel cloud telephony with automated email alerts for P1 emergency incidents. Built using Spring Boot 3 Java backend, HTML5/CSS3/JavaScript frontend with glassmorphic aesthetic, H2/PostgreSQL database, and multi-role authentication with email OTP 2FA, the platform provides enterprise-grade performance, auditability, and user satisfaction.</w:t>
       </w:r>
     </w:p>
     <w:p>
@@ -1078,7 +1078,7 @@
                 <w:b w:val="0"/>
                 <w:sz w:val="22"/>
               </w:rPr>
-              <w:t>1.3 ORGANIZATION OF INDIVIDUAL REPORT</w:t>
+              <w:t>1.3 ORGANIZATION OF THE PROJECT REPORT</w:t>
             </w:r>
           </w:p>
         </w:tc>
@@ -1213,7 +1213,7 @@
                 <w:b/>
                 <w:sz w:val="22"/>
               </w:rPr>
-              <w:t>TEAM COMPOSITION &amp; INDIVIDUAL WORK DIVISION</w:t>
+              <w:t>TEAM COMPOSITION &amp; WORK DIVISION</w:t>
             </w:r>
           </w:p>
           <w:p>
@@ -1239,7 +1239,7 @@
                 <w:b w:val="0"/>
                 <w:sz w:val="22"/>
               </w:rPr>
-              <w:t>2.2 SARASWATHI S'S INDIVIDUAL RESPONSIBILITIES</w:t>
+              <w:t>2.2 WORK DIVISION MATRIX</w:t>
             </w:r>
           </w:p>
         </w:tc>
@@ -1360,7 +1360,7 @@
                 <w:b/>
                 <w:sz w:val="22"/>
               </w:rPr>
-              <w:t>INDIVIDUAL FRONTEND MODULES &amp; IMPLEMENTATION</w:t>
+              <w:t>TECHNICAL MODULE IMPLEMENTATION &amp; TEAM CONTRIBUTIONS</w:t>
             </w:r>
           </w:p>
           <w:p>
@@ -1373,7 +1373,7 @@
                 <w:b w:val="0"/>
                 <w:sz w:val="22"/>
               </w:rPr>
-              <w:t>3.1 GLASSMORPHIC DESIGN SYSTEM &amp; THEME ENGINE</w:t>
+              <w:t>3.1 PRIMARY CONTRIBUTIONS — SARASWATHI S</w:t>
             </w:r>
           </w:p>
           <w:p>
@@ -1386,7 +1386,7 @@
                 <w:b w:val="0"/>
                 <w:sz w:val="22"/>
               </w:rPr>
-              <w:t>3.2 SERVICE DESK CATALOG &amp; TECHNICIAN WORK QUEUE</w:t>
+              <w:t xml:space="preserve">    3.1.1 GLASSMORPHIC DESIGN SYSTEM &amp; THEME ENGINE</w:t>
             </w:r>
           </w:p>
           <w:p>
@@ -1399,7 +1399,7 @@
                 <w:b w:val="0"/>
                 <w:sz w:val="22"/>
               </w:rPr>
-              <w:t>3.3 REAL-TIME PRECISION SLA COUNTDOWN TIMERS</w:t>
+              <w:t xml:space="preserve">    3.1.2 TECHNICIAN WORK QUEUE &amp; SLA COUNTDOWN TIMERS</w:t>
             </w:r>
           </w:p>
           <w:p>
@@ -1412,7 +1412,7 @@
                 <w:b w:val="0"/>
                 <w:sz w:val="22"/>
               </w:rPr>
-              <w:t>3.4 KNOWLEDGE BASE &amp; SELF-SERVICE DEFLECTION ENGINE</w:t>
+              <w:t xml:space="preserve">    3.1.3 KNOWLEDGE BASE DEFLECTION &amp; CSAT RATING MODAL</w:t>
             </w:r>
           </w:p>
           <w:p>
@@ -1425,7 +1425,72 @@
                 <w:b w:val="0"/>
                 <w:sz w:val="22"/>
               </w:rPr>
-              <w:t>3.5 ITAM, CAB APPROVALS &amp; CSAT RATING MODAL</w:t>
+              <w:t xml:space="preserve">    3.1.4 IT ASSET MANAGEMENT &amp; CHANGE CONTROL MODALS</w:t>
+            </w:r>
+          </w:p>
+          <w:p>
+            <w:pPr>
+              <w:spacing w:after="40" w:before="40" w:line="252" w:lineRule="auto"/>
+            </w:pPr>
+            <w:r>
+              <w:rPr>
+                <w:rFonts w:ascii="Times New Roman" w:hAnsi="Times New Roman"/>
+                <w:b w:val="0"/>
+                <w:sz w:val="22"/>
+              </w:rPr>
+              <w:t xml:space="preserve">    3.1.5 BLACK-BOX FUNCTIONAL &amp; USABILITY TESTING</w:t>
+            </w:r>
+          </w:p>
+          <w:p>
+            <w:pPr>
+              <w:spacing w:after="40" w:before="40" w:line="252" w:lineRule="auto"/>
+            </w:pPr>
+            <w:r>
+              <w:rPr>
+                <w:rFonts w:ascii="Times New Roman" w:hAnsi="Times New Roman"/>
+                <w:b w:val="0"/>
+                <w:sz w:val="22"/>
+              </w:rPr>
+              <w:t>3.2 TEAMMATE CONTRIBUTIONS — SAM ANTROSE A H</w:t>
+            </w:r>
+          </w:p>
+          <w:p>
+            <w:pPr>
+              <w:spacing w:after="40" w:before="40" w:line="252" w:lineRule="auto"/>
+            </w:pPr>
+            <w:r>
+              <w:rPr>
+                <w:rFonts w:ascii="Times New Roman" w:hAnsi="Times New Roman"/>
+                <w:b w:val="0"/>
+                <w:sz w:val="22"/>
+              </w:rPr>
+              <w:t xml:space="preserve">    3.2.1 SPRING BOOT 3 REST API &amp; DATABASE LAYER</w:t>
+            </w:r>
+          </w:p>
+          <w:p>
+            <w:pPr>
+              <w:spacing w:after="40" w:before="40" w:line="252" w:lineRule="auto"/>
+            </w:pPr>
+            <w:r>
+              <w:rPr>
+                <w:rFonts w:ascii="Times New Roman" w:hAnsi="Times New Roman"/>
+                <w:b w:val="0"/>
+                <w:sz w:val="22"/>
+              </w:rPr>
+              <w:t xml:space="preserve">    3.2.2 PYTHON FASTAPI AI MICROSERVICE (HUGGING FACE NLP)</w:t>
+            </w:r>
+          </w:p>
+          <w:p>
+            <w:pPr>
+              <w:spacing w:after="40" w:before="40" w:line="252" w:lineRule="auto"/>
+            </w:pPr>
+            <w:r>
+              <w:rPr>
+                <w:rFonts w:ascii="Times New Roman" w:hAnsi="Times New Roman"/>
+                <w:b w:val="0"/>
+                <w:sz w:val="22"/>
+              </w:rPr>
+              <w:t xml:space="preserve">    3.2.3 MULTI-ROLE AUTHENTICATION &amp; EMAIL 2FA OTP GATEWAY</w:t>
             </w:r>
           </w:p>
         </w:tc>
@@ -1454,6 +1519,20 @@
               <w:rPr>
                 <w:rFonts w:ascii="Times New Roman" w:hAnsi="Times New Roman"/>
                 <w:b/>
+                <w:sz w:val="22"/>
+              </w:rPr>
+              <w:t>5</w:t>
+            </w:r>
+          </w:p>
+          <w:p>
+            <w:pPr>
+              <w:spacing w:after="40" w:before="40" w:line="252" w:lineRule="auto"/>
+              <w:jc w:val="center"/>
+            </w:pPr>
+            <w:r>
+              <w:rPr>
+                <w:rFonts w:ascii="Times New Roman" w:hAnsi="Times New Roman"/>
+                <w:b w:val="0"/>
                 <w:sz w:val="22"/>
               </w:rPr>
               <w:t>5</w:t>
@@ -1529,6 +1608,62 @@
               <w:t>9</w:t>
             </w:r>
           </w:p>
+          <w:p>
+            <w:pPr>
+              <w:spacing w:after="40" w:before="40" w:line="252" w:lineRule="auto"/>
+              <w:jc w:val="center"/>
+            </w:pPr>
+            <w:r>
+              <w:rPr>
+                <w:rFonts w:ascii="Times New Roman" w:hAnsi="Times New Roman"/>
+                <w:b w:val="0"/>
+                <w:sz w:val="22"/>
+              </w:rPr>
+              <w:t>9</w:t>
+            </w:r>
+          </w:p>
+          <w:p>
+            <w:pPr>
+              <w:spacing w:after="40" w:before="40" w:line="252" w:lineRule="auto"/>
+              <w:jc w:val="center"/>
+            </w:pPr>
+            <w:r>
+              <w:rPr>
+                <w:rFonts w:ascii="Times New Roman" w:hAnsi="Times New Roman"/>
+                <w:b w:val="0"/>
+                <w:sz w:val="22"/>
+              </w:rPr>
+              <w:t>9</w:t>
+            </w:r>
+          </w:p>
+          <w:p>
+            <w:pPr>
+              <w:spacing w:after="40" w:before="40" w:line="252" w:lineRule="auto"/>
+              <w:jc w:val="center"/>
+            </w:pPr>
+            <w:r>
+              <w:rPr>
+                <w:rFonts w:ascii="Times New Roman" w:hAnsi="Times New Roman"/>
+                <w:b w:val="0"/>
+                <w:sz w:val="22"/>
+              </w:rPr>
+              <w:t>10</w:t>
+            </w:r>
+          </w:p>
+          <w:p>
+            <w:pPr>
+              <w:spacing w:after="40" w:before="40" w:line="252" w:lineRule="auto"/>
+              <w:jc w:val="center"/>
+            </w:pPr>
+            <w:r>
+              <w:rPr>
+                <w:rFonts w:ascii="Times New Roman" w:hAnsi="Times New Roman"/>
+                <w:b w:val="0"/>
+                <w:sz w:val="22"/>
+              </w:rPr>
+              <w:t>10</w:t>
+            </w:r>
+          </w:p>
         </w:tc>
       </w:tr>
       <w:tr>
@@ -1588,7 +1723,7 @@
                 <w:b/>
                 <w:sz w:val="22"/>
               </w:rPr>
-              <w:t>SYSTEM DESIGN &amp; USER INTERACTION FLOWS</w:t>
+              <w:t>SYSTEM DESIGN &amp; DATA FLOW DIAGRAMS</w:t>
             </w:r>
           </w:p>
           <w:p>
@@ -1601,7 +1736,7 @@
                 <w:b w:val="0"/>
                 <w:sz w:val="22"/>
               </w:rPr>
-              <w:t>4.1 COMPONENT LAYOUT DIAGRAM</w:t>
+              <w:t>4.1 SYSTEM ARCHITECTURE DIAGRAM</w:t>
             </w:r>
           </w:p>
           <w:p>
@@ -1614,7 +1749,46 @@
                 <w:b w:val="0"/>
                 <w:sz w:val="22"/>
               </w:rPr>
-              <w:t>4.2 USER INTERACTION FLOWCHART</w:t>
+              <w:t>4.2 DATA FLOW DIAGRAM</w:t>
+            </w:r>
+          </w:p>
+          <w:p>
+            <w:pPr>
+              <w:spacing w:after="40" w:before="40" w:line="252" w:lineRule="auto"/>
+            </w:pPr>
+            <w:r>
+              <w:rPr>
+                <w:rFonts w:ascii="Times New Roman" w:hAnsi="Times New Roman"/>
+                <w:b w:val="0"/>
+                <w:sz w:val="22"/>
+              </w:rPr>
+              <w:t xml:space="preserve">    4.2.1 DATA FLOW DIAGRAM LEVEL 0</w:t>
+            </w:r>
+          </w:p>
+          <w:p>
+            <w:pPr>
+              <w:spacing w:after="40" w:before="40" w:line="252" w:lineRule="auto"/>
+            </w:pPr>
+            <w:r>
+              <w:rPr>
+                <w:rFonts w:ascii="Times New Roman" w:hAnsi="Times New Roman"/>
+                <w:b w:val="0"/>
+                <w:sz w:val="22"/>
+              </w:rPr>
+              <w:t xml:space="preserve">    4.2.2 DATA FLOW DIAGRAM LEVEL 1</w:t>
+            </w:r>
+          </w:p>
+          <w:p>
+            <w:pPr>
+              <w:spacing w:after="40" w:before="40" w:line="252" w:lineRule="auto"/>
+            </w:pPr>
+            <w:r>
+              <w:rPr>
+                <w:rFonts w:ascii="Times New Roman" w:hAnsi="Times New Roman"/>
+                <w:b w:val="0"/>
+                <w:sz w:val="22"/>
+              </w:rPr>
+              <w:t xml:space="preserve">    4.2.3 DATA FLOW DIAGRAM LEVEL 2</w:t>
             </w:r>
           </w:p>
         </w:tc>
@@ -1645,21 +1819,7 @@
                 <w:b/>
                 <w:sz w:val="22"/>
               </w:rPr>
-              <w:t>10</w:t>
-            </w:r>
-          </w:p>
-          <w:p>
-            <w:pPr>
-              <w:spacing w:after="40" w:before="40" w:line="252" w:lineRule="auto"/>
-              <w:jc w:val="center"/>
-            </w:pPr>
-            <w:r>
-              <w:rPr>
-                <w:rFonts w:ascii="Times New Roman" w:hAnsi="Times New Roman"/>
-                <w:b w:val="0"/>
-                <w:sz w:val="22"/>
-              </w:rPr>
-              <w:t>10</w:t>
+              <w:t>11</w:t>
             </w:r>
           </w:p>
           <w:p>
@@ -1674,6 +1834,62 @@
                 <w:sz w:val="22"/>
               </w:rPr>
               <w:t>11</w:t>
+            </w:r>
+          </w:p>
+          <w:p>
+            <w:pPr>
+              <w:spacing w:after="40" w:before="40" w:line="252" w:lineRule="auto"/>
+              <w:jc w:val="center"/>
+            </w:pPr>
+            <w:r>
+              <w:rPr>
+                <w:rFonts w:ascii="Times New Roman" w:hAnsi="Times New Roman"/>
+                <w:b w:val="0"/>
+                <w:sz w:val="22"/>
+              </w:rPr>
+              <w:t>12</w:t>
+            </w:r>
+          </w:p>
+          <w:p>
+            <w:pPr>
+              <w:spacing w:after="40" w:before="40" w:line="252" w:lineRule="auto"/>
+              <w:jc w:val="center"/>
+            </w:pPr>
+            <w:r>
+              <w:rPr>
+                <w:rFonts w:ascii="Times New Roman" w:hAnsi="Times New Roman"/>
+                <w:b w:val="0"/>
+                <w:sz w:val="22"/>
+              </w:rPr>
+              <w:t>12</w:t>
+            </w:r>
+          </w:p>
+          <w:p>
+            <w:pPr>
+              <w:spacing w:after="40" w:before="40" w:line="252" w:lineRule="auto"/>
+              <w:jc w:val="center"/>
+            </w:pPr>
+            <w:r>
+              <w:rPr>
+                <w:rFonts w:ascii="Times New Roman" w:hAnsi="Times New Roman"/>
+                <w:b w:val="0"/>
+                <w:sz w:val="22"/>
+              </w:rPr>
+              <w:t>12</w:t>
+            </w:r>
+          </w:p>
+          <w:p>
+            <w:pPr>
+              <w:spacing w:after="40" w:before="40" w:line="252" w:lineRule="auto"/>
+              <w:jc w:val="center"/>
+            </w:pPr>
+            <w:r>
+              <w:rPr>
+                <w:rFonts w:ascii="Times New Roman" w:hAnsi="Times New Roman"/>
+                <w:b w:val="0"/>
+                <w:sz w:val="22"/>
+              </w:rPr>
+              <w:t>13</w:t>
             </w:r>
           </w:p>
         </w:tc>
@@ -1735,7 +1951,7 @@
                 <w:b/>
                 <w:sz w:val="22"/>
               </w:rPr>
-              <w:t>INPUT/OUTPUT SCREENS &amp; UI VERIFICATION</w:t>
+              <w:t>INPUT/OUTPUT SCREENS &amp; VERIFICATION</w:t>
             </w:r>
           </w:p>
           <w:p>
@@ -1748,7 +1964,7 @@
                 <w:b w:val="0"/>
                 <w:sz w:val="22"/>
               </w:rPr>
-              <w:t>5.1 EMPLOYEE DASHBOARD &amp; SERVICE CATALOG UI</w:t>
+              <w:t>5.1 AUTHENTICATION &amp; 2FA VERIFICATION SCREEN</w:t>
             </w:r>
           </w:p>
           <w:p>
@@ -1761,128 +1977,7 @@
                 <w:b w:val="0"/>
                 <w:sz w:val="22"/>
               </w:rPr>
-              <w:t>5.2 TECHNICIAN SLA QUEUE &amp; STATUS TRANSITION UI</w:t>
-            </w:r>
-          </w:p>
-        </w:tc>
-        <w:tc>
-          <w:tcPr>
-            <w:tcW w:type="dxa" w:w="3120"/>
-            <w:tcBorders>
-              <w:top w:val="single" w:sz="12" w:space="0" w:color="000000"/>
-              <w:left w:val="single" w:sz="12" w:space="0" w:color="000000"/>
-              <w:bottom w:val="single" w:sz="12" w:space="0" w:color="000000"/>
-              <w:right w:val="single" w:sz="12" w:space="0" w:color="000000"/>
-            </w:tcBorders>
-            <w:tcMar>
-              <w:top w:w="100" w:type="dxa"/>
-              <w:bottom w:w="100" w:type="dxa"/>
-              <w:left w:w="150" w:type="dxa"/>
-              <w:right w:w="150" w:type="dxa"/>
-            </w:tcMar>
-          </w:tcPr>
-          <w:p>
-            <w:pPr>
-              <w:spacing w:after="40" w:before="40" w:line="252" w:lineRule="auto"/>
-              <w:jc w:val="center"/>
-            </w:pPr>
-            <w:r>
-              <w:rPr>
-                <w:rFonts w:ascii="Times New Roman" w:hAnsi="Times New Roman"/>
-                <w:b/>
-                <w:sz w:val="22"/>
-              </w:rPr>
-              <w:t>13</w:t>
-            </w:r>
-          </w:p>
-          <w:p>
-            <w:pPr>
-              <w:spacing w:after="40" w:before="40" w:line="252" w:lineRule="auto"/>
-              <w:jc w:val="center"/>
-            </w:pPr>
-            <w:r>
-              <w:rPr>
-                <w:rFonts w:ascii="Times New Roman" w:hAnsi="Times New Roman"/>
-                <w:b w:val="0"/>
-                <w:sz w:val="22"/>
-              </w:rPr>
-              <w:t>13</w:t>
-            </w:r>
-          </w:p>
-          <w:p>
-            <w:pPr>
-              <w:spacing w:after="40" w:before="40" w:line="252" w:lineRule="auto"/>
-              <w:jc w:val="center"/>
-            </w:pPr>
-            <w:r>
-              <w:rPr>
-                <w:rFonts w:ascii="Times New Roman" w:hAnsi="Times New Roman"/>
-                <w:b w:val="0"/>
-                <w:sz w:val="22"/>
-              </w:rPr>
-              <w:t>13</w:t>
-            </w:r>
-          </w:p>
-        </w:tc>
-      </w:tr>
-      <w:tr>
-        <w:tc>
-          <w:tcPr>
-            <w:tcW w:type="dxa" w:w="3120"/>
-            <w:tcBorders>
-              <w:top w:val="single" w:sz="12" w:space="0" w:color="000000"/>
-              <w:left w:val="single" w:sz="12" w:space="0" w:color="000000"/>
-              <w:bottom w:val="single" w:sz="12" w:space="0" w:color="000000"/>
-              <w:right w:val="single" w:sz="12" w:space="0" w:color="000000"/>
-            </w:tcBorders>
-            <w:tcMar>
-              <w:top w:w="100" w:type="dxa"/>
-              <w:bottom w:w="100" w:type="dxa"/>
-              <w:left w:w="150" w:type="dxa"/>
-              <w:right w:w="150" w:type="dxa"/>
-            </w:tcMar>
-          </w:tcPr>
-          <w:p>
-            <w:pPr>
-              <w:jc w:val="center"/>
-            </w:pPr>
-            <w:r>
-              <w:rPr>
-                <w:rFonts w:ascii="Times New Roman" w:hAnsi="Times New Roman"/>
-                <w:b/>
-                <w:sz w:val="22"/>
-              </w:rPr>
-              <w:t>6</w:t>
-            </w:r>
-          </w:p>
-        </w:tc>
-        <w:tc>
-          <w:tcPr>
-            <w:tcW w:type="dxa" w:w="3120"/>
-            <w:tcBorders>
-              <w:top w:val="single" w:sz="12" w:space="0" w:color="000000"/>
-              <w:left w:val="single" w:sz="12" w:space="0" w:color="000000"/>
-              <w:bottom w:val="single" w:sz="12" w:space="0" w:color="000000"/>
-              <w:right w:val="single" w:sz="12" w:space="0" w:color="000000"/>
-            </w:tcBorders>
-            <w:tcMar>
-              <w:top w:w="100" w:type="dxa"/>
-              <w:bottom w:w="100" w:type="dxa"/>
-              <w:left w:w="150" w:type="dxa"/>
-              <w:right w:w="150" w:type="dxa"/>
-            </w:tcMar>
-          </w:tcPr>
-          <w:p>
-            <w:pPr>
-              <w:spacing w:after="40" w:before="40" w:line="252" w:lineRule="auto"/>
-            </w:pPr>
-            <w:r>
-              <w:rPr>
-                <w:rFonts w:ascii="Times New Roman" w:hAnsi="Times New Roman"/>
-                <w:b/>
-                <w:sz w:val="22"/>
-              </w:rPr>
-              <w:t>QUALITY ASSURANCE &amp; BLACK-BOX TESTING</w:t>
+              <w:t>5.2 TICKET SUBMISSION &amp; LIVE AI PREVIEW SCREEN</w:t>
             </w:r>
           </w:p>
           <w:p>
@@ -1895,33 +1990,7 @@
                 <w:b w:val="0"/>
                 <w:sz w:val="22"/>
               </w:rPr>
-              <w:t>6.1 BLACK-BOX FUNCTIONAL TESTING</w:t>
-            </w:r>
-          </w:p>
-          <w:p>
-            <w:pPr>
-              <w:spacing w:after="40" w:before="40" w:line="252" w:lineRule="auto"/>
-            </w:pPr>
-            <w:r>
-              <w:rPr>
-                <w:rFonts w:ascii="Times New Roman" w:hAnsi="Times New Roman"/>
-                <w:b w:val="0"/>
-                <w:sz w:val="22"/>
-              </w:rPr>
-              <w:t>6.2 CROSS-BROWSER &amp; RESPONSIVENESS TESTING</w:t>
-            </w:r>
-          </w:p>
-          <w:p>
-            <w:pPr>
-              <w:spacing w:after="40" w:before="40" w:line="252" w:lineRule="auto"/>
-            </w:pPr>
-            <w:r>
-              <w:rPr>
-                <w:rFonts w:ascii="Times New Roman" w:hAnsi="Times New Roman"/>
-                <w:b w:val="0"/>
-                <w:sz w:val="22"/>
-              </w:rPr>
-              <w:t>6.3 USABILITY TESTING</w:t>
+              <w:t>5.3 TECHNICIAN WORK QUEUE &amp; SLA TIMERS SCREEN</w:t>
             </w:r>
           </w:p>
         </w:tc>
@@ -2026,7 +2095,7 @@
                 <w:b/>
                 <w:sz w:val="22"/>
               </w:rPr>
-              <w:t>7</w:t>
+              <w:t>6</w:t>
             </w:r>
           </w:p>
         </w:tc>
@@ -2056,7 +2125,46 @@
                 <w:b/>
                 <w:sz w:val="22"/>
               </w:rPr>
-              <w:t>CONCLUSION &amp; LEARNING OUTCOMES</w:t>
+              <w:t>TESTING &amp; MODULE VALIDATION</w:t>
+            </w:r>
+          </w:p>
+          <w:p>
+            <w:pPr>
+              <w:spacing w:after="40" w:before="40" w:line="252" w:lineRule="auto"/>
+            </w:pPr>
+            <w:r>
+              <w:rPr>
+                <w:rFonts w:ascii="Times New Roman" w:hAnsi="Times New Roman"/>
+                <w:b w:val="0"/>
+                <w:sz w:val="22"/>
+              </w:rPr>
+              <w:t>6.1 UNIT TESTING</w:t>
+            </w:r>
+          </w:p>
+          <w:p>
+            <w:pPr>
+              <w:spacing w:after="40" w:before="40" w:line="252" w:lineRule="auto"/>
+            </w:pPr>
+            <w:r>
+              <w:rPr>
+                <w:rFonts w:ascii="Times New Roman" w:hAnsi="Times New Roman"/>
+                <w:b w:val="0"/>
+                <w:sz w:val="22"/>
+              </w:rPr>
+              <w:t>6.2 INTEGRATION TESTING</w:t>
+            </w:r>
+          </w:p>
+          <w:p>
+            <w:pPr>
+              <w:spacing w:after="40" w:before="40" w:line="252" w:lineRule="auto"/>
+            </w:pPr>
+            <w:r>
+              <w:rPr>
+                <w:rFonts w:ascii="Times New Roman" w:hAnsi="Times New Roman"/>
+                <w:b w:val="0"/>
+                <w:sz w:val="22"/>
+              </w:rPr>
+              <w:t>6.3 SECURITY &amp; FALLBACK TESTING</w:t>
             </w:r>
           </w:p>
         </w:tc>
@@ -2088,6 +2196,141 @@
                 <w:sz w:val="22"/>
               </w:rPr>
               <w:t>15</w:t>
+            </w:r>
+          </w:p>
+          <w:p>
+            <w:pPr>
+              <w:spacing w:after="40" w:before="40" w:line="252" w:lineRule="auto"/>
+              <w:jc w:val="center"/>
+            </w:pPr>
+            <w:r>
+              <w:rPr>
+                <w:rFonts w:ascii="Times New Roman" w:hAnsi="Times New Roman"/>
+                <w:b w:val="0"/>
+                <w:sz w:val="22"/>
+              </w:rPr>
+              <w:t>15</w:t>
+            </w:r>
+          </w:p>
+          <w:p>
+            <w:pPr>
+              <w:spacing w:after="40" w:before="40" w:line="252" w:lineRule="auto"/>
+              <w:jc w:val="center"/>
+            </w:pPr>
+            <w:r>
+              <w:rPr>
+                <w:rFonts w:ascii="Times New Roman" w:hAnsi="Times New Roman"/>
+                <w:b w:val="0"/>
+                <w:sz w:val="22"/>
+              </w:rPr>
+              <w:t>15</w:t>
+            </w:r>
+          </w:p>
+          <w:p>
+            <w:pPr>
+              <w:spacing w:after="40" w:before="40" w:line="252" w:lineRule="auto"/>
+              <w:jc w:val="center"/>
+            </w:pPr>
+            <w:r>
+              <w:rPr>
+                <w:rFonts w:ascii="Times New Roman" w:hAnsi="Times New Roman"/>
+                <w:b w:val="0"/>
+                <w:sz w:val="22"/>
+              </w:rPr>
+              <w:t>15</w:t>
+            </w:r>
+          </w:p>
+        </w:tc>
+      </w:tr>
+      <w:tr>
+        <w:tc>
+          <w:tcPr>
+            <w:tcW w:type="dxa" w:w="3120"/>
+            <w:tcBorders>
+              <w:top w:val="single" w:sz="12" w:space="0" w:color="000000"/>
+              <w:left w:val="single" w:sz="12" w:space="0" w:color="000000"/>
+              <w:bottom w:val="single" w:sz="12" w:space="0" w:color="000000"/>
+              <w:right w:val="single" w:sz="12" w:space="0" w:color="000000"/>
+            </w:tcBorders>
+            <w:tcMar>
+              <w:top w:w="100" w:type="dxa"/>
+              <w:bottom w:w="100" w:type="dxa"/>
+              <w:left w:w="150" w:type="dxa"/>
+              <w:right w:w="150" w:type="dxa"/>
+            </w:tcMar>
+          </w:tcPr>
+          <w:p>
+            <w:pPr>
+              <w:jc w:val="center"/>
+            </w:pPr>
+            <w:r>
+              <w:rPr>
+                <w:rFonts w:ascii="Times New Roman" w:hAnsi="Times New Roman"/>
+                <w:b/>
+                <w:sz w:val="22"/>
+              </w:rPr>
+              <w:t>7</w:t>
+            </w:r>
+          </w:p>
+        </w:tc>
+        <w:tc>
+          <w:tcPr>
+            <w:tcW w:type="dxa" w:w="3120"/>
+            <w:tcBorders>
+              <w:top w:val="single" w:sz="12" w:space="0" w:color="000000"/>
+              <w:left w:val="single" w:sz="12" w:space="0" w:color="000000"/>
+              <w:bottom w:val="single" w:sz="12" w:space="0" w:color="000000"/>
+              <w:right w:val="single" w:sz="12" w:space="0" w:color="000000"/>
+            </w:tcBorders>
+            <w:tcMar>
+              <w:top w:w="100" w:type="dxa"/>
+              <w:bottom w:w="100" w:type="dxa"/>
+              <w:left w:w="150" w:type="dxa"/>
+              <w:right w:w="150" w:type="dxa"/>
+            </w:tcMar>
+          </w:tcPr>
+          <w:p>
+            <w:pPr>
+              <w:spacing w:after="40" w:before="40" w:line="252" w:lineRule="auto"/>
+            </w:pPr>
+            <w:r>
+              <w:rPr>
+                <w:rFonts w:ascii="Times New Roman" w:hAnsi="Times New Roman"/>
+                <w:b/>
+                <w:sz w:val="22"/>
+              </w:rPr>
+              <w:t>CONCLUSION &amp; FUTURE SCOPE</w:t>
+            </w:r>
+          </w:p>
+        </w:tc>
+        <w:tc>
+          <w:tcPr>
+            <w:tcW w:type="dxa" w:w="3120"/>
+            <w:tcBorders>
+              <w:top w:val="single" w:sz="12" w:space="0" w:color="000000"/>
+              <w:left w:val="single" w:sz="12" w:space="0" w:color="000000"/>
+              <w:bottom w:val="single" w:sz="12" w:space="0" w:color="000000"/>
+              <w:right w:val="single" w:sz="12" w:space="0" w:color="000000"/>
+            </w:tcBorders>
+            <w:tcMar>
+              <w:top w:w="100" w:type="dxa"/>
+              <w:bottom w:w="100" w:type="dxa"/>
+              <w:left w:w="150" w:type="dxa"/>
+              <w:right w:w="150" w:type="dxa"/>
+            </w:tcMar>
+          </w:tcPr>
+          <w:p>
+            <w:pPr>
+              <w:spacing w:after="40" w:before="40" w:line="252" w:lineRule="auto"/>
+              <w:jc w:val="center"/>
+            </w:pPr>
+            <w:r>
+              <w:rPr>
+                <w:rFonts w:ascii="Times New Roman" w:hAnsi="Times New Roman"/>
+                <w:b/>
+                <w:sz w:val="22"/>
+              </w:rPr>
+              <w:t>16</w:t>
             </w:r>
           </w:p>
         </w:tc>
@@ -2164,7 +2407,7 @@
                 <w:rFonts w:ascii="Times New Roman" w:hAnsi="Times New Roman"/>
                 <w:b/>
               </w:rPr>
-              <w:t>16</w:t>
+              <w:t>17</w:t>
             </w:r>
           </w:p>
         </w:tc>
@@ -2241,7 +2484,7 @@
                 <w:rFonts w:ascii="Times New Roman" w:hAnsi="Times New Roman"/>
                 <w:b/>
               </w:rPr>
-              <w:t>20</w:t>
+              <w:t>21</w:t>
             </w:r>
           </w:p>
         </w:tc>
@@ -2505,7 +2748,7 @@
                 <w:rFonts w:ascii="Times New Roman" w:hAnsi="Times New Roman"/>
                 <w:b/>
               </w:rPr>
-              <w:t>INDIVIDUAL WORK DIVISION MATRIX</w:t>
+              <w:t>WORK DIVISION &amp; MODULE ALLOCATION MATRIX</w:t>
             </w:r>
           </w:p>
         </w:tc>
@@ -3085,7 +3328,7 @@
                 <w:rFonts w:ascii="Times New Roman" w:hAnsi="Times New Roman"/>
                 <w:b/>
               </w:rPr>
-              <w:t>CSAT STAR RATING &amp; ASSET LINKING MODAL</w:t>
+              <w:t>SPRING BOOT BACKEND &amp; DATABASE LAYER</w:t>
             </w:r>
           </w:p>
         </w:tc>
@@ -3201,7 +3444,7 @@
                 <w:rFonts w:ascii="Times New Roman" w:hAnsi="Times New Roman"/>
                 <w:b/>
               </w:rPr>
-              <w:t>FRONTEND COMPONENT LAYOUT DIAGRAM</w:t>
+              <w:t>OVERALL SYSTEM ARCHITECTURE DIAGRAM</w:t>
             </w:r>
           </w:p>
         </w:tc>
@@ -3229,7 +3472,7 @@
               <w:rPr>
                 <w:rFonts w:ascii="Times New Roman" w:hAnsi="Times New Roman"/>
               </w:rPr>
-              <w:t>10</w:t>
+              <w:t>11</w:t>
             </w:r>
           </w:p>
         </w:tc>
@@ -3317,7 +3560,7 @@
                 <w:rFonts w:ascii="Times New Roman" w:hAnsi="Times New Roman"/>
                 <w:b/>
               </w:rPr>
-              <w:t>USER INTERACTION WORKFLOW DIAGRAM</w:t>
+              <w:t>DFD LEVEL 0 (CONTEXT DIAGRAM)</w:t>
             </w:r>
           </w:p>
         </w:tc>
@@ -3345,7 +3588,7 @@
               <w:rPr>
                 <w:rFonts w:ascii="Times New Roman" w:hAnsi="Times New Roman"/>
               </w:rPr>
-              <w:t>11</w:t>
+              <w:t>12</w:t>
             </w:r>
           </w:p>
         </w:tc>
@@ -3404,7 +3647,7 @@
                 <w:rFonts w:ascii="Times New Roman" w:hAnsi="Times New Roman"/>
                 <w:b/>
               </w:rPr>
-              <w:t>5.1</w:t>
+              <w:t>4.3</w:t>
             </w:r>
           </w:p>
         </w:tc>
@@ -3433,7 +3676,7 @@
                 <w:rFonts w:ascii="Times New Roman" w:hAnsi="Times New Roman"/>
                 <w:b/>
               </w:rPr>
-              <w:t>EMPLOYEE DASHBOARD &amp; SERVICE CATALOG UI</w:t>
+              <w:t>DFD LEVEL 1 (SERVICE DESK PROCESSES)</w:t>
             </w:r>
           </w:p>
         </w:tc>
@@ -3461,7 +3704,7 @@
               <w:rPr>
                 <w:rFonts w:ascii="Times New Roman" w:hAnsi="Times New Roman"/>
               </w:rPr>
-              <w:t>13</w:t>
+              <w:t>12</w:t>
             </w:r>
           </w:p>
         </w:tc>
@@ -3520,6 +3763,238 @@
                 <w:rFonts w:ascii="Times New Roman" w:hAnsi="Times New Roman"/>
                 <w:b/>
               </w:rPr>
+              <w:t>4.4</w:t>
+            </w:r>
+          </w:p>
+        </w:tc>
+        <w:tc>
+          <w:tcPr>
+            <w:tcW w:type="dxa" w:w="4752"/>
+            <w:tcBorders>
+              <w:top w:val="single" w:sz="12" w:space="0" w:color="000000"/>
+              <w:left w:val="single" w:sz="12" w:space="0" w:color="000000"/>
+              <w:bottom w:val="single" w:sz="12" w:space="0" w:color="000000"/>
+              <w:right w:val="single" w:sz="12" w:space="0" w:color="000000"/>
+            </w:tcBorders>
+            <w:tcMar>
+              <w:top w:w="100" w:type="dxa"/>
+              <w:bottom w:w="100" w:type="dxa"/>
+              <w:left w:w="150" w:type="dxa"/>
+              <w:right w:w="150" w:type="dxa"/>
+            </w:tcMar>
+          </w:tcPr>
+          <w:p>
+            <w:pPr>
+              <w:jc w:val="center"/>
+            </w:pPr>
+            <w:r>
+              <w:rPr>
+                <w:rFonts w:ascii="Times New Roman" w:hAnsi="Times New Roman"/>
+                <w:b/>
+              </w:rPr>
+              <w:t>DFD LEVEL 2 (AI TRIAGE &amp; SLA ENGINE)</w:t>
+            </w:r>
+          </w:p>
+        </w:tc>
+        <w:tc>
+          <w:tcPr>
+            <w:tcW w:type="dxa" w:w="1440"/>
+            <w:tcBorders>
+              <w:top w:val="single" w:sz="12" w:space="0" w:color="000000"/>
+              <w:left w:val="single" w:sz="12" w:space="0" w:color="000000"/>
+              <w:bottom w:val="single" w:sz="12" w:space="0" w:color="000000"/>
+              <w:right w:val="single" w:sz="12" w:space="0" w:color="000000"/>
+            </w:tcBorders>
+            <w:tcMar>
+              <w:top w:w="100" w:type="dxa"/>
+              <w:bottom w:w="100" w:type="dxa"/>
+              <w:left w:w="150" w:type="dxa"/>
+              <w:right w:w="150" w:type="dxa"/>
+            </w:tcMar>
+          </w:tcPr>
+          <w:p>
+            <w:pPr>
+              <w:jc w:val="center"/>
+            </w:pPr>
+            <w:r>
+              <w:rPr>
+                <w:rFonts w:ascii="Times New Roman" w:hAnsi="Times New Roman"/>
+              </w:rPr>
+              <w:t>13</w:t>
+            </w:r>
+          </w:p>
+        </w:tc>
+      </w:tr>
+      <w:tr>
+        <w:tc>
+          <w:tcPr>
+            <w:tcW w:type="dxa" w:w="1296"/>
+            <w:tcBorders>
+              <w:top w:val="single" w:sz="12" w:space="0" w:color="000000"/>
+              <w:left w:val="single" w:sz="12" w:space="0" w:color="000000"/>
+              <w:bottom w:val="single" w:sz="12" w:space="0" w:color="000000"/>
+              <w:right w:val="single" w:sz="12" w:space="0" w:color="000000"/>
+            </w:tcBorders>
+            <w:tcMar>
+              <w:top w:w="100" w:type="dxa"/>
+              <w:bottom w:w="100" w:type="dxa"/>
+              <w:left w:w="150" w:type="dxa"/>
+              <w:right w:w="150" w:type="dxa"/>
+            </w:tcMar>
+          </w:tcPr>
+          <w:p>
+            <w:pPr>
+              <w:jc w:val="center"/>
+            </w:pPr>
+            <w:r>
+              <w:rPr>
+                <w:rFonts w:ascii="Times New Roman" w:hAnsi="Times New Roman"/>
+              </w:rPr>
+              <w:t>11</w:t>
+            </w:r>
+          </w:p>
+        </w:tc>
+        <w:tc>
+          <w:tcPr>
+            <w:tcW w:type="dxa" w:w="1872"/>
+            <w:tcBorders>
+              <w:top w:val="single" w:sz="12" w:space="0" w:color="000000"/>
+              <w:left w:val="single" w:sz="12" w:space="0" w:color="000000"/>
+              <w:bottom w:val="single" w:sz="12" w:space="0" w:color="000000"/>
+              <w:right w:val="single" w:sz="12" w:space="0" w:color="000000"/>
+            </w:tcBorders>
+            <w:tcMar>
+              <w:top w:w="100" w:type="dxa"/>
+              <w:bottom w:w="100" w:type="dxa"/>
+              <w:left w:w="150" w:type="dxa"/>
+              <w:right w:w="150" w:type="dxa"/>
+            </w:tcMar>
+          </w:tcPr>
+          <w:p>
+            <w:pPr>
+              <w:jc w:val="center"/>
+            </w:pPr>
+            <w:r>
+              <w:rPr>
+                <w:rFonts w:ascii="Times New Roman" w:hAnsi="Times New Roman"/>
+                <w:b/>
+              </w:rPr>
+              <w:t>5.1</w:t>
+            </w:r>
+          </w:p>
+        </w:tc>
+        <w:tc>
+          <w:tcPr>
+            <w:tcW w:type="dxa" w:w="4752"/>
+            <w:tcBorders>
+              <w:top w:val="single" w:sz="12" w:space="0" w:color="000000"/>
+              <w:left w:val="single" w:sz="12" w:space="0" w:color="000000"/>
+              <w:bottom w:val="single" w:sz="12" w:space="0" w:color="000000"/>
+              <w:right w:val="single" w:sz="12" w:space="0" w:color="000000"/>
+            </w:tcBorders>
+            <w:tcMar>
+              <w:top w:w="100" w:type="dxa"/>
+              <w:bottom w:w="100" w:type="dxa"/>
+              <w:left w:w="150" w:type="dxa"/>
+              <w:right w:w="150" w:type="dxa"/>
+            </w:tcMar>
+          </w:tcPr>
+          <w:p>
+            <w:pPr>
+              <w:jc w:val="center"/>
+            </w:pPr>
+            <w:r>
+              <w:rPr>
+                <w:rFonts w:ascii="Times New Roman" w:hAnsi="Times New Roman"/>
+                <w:b/>
+              </w:rPr>
+              <w:t>AUTHENTICATION &amp; 2FA VERIFICATION SCREEN</w:t>
+            </w:r>
+          </w:p>
+        </w:tc>
+        <w:tc>
+          <w:tcPr>
+            <w:tcW w:type="dxa" w:w="1440"/>
+            <w:tcBorders>
+              <w:top w:val="single" w:sz="12" w:space="0" w:color="000000"/>
+              <w:left w:val="single" w:sz="12" w:space="0" w:color="000000"/>
+              <w:bottom w:val="single" w:sz="12" w:space="0" w:color="000000"/>
+              <w:right w:val="single" w:sz="12" w:space="0" w:color="000000"/>
+            </w:tcBorders>
+            <w:tcMar>
+              <w:top w:w="100" w:type="dxa"/>
+              <w:bottom w:w="100" w:type="dxa"/>
+              <w:left w:w="150" w:type="dxa"/>
+              <w:right w:w="150" w:type="dxa"/>
+            </w:tcMar>
+          </w:tcPr>
+          <w:p>
+            <w:pPr>
+              <w:jc w:val="center"/>
+            </w:pPr>
+            <w:r>
+              <w:rPr>
+                <w:rFonts w:ascii="Times New Roman" w:hAnsi="Times New Roman"/>
+              </w:rPr>
+              <w:t>14</w:t>
+            </w:r>
+          </w:p>
+        </w:tc>
+      </w:tr>
+      <w:tr>
+        <w:tc>
+          <w:tcPr>
+            <w:tcW w:type="dxa" w:w="1296"/>
+            <w:tcBorders>
+              <w:top w:val="single" w:sz="12" w:space="0" w:color="000000"/>
+              <w:left w:val="single" w:sz="12" w:space="0" w:color="000000"/>
+              <w:bottom w:val="single" w:sz="12" w:space="0" w:color="000000"/>
+              <w:right w:val="single" w:sz="12" w:space="0" w:color="000000"/>
+            </w:tcBorders>
+            <w:tcMar>
+              <w:top w:w="100" w:type="dxa"/>
+              <w:bottom w:w="100" w:type="dxa"/>
+              <w:left w:w="150" w:type="dxa"/>
+              <w:right w:w="150" w:type="dxa"/>
+            </w:tcMar>
+          </w:tcPr>
+          <w:p>
+            <w:pPr>
+              <w:jc w:val="center"/>
+            </w:pPr>
+            <w:r>
+              <w:rPr>
+                <w:rFonts w:ascii="Times New Roman" w:hAnsi="Times New Roman"/>
+              </w:rPr>
+              <w:t>12</w:t>
+            </w:r>
+          </w:p>
+        </w:tc>
+        <w:tc>
+          <w:tcPr>
+            <w:tcW w:type="dxa" w:w="1872"/>
+            <w:tcBorders>
+              <w:top w:val="single" w:sz="12" w:space="0" w:color="000000"/>
+              <w:left w:val="single" w:sz="12" w:space="0" w:color="000000"/>
+              <w:bottom w:val="single" w:sz="12" w:space="0" w:color="000000"/>
+              <w:right w:val="single" w:sz="12" w:space="0" w:color="000000"/>
+            </w:tcBorders>
+            <w:tcMar>
+              <w:top w:w="100" w:type="dxa"/>
+              <w:bottom w:w="100" w:type="dxa"/>
+              <w:left w:w="150" w:type="dxa"/>
+              <w:right w:w="150" w:type="dxa"/>
+            </w:tcMar>
+          </w:tcPr>
+          <w:p>
+            <w:pPr>
+              <w:jc w:val="center"/>
+            </w:pPr>
+            <w:r>
+              <w:rPr>
+                <w:rFonts w:ascii="Times New Roman" w:hAnsi="Times New Roman"/>
+                <w:b/>
+              </w:rPr>
               <w:t>5.2</w:t>
             </w:r>
           </w:p>
@@ -3549,7 +4024,7 @@
                 <w:rFonts w:ascii="Times New Roman" w:hAnsi="Times New Roman"/>
                 <w:b/>
               </w:rPr>
-              <w:t>TECHNICIAN SLA QUEUE &amp; STATUS TRANSITION UI</w:t>
+              <w:t>LIVE AI TRIAGE PREVIEW &amp; WORK QUEUE SCREEN</w:t>
             </w:r>
           </w:p>
         </w:tc>
@@ -3577,7 +4052,7 @@
               <w:rPr>
                 <w:rFonts w:ascii="Times New Roman" w:hAnsi="Times New Roman"/>
               </w:rPr>
-              <w:t>13</w:t>
+              <w:t>14</w:t>
             </w:r>
           </w:p>
         </w:tc>
@@ -3645,7 +4120,7 @@
           <w:i w:val="0"/>
           <w:sz w:val="24"/>
         </w:rPr>
-        <w:t>The Enterprise IT &amp; Corporate Facilities Service Portal is a unified web application engineered to streamline IT support requests, facilities maintenance, and corporate safety operations. Modern enterprise employees often struggle with unintuitive helpdesk tools, lack of SLA visibility, and tedious ticket submission forms.</w:t>
+        <w:t>The Enterprise IT &amp; Corporate Facilities Service Portal is a unified web application engineered to automate service management across IT operations, facility maintenance, and corporate safety operations. Modern enterprise employees often struggle with unintuitive helpdesk tools, lack of SLA visibility, manual ticket routing, and tedious ticket submission forms.</w:t>
       </w:r>
     </w:p>
     <w:p>
@@ -3660,7 +4135,7 @@
           <w:i w:val="0"/>
           <w:sz w:val="24"/>
         </w:rPr>
-        <w:t>This project delivers a responsive, modern glassmorphic web interface supporting role-based access for Employees, Technicians, and System Administrators. It features real-time SLA countdown timers, interactive Knowledge Base deflection, IT Asset Management (ITAM), and Customer Satisfaction (CSAT) rating dialogs.</w:t>
+        <w:t>This project delivers a responsive, modern glassmorphic web interface supporting role-based access for Employees, Technicians, and System Administrators. It features real-time ticket categorization, priority scoring, automated technician assignment, live countdown SLA timers, email 2FA authentication, and emergency voice dispatching.</w:t>
       </w:r>
     </w:p>
     <w:p>
@@ -3690,7 +4165,7 @@
           <w:i w:val="0"/>
           <w:sz w:val="24"/>
         </w:rPr>
-        <w:t>Traditional corporate service desk user interfaces suffer from significant usability shortcomings:</w:t>
+        <w:t>Standard corporate IT and facilities service desks struggle with key vulnerabilities:</w:t>
       </w:r>
     </w:p>
     <w:p>
@@ -3705,7 +4180,7 @@
           <w:i w:val="0"/>
           <w:sz w:val="24"/>
         </w:rPr>
-        <w:t>1. Poor Visual Hierarchy &amp; Clutter: Interfaces present overwhelming forms without pre-filtered domain categories.</w:t>
+        <w:t>1. Manual Triage Bottlenecks: Helpdesk teams manually classify hundreds of daily incoming tickets, delaying resolution times.</w:t>
       </w:r>
     </w:p>
     <w:p>
@@ -3720,7 +4195,7 @@
           <w:i w:val="0"/>
           <w:sz w:val="24"/>
         </w:rPr>
-        <w:t>2. Absence of Real-Time SLA Countdown: Technicians cannot visually track ticking SLA deadlines for urgent P1/P2 tickets.</w:t>
+        <w:t>2. Fragmented Platforms: Employees must use separate portals for hardware repairs, software access, and HVAC facility issues.</w:t>
       </w:r>
     </w:p>
     <w:p>
@@ -3735,7 +4210,7 @@
           <w:i w:val="0"/>
           <w:sz w:val="24"/>
         </w:rPr>
-        <w:t>3. Lack of Ticket Deflection: Users submit tickets for common problems that could be resolved independently with self-service guides.</w:t>
+        <w:t>3. Unmonitored SLA Breaches: Technicians lack real-time precision timers to prioritize high-urgency incidents.</w:t>
       </w:r>
     </w:p>
     <w:p>
@@ -3750,7 +4225,7 @@
           <w:i w:val="0"/>
           <w:sz w:val="24"/>
         </w:rPr>
-        <w:t>4. Missing Feedback Mechanisms: Organizations lack structured satisfaction rating tools to evaluate technician performance.</w:t>
+        <w:t>4. Manual Emergency Reporting: Physical and server room emergencies rely on manual phone calls without automated tracking.</w:t>
       </w:r>
     </w:p>
     <w:p>
@@ -3765,7 +4240,7 @@
           <w:b/>
           <w:sz w:val="28"/>
         </w:rPr>
-        <w:t>1.3 ORGANIZATION OF INDIVIDUAL REPORT</w:t>
+        <w:t>1.3 ORGANIZATION OF THE PROJECT REPORT</w:t>
       </w:r>
     </w:p>
     <w:p>
@@ -3780,7 +4255,7 @@
           <w:i w:val="0"/>
           <w:sz w:val="24"/>
         </w:rPr>
-        <w:t>In accordance with department guidelines, this report details my individual contributions as Lead Frontend Developer &amp; QA Analyst:</w:t>
+        <w:t>This report is organized into the following chapters:</w:t>
       </w:r>
     </w:p>
     <w:p>
@@ -3795,7 +4270,7 @@
           <w:i w:val="0"/>
           <w:sz w:val="24"/>
         </w:rPr>
-        <w:t>• Chapter 2 presents team composition and individual work division.</w:t>
+        <w:t>• Chapter 1 introduces the project background, problem statement, and report organization.</w:t>
       </w:r>
     </w:p>
     <w:p>
@@ -3810,7 +4285,7 @@
           <w:i w:val="0"/>
           <w:sz w:val="24"/>
         </w:rPr>
-        <w:t>• Chapter 3 details Saraswathi S's individual technical modules (Design system, SLA timers, KB deflection, ITAM, and CSAT rating).</w:t>
+        <w:t>• Chapter 2 details the team composition, role allocation, and individual work division matrix.</w:t>
       </w:r>
     </w:p>
     <w:p>
@@ -3825,7 +4300,7 @@
           <w:i w:val="0"/>
           <w:sz w:val="24"/>
         </w:rPr>
-        <w:t>• Chapter 4 illustrates component layout diagrams and user interaction flowcharts.</w:t>
+        <w:t>• Chapter 3 presents technical module implementation with cross-referenced teammate contributions.</w:t>
       </w:r>
     </w:p>
     <w:p>
@@ -3840,7 +4315,7 @@
           <w:i w:val="0"/>
           <w:sz w:val="24"/>
         </w:rPr>
-        <w:t>• Chapter 5 presents user interface input/output screens.</w:t>
+        <w:t>• Chapter 4 details system architecture and Data Flow Diagrams (Levels 0, 1, and 2).</w:t>
       </w:r>
     </w:p>
     <w:p>
@@ -3855,7 +4330,7 @@
           <w:i w:val="0"/>
           <w:sz w:val="24"/>
         </w:rPr>
-        <w:t>• Chapter 6 covers quality assurance, usability testing, and black-box test cases.</w:t>
+        <w:t>• Chapter 5 illustrates user interface input and output screens.</w:t>
       </w:r>
     </w:p>
     <w:p>
@@ -3870,7 +4345,22 @@
           <w:i w:val="0"/>
           <w:sz w:val="24"/>
         </w:rPr>
-        <w:t>• Chapter 7 concludes with key achievements and individual learning outcomes.</w:t>
+        <w:t>• Chapter 6 covers quality assurance, unit testing, integration testing, and verification results.</w:t>
+      </w:r>
+    </w:p>
+    <w:p>
+      <w:pPr>
+        <w:spacing w:after="120" w:line="276" w:lineRule="auto"/>
+        <w:jc w:val="both"/>
+      </w:pPr>
+      <w:r>
+        <w:rPr>
+          <w:rFonts w:ascii="Times New Roman" w:hAnsi="Times New Roman"/>
+          <w:b w:val="0"/>
+          <w:i w:val="0"/>
+          <w:sz w:val="24"/>
+        </w:rPr>
+        <w:t>• Chapter 7 concludes the report with key deliverables and future scope.</w:t>
       </w:r>
     </w:p>
     <w:p>
@@ -3905,7 +4395,7 @@
           <w:b/>
           <w:sz w:val="32"/>
         </w:rPr>
-        <w:t>TEAM COMPOSITION &amp; INDIVIDUAL WORK DIVISION</w:t>
+        <w:t>TEAM COMPOSITION &amp; WORK DIVISION</w:t>
       </w:r>
     </w:p>
     <w:p>
@@ -4220,7 +4710,7 @@
           <w:b/>
           <w:sz w:val="28"/>
         </w:rPr>
-        <w:t>2.2 SARASWATHI S'S INDIVIDUAL RESPONSIBILITIES</w:t>
+        <w:t>2.2 WORK DIVISION MATRIX</w:t>
       </w:r>
     </w:p>
     <w:p>
@@ -4235,7 +4725,7 @@
           <w:i w:val="0"/>
           <w:sz w:val="24"/>
         </w:rPr>
-        <w:t>As Lead Frontend Developer &amp; QA Analyst, my individual technical responsibilities were strictly defined as follows:</w:t>
+        <w:t>The overall system development was divided into decoupled backend microservices and frontend user experience layers:</w:t>
       </w:r>
     </w:p>
     <w:p>
@@ -4250,7 +4740,7 @@
           <w:i w:val="0"/>
           <w:sz w:val="24"/>
         </w:rPr>
-        <w:t>1. Glassmorphic Design System: Developed 40+ CSS custom properties (variables) controlling colors, glass blur effects, borders, and dark mode theme switching.</w:t>
+        <w:t>1. Saraswathi S (Reg. No: RA2532241040036): Spearheaded glassmorphic CSS design system, responsive layout grids, SLA countdown timer components, Knowledge Base self-service deflection engine, ITAM/CAB dialogs, and QA testing.</w:t>
       </w:r>
     </w:p>
     <w:p>
@@ -4265,52 +4755,7 @@
           <w:i w:val="0"/>
           <w:sz w:val="24"/>
         </w:rPr>
-        <w:t>2. SLA Countdown Component: Programmed JavaScript precision countdown timers updating every second with color-coded warning indicators.</w:t>
-      </w:r>
-    </w:p>
-    <w:p>
-      <w:pPr>
-        <w:spacing w:after="120" w:line="276" w:lineRule="auto"/>
-        <w:jc w:val="both"/>
-      </w:pPr>
-      <w:r>
-        <w:rPr>
-          <w:rFonts w:ascii="Times New Roman" w:hAnsi="Times New Roman"/>
-          <w:b w:val="0"/>
-          <w:i w:val="0"/>
-          <w:sz w:val="24"/>
-        </w:rPr>
-        <w:t>3. Self-Service Deflection UI: Built live text keyword matching that renders relevant Knowledge Base articles to employees before ticket creation.</w:t>
-      </w:r>
-    </w:p>
-    <w:p>
-      <w:pPr>
-        <w:spacing w:after="120" w:line="276" w:lineRule="auto"/>
-        <w:jc w:val="both"/>
-      </w:pPr>
-      <w:r>
-        <w:rPr>
-          <w:rFonts w:ascii="Times New Roman" w:hAnsi="Times New Roman"/>
-          <w:b w:val="0"/>
-          <w:i w:val="0"/>
-          <w:sz w:val="24"/>
-        </w:rPr>
-        <w:t>4. ITAM &amp; CSAT Rating Dialogs: Created modal dialogs for device inventory tracking, change request reviews, and 5-star CSAT customer ratings.</w:t>
-      </w:r>
-    </w:p>
-    <w:p>
-      <w:pPr>
-        <w:spacing w:after="120" w:line="276" w:lineRule="auto"/>
-        <w:jc w:val="both"/>
-      </w:pPr>
-      <w:r>
-        <w:rPr>
-          <w:rFonts w:ascii="Times New Roman" w:hAnsi="Times New Roman"/>
-          <w:b w:val="0"/>
-          <w:i w:val="0"/>
-          <w:sz w:val="24"/>
-        </w:rPr>
-        <w:t>5. Quality Assurance &amp; Testing: Designed and executed black-box functional test cases, cross-browser responsiveness tests, and user experience validation.</w:t>
+        <w:t>2. Sam Antrose A H (Reg. No: RA2532241040033): Spearheaded Spring Boot 3 REST controllers, JPA entity persistence, Python FastAPI NLP inference backend, email 2FA OTP gateway, native telephony URI handlers, and Render.com deployment.</w:t>
       </w:r>
     </w:p>
     <w:p>
@@ -4345,7 +4790,7 @@
           <w:b/>
           <w:sz w:val="32"/>
         </w:rPr>
-        <w:t>INDIVIDUAL FRONTEND MODULES &amp; IMPLEMENTATION</w:t>
+        <w:t>TECHNICAL MODULE IMPLEMENTATION &amp; TEAM CONTRIBUTIONS</w:t>
       </w:r>
     </w:p>
     <w:p>
@@ -4360,7 +4805,7 @@
           <w:b/>
           <w:sz w:val="28"/>
         </w:rPr>
-        <w:t>3.1 GLASSMORPHIC DESIGN SYSTEM &amp; THEME ENGINE</w:t>
+        <w:t>3.1 PRIMARY CONTRIBUTIONS — SARASWATHI S</w:t>
       </w:r>
     </w:p>
     <w:p>
@@ -4375,7 +4820,7 @@
           <w:i w:val="0"/>
           <w:sz w:val="24"/>
         </w:rPr>
-        <w:t>I designed and implemented the application's UI design system (styles.css):</w:t>
+        <w:t>As Lead Frontend UI/UX Developer and QA Analyst, my primary technical modules designed and implemented comprise:</w:t>
       </w:r>
     </w:p>
     <w:p>
@@ -4390,7 +4835,7 @@
           <w:i w:val="0"/>
           <w:sz w:val="24"/>
         </w:rPr>
-        <w:t>• CSS Custom Properties: Defined theme tokens for colors (--primary-blue, --accent-emerald, --accent-rose), shadows, and radii.</w:t>
+        <w:t>3.1.1 Glassmorphic Design System &amp; Theme Engine: Engineered styles.css containing 40+ CSS custom properties (variables), glassmorphism backdrop blur cards, dark/light theme switcher, and responsive layout grids.</w:t>
       </w:r>
     </w:p>
     <w:p>
@@ -4405,7 +4850,7 @@
           <w:i w:val="0"/>
           <w:sz w:val="24"/>
         </w:rPr>
-        <w:t>• Glassmorphism Component Library: Created reusable .glass-panel, .btn, .badge, and .form-input classes with backdrop blur and subtle borders.</w:t>
+        <w:t>3.1.2 Technician Work Queue &amp; SLA Countdown Timers: Built domain pre-filtered technician work queues and JavaScript 1-second precision countdown SLA timers with visual severity indicators.</w:t>
       </w:r>
     </w:p>
     <w:p>
@@ -4420,22 +4865,7 @@
           <w:i w:val="0"/>
           <w:sz w:val="24"/>
         </w:rPr>
-        <w:t>• Dark/Light Theme Switcher: Programmed theme toggle function (toggleTheme) persisting preferences in browser localStorage.</w:t>
-      </w:r>
-    </w:p>
-    <w:p>
-      <w:pPr>
-        <w:keepNext/>
-        <w:spacing w:before="240" w:after="120"/>
-        <w:jc w:val="left"/>
-      </w:pPr>
-      <w:r>
-        <w:rPr>
-          <w:rFonts w:ascii="Times New Roman" w:hAnsi="Times New Roman"/>
-          <w:b/>
-          <w:sz w:val="28"/>
-        </w:rPr>
-        <w:t>3.2 SERVICE DESK CATALOG &amp; TECHNICIAN WORK QUEUE</w:t>
+        <w:t>3.1.3 Knowledge Base Deflection &amp; CSAT Rating Modal: Developed real-time search keyword matching for self-service deflection and interactive 5-star CSAT customer feedback modals.</w:t>
       </w:r>
     </w:p>
     <w:p>
@@ -4450,7 +4880,7 @@
           <w:i w:val="0"/>
           <w:sz w:val="24"/>
         </w:rPr>
-        <w:t>I built the core service desk user interfaces:</w:t>
+        <w:t>3.1.4 IT Asset Management &amp; Change Control Modals: Built asset inventory tables with warranty tracking, device dropdown selectors, and CAB change request dialogs.</w:t>
       </w:r>
     </w:p>
     <w:p>
@@ -4465,7 +4895,22 @@
           <w:i w:val="0"/>
           <w:sz w:val="24"/>
         </w:rPr>
-        <w:t>• Service Catalog Cards: Interactive cards for Hardware, Software, Facilities, and Network categories that pre-fill request forms.</w:t>
+        <w:t>3.1.5 Black-Box Functional &amp; Usability Testing: Designed and executed comprehensive black-box test suites, cross-browser compatibility verification, and usability testing.</w:t>
+      </w:r>
+    </w:p>
+    <w:p>
+      <w:pPr>
+        <w:keepNext/>
+        <w:spacing w:before="360" w:after="120"/>
+        <w:jc w:val="left"/>
+      </w:pPr>
+      <w:r>
+        <w:rPr>
+          <w:rFonts w:ascii="Times New Roman" w:hAnsi="Times New Roman"/>
+          <w:b/>
+          <w:sz w:val="28"/>
+        </w:rPr>
+        <w:t>3.2 TEAMMATE CONTRIBUTIONS — SAM ANTROSE A H</w:t>
       </w:r>
     </w:p>
     <w:p>
@@ -4480,7 +4925,7 @@
           <w:i w:val="0"/>
           <w:sz w:val="24"/>
         </w:rPr>
-        <w:t>• Domain-Filtered Technician Queue: Hardware technicians view only hardware tickets; software technicians view software tickets.</w:t>
+        <w:t>To deliver a complete end-to-end portal, my teammate Sam Antrose A H (Reg. No: RA2532241040033) engineered the backend API, AI microservice, and security layers:</w:t>
       </w:r>
     </w:p>
     <w:p>
@@ -4495,22 +4940,7 @@
           <w:i w:val="0"/>
           <w:sz w:val="24"/>
         </w:rPr>
-        <w:t>• Ticket Status Controls: Action dropdowns enabling technicians to transition ticket status (Submitted → In Progress → Resolved).</w:t>
-      </w:r>
-    </w:p>
-    <w:p>
-      <w:pPr>
-        <w:keepNext/>
-        <w:spacing w:before="240" w:after="120"/>
-        <w:jc w:val="left"/>
-      </w:pPr>
-      <w:r>
-        <w:rPr>
-          <w:rFonts w:ascii="Times New Roman" w:hAnsi="Times New Roman"/>
-          <w:b/>
-          <w:sz w:val="28"/>
-        </w:rPr>
-        <w:t>3.3 REAL-TIME PRECISION SLA COUNTDOWN TIMERS</w:t>
+        <w:t>3.2.1 Spring Boot 3 REST API &amp; Database Layer: Developed com.enterprise.portal architecture, SecurityConfig filter chain with JWT authentication, AuthController, TicketController, AssetController, KbArticleController, and application.yml supporting H2 and PostgreSQL.</w:t>
       </w:r>
     </w:p>
     <w:p>
@@ -4525,7 +4955,7 @@
           <w:i w:val="0"/>
           <w:sz w:val="24"/>
         </w:rPr>
-        <w:t>I engineered the live SLA countdown monitoring system (startSlaTimers):</w:t>
+        <w:t>3.2.2 Python FastAPI AI Microservice (Hugging Face NLP): Engineered server.py microservice executing DistilBERT category classification and RoBERTa sentiment/urgency evaluation with heuristic fallback logic.</w:t>
       </w:r>
     </w:p>
     <w:p>
@@ -4540,142 +4970,7 @@
           <w:i w:val="0"/>
           <w:sz w:val="24"/>
         </w:rPr>
-        <w:t>• Execution: Uses setInterval() running at 1-second precision to decrement slaSecondsRemaining counters.</w:t>
-      </w:r>
-    </w:p>
-    <w:p>
-      <w:pPr>
-        <w:spacing w:after="120" w:line="276" w:lineRule="auto"/>
-        <w:jc w:val="both"/>
-      </w:pPr>
-      <w:r>
-        <w:rPr>
-          <w:rFonts w:ascii="Times New Roman" w:hAnsi="Times New Roman"/>
-          <w:b w:val="0"/>
-          <w:i w:val="0"/>
-          <w:sz w:val="24"/>
-        </w:rPr>
-        <w:t>• Visual Indicators: Displays HH:MM:SS format with color badges: Emerald (Normal) → Amber (&lt;2 hrs) → Rose (SLA Breached).</w:t>
-      </w:r>
-    </w:p>
-    <w:p>
-      <w:pPr>
-        <w:keepNext/>
-        <w:spacing w:before="240" w:after="120"/>
-        <w:jc w:val="left"/>
-      </w:pPr>
-      <w:r>
-        <w:rPr>
-          <w:rFonts w:ascii="Times New Roman" w:hAnsi="Times New Roman"/>
-          <w:b/>
-          <w:sz w:val="28"/>
-        </w:rPr>
-        <w:t>3.4 KNOWLEDGE BASE &amp; SELF-SERVICE DEFLECTION ENGINE</w:t>
-      </w:r>
-    </w:p>
-    <w:p>
-      <w:pPr>
-        <w:spacing w:after="120" w:line="276" w:lineRule="auto"/>
-        <w:jc w:val="both"/>
-      </w:pPr>
-      <w:r>
-        <w:rPr>
-          <w:rFonts w:ascii="Times New Roman" w:hAnsi="Times New Roman"/>
-          <w:b w:val="0"/>
-          <w:i w:val="0"/>
-          <w:sz w:val="24"/>
-        </w:rPr>
-        <w:t>I developed the self-service knowledge base deflection module:</w:t>
-      </w:r>
-    </w:p>
-    <w:p>
-      <w:pPr>
-        <w:spacing w:after="120" w:line="276" w:lineRule="auto"/>
-        <w:jc w:val="both"/>
-      </w:pPr>
-      <w:r>
-        <w:rPr>
-          <w:rFonts w:ascii="Times New Roman" w:hAnsi="Times New Roman"/>
-          <w:b w:val="0"/>
-          <w:i w:val="0"/>
-          <w:sz w:val="24"/>
-        </w:rPr>
-        <w:t>• Searchable Library: Library of 8+ pre-loaded troubleshooting articles with tag filtering and view counters.</w:t>
-      </w:r>
-    </w:p>
-    <w:p>
-      <w:pPr>
-        <w:spacing w:after="120" w:line="276" w:lineRule="auto"/>
-        <w:jc w:val="both"/>
-      </w:pPr>
-      <w:r>
-        <w:rPr>
-          <w:rFonts w:ascii="Times New Roman" w:hAnsi="Times New Roman"/>
-          <w:b w:val="0"/>
-          <w:i w:val="0"/>
-          <w:sz w:val="24"/>
-        </w:rPr>
-        <w:t>• Problem Deflection: Automatically suggests matching articles as users type ticket descriptions, reducing helpdesk ticket volume.</w:t>
-      </w:r>
-    </w:p>
-    <w:p>
-      <w:pPr>
-        <w:keepNext/>
-        <w:spacing w:before="240" w:after="120"/>
-        <w:jc w:val="left"/>
-      </w:pPr>
-      <w:r>
-        <w:rPr>
-          <w:rFonts w:ascii="Times New Roman" w:hAnsi="Times New Roman"/>
-          <w:b/>
-          <w:sz w:val="28"/>
-        </w:rPr>
-        <w:t>3.5 ITAM, CAB APPROVALS &amp; CSAT RATING MODAL</w:t>
-      </w:r>
-    </w:p>
-    <w:p>
-      <w:pPr>
-        <w:spacing w:after="120" w:line="276" w:lineRule="auto"/>
-        <w:jc w:val="both"/>
-      </w:pPr>
-      <w:r>
-        <w:rPr>
-          <w:rFonts w:ascii="Times New Roman" w:hAnsi="Times New Roman"/>
-          <w:b w:val="0"/>
-          <w:i w:val="0"/>
-          <w:sz w:val="24"/>
-        </w:rPr>
-        <w:t>I created specialized enterprise module dialogs:</w:t>
-      </w:r>
-    </w:p>
-    <w:p>
-      <w:pPr>
-        <w:spacing w:after="120" w:line="276" w:lineRule="auto"/>
-        <w:jc w:val="both"/>
-      </w:pPr>
-      <w:r>
-        <w:rPr>
-          <w:rFonts w:ascii="Times New Roman" w:hAnsi="Times New Roman"/>
-          <w:b w:val="0"/>
-          <w:i w:val="0"/>
-          <w:sz w:val="24"/>
-        </w:rPr>
-        <w:t>• IT Asset Management (ITAM): Device inventory table displaying serial numbers, warranty dates, and assigned users.</w:t>
-      </w:r>
-    </w:p>
-    <w:p>
-      <w:pPr>
-        <w:spacing w:after="120" w:line="276" w:lineRule="auto"/>
-        <w:jc w:val="both"/>
-      </w:pPr>
-      <w:r>
-        <w:rPr>
-          <w:rFonts w:ascii="Times New Roman" w:hAnsi="Times New Roman"/>
-          <w:b w:val="0"/>
-          <w:i w:val="0"/>
-          <w:sz w:val="24"/>
-        </w:rPr>
-        <w:t>• CSAT Star Rating Dialog: Interactive 5-star rating modal collecting customer feedback upon ticket resolution.</w:t>
+        <w:t>3.2.3 Multi-Role Authentication &amp; Email 2FA OTP Gateway: Built 6-digit OTP code dispatch engine via FormSubmit REST API alongside 15-minute brute-force lockout protection and emergency telephony cloud alert dispatch.</w:t>
       </w:r>
     </w:p>
     <w:p>
@@ -4710,7 +5005,22 @@
           <w:b/>
           <w:sz w:val="32"/>
         </w:rPr>
-        <w:t>SYSTEM DESIGN &amp; USER INTERACTION FLOWS</w:t>
+        <w:t>SYSTEM DESIGN &amp; DATA FLOW DIAGRAMS</w:t>
+      </w:r>
+    </w:p>
+    <w:p>
+      <w:pPr>
+        <w:keepNext/>
+        <w:spacing w:before="240" w:after="120"/>
+        <w:jc w:val="left"/>
+      </w:pPr>
+      <w:r>
+        <w:rPr>
+          <w:rFonts w:ascii="Times New Roman" w:hAnsi="Times New Roman"/>
+          <w:b/>
+          <w:sz w:val="28"/>
+        </w:rPr>
+        <w:t>4.1 SYSTEM ARCHITECTURE DIAGRAM</w:t>
       </w:r>
     </w:p>
     <w:p>
@@ -4725,7 +5035,37 @@
           <w:i w:val="0"/>
           <w:sz w:val="24"/>
         </w:rPr>
-        <w:t>4.1 Component Layout Diagram: Illustrates UI layout structure including Navigation Header, Service Catalog, Ticket Grid, and Modal Overlay layers.</w:t>
+        <w:t>The system adopts a 3-tier modular architecture separating presentation, Spring Boot backend, and FastAPI AI inference microservices.</w:t>
+      </w:r>
+    </w:p>
+    <w:p>
+      <w:pPr>
+        <w:keepNext/>
+        <w:spacing w:before="240" w:after="120"/>
+        <w:jc w:val="left"/>
+      </w:pPr>
+      <w:r>
+        <w:rPr>
+          <w:rFonts w:ascii="Times New Roman" w:hAnsi="Times New Roman"/>
+          <w:b/>
+          <w:sz w:val="28"/>
+        </w:rPr>
+        <w:t>4.2 DATA FLOW DIAGRAM (DFD)</w:t>
+      </w:r>
+    </w:p>
+    <w:p>
+      <w:pPr>
+        <w:keepNext/>
+        <w:spacing w:before="240" w:after="120"/>
+        <w:jc w:val="left"/>
+      </w:pPr>
+      <w:r>
+        <w:rPr>
+          <w:rFonts w:ascii="Times New Roman" w:hAnsi="Times New Roman"/>
+          <w:b/>
+          <w:sz w:val="24"/>
+        </w:rPr>
+        <w:t>4.2.1 DFD LEVEL 0 (CONTEXT DIAGRAM)</w:t>
       </w:r>
     </w:p>
     <w:p>
@@ -4740,13 +5080,78 @@
           <w:i w:val="0"/>
           <w:sz w:val="24"/>
         </w:rPr>
-        <w:t>4.2 User Interaction Flowchart: Maps user flow from Login → Service Desk → AI Triage → Ticket Submission → SLA Tracking → Resolution &amp; CSAT Rating.</w:t>
+        <w:t>Represents top-level interaction between external entities (Employee, Technician, Admin) and the centralized Service Desk system.</w:t>
       </w:r>
     </w:p>
     <w:p>
       <w:pPr>
         <w:keepNext/>
-        <w:spacing w:before="360" w:after="120"/>
+        <w:spacing w:before="240" w:after="120"/>
+        <w:jc w:val="left"/>
+      </w:pPr>
+      <w:r>
+        <w:rPr>
+          <w:rFonts w:ascii="Times New Roman" w:hAnsi="Times New Roman"/>
+          <w:b/>
+          <w:sz w:val="24"/>
+        </w:rPr>
+        <w:t>4.2.2 DFD LEVEL 1 (PROCESS OVERVIEW)</w:t>
+      </w:r>
+    </w:p>
+    <w:p>
+      <w:pPr>
+        <w:spacing w:after="120" w:line="276" w:lineRule="auto"/>
+        <w:jc w:val="both"/>
+      </w:pPr>
+      <w:r>
+        <w:rPr>
+          <w:rFonts w:ascii="Times New Roman" w:hAnsi="Times New Roman"/>
+          <w:b w:val="0"/>
+          <w:i w:val="0"/>
+          <w:sz w:val="24"/>
+        </w:rPr>
+        <w:t>Depicts sub-processes: Authentication &amp; 2FA (1.0), Ticket Operations (2.0), AI Triage Engine (3.0), and Emergency Notification Dispatcher (4.0).</w:t>
+      </w:r>
+    </w:p>
+    <w:p>
+      <w:pPr>
+        <w:keepNext/>
+        <w:spacing w:before="240" w:after="120"/>
+        <w:jc w:val="left"/>
+      </w:pPr>
+      <w:r>
+        <w:rPr>
+          <w:rFonts w:ascii="Times New Roman" w:hAnsi="Times New Roman"/>
+          <w:b/>
+          <w:sz w:val="24"/>
+        </w:rPr>
+        <w:t>4.2.3 DFD LEVEL 2 (AI TRIAGE &amp; SLA ENGINE)</w:t>
+      </w:r>
+    </w:p>
+    <w:p>
+      <w:pPr>
+        <w:spacing w:after="120" w:line="276" w:lineRule="auto"/>
+        <w:jc w:val="both"/>
+      </w:pPr>
+      <w:r>
+        <w:rPr>
+          <w:rFonts w:ascii="Times New Roman" w:hAnsi="Times New Roman"/>
+          <w:b w:val="0"/>
+          <w:i w:val="0"/>
+          <w:sz w:val="24"/>
+        </w:rPr>
+        <w:t>Details internal steps of AI triage: Description Extraction (3.1), DistilBERT Category Prediction (3.2), RoBERTa Urgency Rating (3.3), and SLA Timer Initialization (3.4).</w:t>
+      </w:r>
+    </w:p>
+    <w:p>
+      <w:r>
+        <w:br w:type="page"/>
+      </w:r>
+    </w:p>
+    <w:p>
+      <w:pPr>
+        <w:keepNext/>
+        <w:spacing w:before="240" w:after="120"/>
         <w:jc w:val="center"/>
       </w:pPr>
       <w:r>
@@ -4770,7 +5175,7 @@
           <w:b/>
           <w:sz w:val="32"/>
         </w:rPr>
-        <w:t>INPUT/OUTPUT SCREENS &amp; UI VERIFICATION</w:t>
+        <w:t>INPUT/OUTPUT SCREENS &amp; VERIFICATION</w:t>
       </w:r>
     </w:p>
     <w:p>
@@ -4785,7 +5190,7 @@
           <w:i w:val="0"/>
           <w:sz w:val="24"/>
         </w:rPr>
-        <w:t>5.1 Employee Dashboard: Displays service catalog cards, request form, and self-service deflection suggestion box.</w:t>
+        <w:t>5.1 Authentication Screen: Displays email/password input fields, quick-fill demo pills, and 6-box 2FA OTP modal.</w:t>
       </w:r>
     </w:p>
     <w:p>
@@ -4800,7 +5205,22 @@
           <w:i w:val="0"/>
           <w:sz w:val="24"/>
         </w:rPr>
-        <w:t>5.2 Technician Queue &amp; SLA Countdown: Renders domain-filtered ticket cards with live countdown timers and status action buttons.</w:t>
+        <w:t>5.2 Ticket Submission &amp; Live AI Preview: Displays pre-configured service cards, description text area, and live Hugging Face NLP AI preview box.</w:t>
+      </w:r>
+    </w:p>
+    <w:p>
+      <w:pPr>
+        <w:spacing w:after="120" w:line="276" w:lineRule="auto"/>
+        <w:jc w:val="both"/>
+      </w:pPr>
+      <w:r>
+        <w:rPr>
+          <w:rFonts w:ascii="Times New Roman" w:hAnsi="Times New Roman"/>
+          <w:b w:val="0"/>
+          <w:i w:val="0"/>
+          <w:sz w:val="24"/>
+        </w:rPr>
+        <w:t>5.3 Technician Work Queue: Displays domain-filtered ticket cards with live countdown SLA timers and status transition controls.</w:t>
       </w:r>
     </w:p>
     <w:p>
@@ -4830,7 +5250,7 @@
           <w:b/>
           <w:sz w:val="32"/>
         </w:rPr>
-        <w:t>QUALITY ASSURANCE &amp; BLACK-BOX TESTING</w:t>
+        <w:t>TESTING &amp; MODULE VALIDATION</w:t>
       </w:r>
     </w:p>
     <w:p>
@@ -4845,7 +5265,7 @@
           <w:i w:val="0"/>
           <w:sz w:val="24"/>
         </w:rPr>
-        <w:t>6.1 Black-Box Functional Testing: Validated all interactive buttons, form validations, modal popups, and tab navigation.</w:t>
+        <w:t>6.1 Unit Testing: Tested Spring Boot REST controllers, SLA countdown calculation logic, and FastAPI NLP inference endpoints.</w:t>
       </w:r>
     </w:p>
     <w:p>
@@ -4860,7 +5280,7 @@
           <w:i w:val="0"/>
           <w:sz w:val="24"/>
         </w:rPr>
-        <w:t>6.2 Cross-Browser &amp; Responsiveness Testing: Tested layout rendering across Chrome, Edge, Firefox, and mobile viewport sizes.</w:t>
+        <w:t>6.2 Integration Testing: Validated end-to-end communication between JavaScript frontend, Spring Boot backend, FormSubmit API, and Python AI service.</w:t>
       </w:r>
     </w:p>
     <w:p>
@@ -4875,7 +5295,7 @@
           <w:i w:val="0"/>
           <w:sz w:val="24"/>
         </w:rPr>
-        <w:t>6.3 Usability Testing: Verified interface clarity, visual contrast ratios, and theme switching performance.</w:t>
+        <w:t>6.3 Security &amp; Fallback Testing: Verified brute-force account lockout and heuristic fallback when the Python AI service is offline.</w:t>
       </w:r>
     </w:p>
     <w:p>
@@ -4905,7 +5325,7 @@
           <w:b/>
           <w:sz w:val="32"/>
         </w:rPr>
-        <w:t>CONCLUSION &amp; LEARNING OUTCOMES</w:t>
+        <w:t>CONCLUSION &amp; FUTURE SCOPE</w:t>
       </w:r>
     </w:p>
     <w:p>
@@ -4920,7 +5340,7 @@
           <w:i w:val="0"/>
           <w:sz w:val="24"/>
         </w:rPr>
-        <w:t>The Enterprise IT &amp; Corporate Facilities Service Portal delivers a highly responsive, modern user experience. Through this project, I gained valuable practical expertise in building CSS custom design systems, real-time SLA JavaScript components, Knowledge Base deflection engines, and conducting quality assurance testing.</w:t>
+        <w:t>The Enterprise IT &amp; Corporate Facilities Service Portal successfully demonstrates an AI-enabled, cloud-ready service desk platform. Through collaborative engineering, the platform reduces resolution times, eliminates manual ticket routing delays, and provides operational transparency for enterprise IT and facility operations.</w:t>
       </w:r>
     </w:p>
     <w:p>
@@ -4950,7 +5370,7 @@
           <w:i w:val="0"/>
           <w:sz w:val="24"/>
         </w:rPr>
-        <w:t>Appendix A: Frontend Stack &amp; Repository Reference</w:t>
+        <w:t>Appendix A: Source Code Modules &amp; Repository Structure</w:t>
       </w:r>
     </w:p>
     <w:p>
@@ -5010,7 +5430,7 @@
           <w:i w:val="0"/>
           <w:sz w:val="24"/>
         </w:rPr>
-        <w:t>1. MDN Web Docs - CSS Custom Properties: https://developer.mozilla.org/en-US/docs/Web/CSS/Using_CSS_custom_properties</w:t>
+        <w:t>1. Spring Boot Documentation: https://spring.io/projects/spring-boot</w:t>
       </w:r>
     </w:p>
     <w:p>
@@ -5025,7 +5445,7 @@
           <w:i w:val="0"/>
           <w:sz w:val="24"/>
         </w:rPr>
-        <w:t>2. JavaScript ES6+ Standard Specification: https://ecma-international.org/</w:t>
+        <w:t>2. FastAPI Framework Guide: https://fastapi.tiangolo.com/</w:t>
       </w:r>
     </w:p>
     <w:p>
@@ -5040,7 +5460,7 @@
           <w:i w:val="0"/>
           <w:sz w:val="24"/>
         </w:rPr>
-        <w:t>3. Font Awesome Icon Library: https://fontawesome.com/</w:t>
+        <w:t>3. Hugging Face Transformers Library: https://huggingface.co/docs/transformers</w:t>
       </w:r>
     </w:p>
     <w:p>
@@ -5055,7 +5475,7 @@
           <w:i w:val="0"/>
           <w:sz w:val="24"/>
         </w:rPr>
-        <w:t>4. ITIL 4 Service Desk Best Practices, AXELOS.</w:t>
+        <w:t>4. ITIL 4 Service Management Best Practices, AXELOS.</w:t>
       </w:r>
     </w:p>
     <w:sectPr>

--- a/Enterprise_IT_Service_Portal_Individual_Report_Saraswathi.docx
+++ b/Enterprise_IT_Service_Portal_Individual_Report_Saraswathi.docx
@@ -122,7 +122,7 @@
           <w:b/>
           <w:sz w:val="26"/>
         </w:rPr>
-        <w:t>[Guide Name with Full Qualifications]</w:t>
+        <w:t>Dr. J. ANITHA RUTH, M.S., Ph.D.</w:t>
       </w:r>
     </w:p>
     <w:p>
@@ -298,7 +298,7 @@
               <w:spacing w:before="600"/>
             </w:pPr>
             <w:r>
-              <w:t>Name of the Guide with Maximum Qualification</w:t>
+              <w:t>Dr. J. ANITHA RUTH, M.S., Ph.D.</w:t>
             </w:r>
           </w:p>
         </w:tc>
@@ -312,7 +312,7 @@
               <w:jc w:val="right"/>
             </w:pPr>
             <w:r>
-              <w:t>Name HoD with Qualification</w:t>
+              <w:t>Dr. J. ANITHA RUTH, M.S., Ph.D.</w:t>
             </w:r>
           </w:p>
         </w:tc>
@@ -404,7 +404,7 @@
           <w:i w:val="0"/>
           <w:sz w:val="24"/>
         </w:rPr>
-        <w:t>First and foremost, I would like to thank with a deep sense of gratitude, the management of SRM Institute of Science &amp; Technology for their constant support and endorsement.</w:t>
+        <w:t>I express my deepest sense of gratitude and sincere thanks to the Management and Dean, Faculty of Liberal Arts and Business Studies, SRM Institute of Science and Technology, Vadapalani, for providing the necessary facilities, academic environment, and infrastructure throughout the course of this project.</w:t>
       </w:r>
     </w:p>
     <w:p>
@@ -419,7 +419,7 @@
           <w:i w:val="0"/>
           <w:sz w:val="24"/>
         </w:rPr>
-        <w:t>I wish to express my sincere gratitude to the Dean, Dr. [Dean Name], Faculty of Liberal Arts and Business Studies for his constant support and encouragement.</w:t>
+        <w:t>I wish to express my profound gratitude and heartfelt thanks to the Head of the Department, Dr. J. ANITHA RUTH, M.C.A., M.Phil., M.S., Ph.D., Department of Computer Applications (MCA), for her constant encouragement, administrative support, and valuable suggestions during the tenure of this work.</w:t>
       </w:r>
     </w:p>
     <w:p>
@@ -434,7 +434,7 @@
           <w:i w:val="0"/>
           <w:sz w:val="24"/>
         </w:rPr>
-        <w:t>I express my gratitude to my project guide Dr. [Guide Name], Department of Computer Applications, SRM Institute of Science &amp; Technology for permitting me to conduct my project research and development in the department and providing necessary computational and laboratory facilities.</w:t>
+        <w:t>I convey my sincere indebtedness and heartfelt thanks to my project guide, Dr. A. MEENAKSHI, M.C.A., M.Phil., M.S., Ph.D., Department of Computer Applications (MCA), for her inspiring guidance, constructive criticisms, patient advice, and continuous motivation at every stage of the project.</w:t>
       </w:r>
     </w:p>
     <w:p>
@@ -449,7 +449,7 @@
           <w:i w:val="0"/>
           <w:sz w:val="24"/>
         </w:rPr>
-        <w:t>I extend my sincere gratitude to my class-coordinator Dr. [Coordinator Name], Department of Computer Applications, SRM Institute of Science &amp; Technology, for her stimulant guidance.</w:t>
+        <w:t>I wish to place on record my heartfelt gratitude and sincere thanks to my Class Incharge, Dr. M. SIVASAKTHI, M.Sc., M.Phil., Ph.D., NET, Department of Computer Applications (MCA), for her continuous academic support, guidance, encouragement, and valuable advice throughout the duration of this project.</w:t>
       </w:r>
     </w:p>
     <w:p>
@@ -464,7 +464,61 @@
           <w:i w:val="0"/>
           <w:sz w:val="24"/>
         </w:rPr>
-        <w:t>I am highly indebted to Dr. [HOD Name], Head of the Department of Computer Applications, who generously accepted me under her valuable guidance and for the endless help and inspiration provided to me during the tenure of the project.</w:t>
+        <w:t>I also extend my sincere appreciation to all the faculty members and staff of the Department of Computer Applications for their cooperation and goodwill throughout the period of my study.</w:t>
+      </w:r>
+    </w:p>
+    <w:p>
+      <w:pPr>
+        <w:spacing w:after="120" w:line="276" w:lineRule="auto"/>
+        <w:jc w:val="both"/>
+      </w:pPr>
+      <w:r>
+        <w:rPr>
+          <w:rFonts w:ascii="Times New Roman" w:hAnsi="Times New Roman"/>
+          <w:b w:val="0"/>
+          <w:i w:val="0"/>
+          <w:sz w:val="24"/>
+        </w:rPr>
+        <w:t>Finally, I express my deep heartfelt gratitude to my family members and friends for their endless support.</w:t>
+      </w:r>
+    </w:p>
+    <w:p>
+      <w:pPr>
+        <w:spacing w:before="720" w:after="40"/>
+        <w:jc w:val="right"/>
+      </w:pPr>
+      <w:r>
+        <w:rPr>
+          <w:rFonts w:ascii="Times New Roman" w:hAnsi="Times New Roman"/>
+          <w:b/>
+        </w:rPr>
+        <w:t>Signature of the Candidate</w:t>
+      </w:r>
+    </w:p>
+    <w:p>
+      <w:pPr>
+        <w:spacing w:after="40"/>
+        <w:jc w:val="right"/>
+      </w:pPr>
+      <w:r>
+        <w:rPr>
+          <w:rFonts w:ascii="Times New Roman" w:hAnsi="Times New Roman"/>
+          <w:b/>
+        </w:rPr>
+        <w:t>SARASWATHI S</w:t>
+      </w:r>
+    </w:p>
+    <w:p>
+      <w:pPr>
+        <w:spacing w:after="240"/>
+        <w:jc w:val="right"/>
+      </w:pPr>
+      <w:r>
+        <w:rPr>
+          <w:rFonts w:ascii="Times New Roman" w:hAnsi="Times New Roman"/>
+          <w:b/>
+        </w:rPr>
+        <w:t>REG NO: RA2532241040036</w:t>
       </w:r>
     </w:p>
     <w:p>

--- a/Enterprise_IT_Service_Portal_Individual_Report_Saraswathi.docx
+++ b/Enterprise_IT_Service_Portal_Individual_Report_Saraswathi.docx
@@ -4,7 +4,7 @@
   <w:body>
     <w:p>
       <w:pPr>
-        <w:spacing w:after="360"/>
+        <w:spacing w:after="240"/>
         <w:jc w:val="center"/>
       </w:pPr>
       <w:r>
@@ -17,7 +17,7 @@
     </w:p>
     <w:p>
       <w:pPr>
-        <w:spacing w:after="480"/>
+        <w:spacing w:after="360"/>
         <w:jc w:val="center"/>
       </w:pPr>
       <w:r>
@@ -25,7 +25,9 @@
           <w:b/>
           <w:sz w:val="32"/>
         </w:rPr>
-        <w:t>ENTERPRISE IT &amp; CORPORATE FACILITIES SERVICE PORTAL</w:t>
+        <w:t>ENTERPRISE IT &amp; CORPORATE FACILITIES SERVICE</w:t>
+        <w:br/>
+        <w:t>PORTAL</w:t>
       </w:r>
     </w:p>
     <w:p>
@@ -49,7 +51,7 @@
     </w:p>
     <w:p>
       <w:pPr>
-        <w:spacing w:after="360"/>
+        <w:spacing w:after="240"/>
         <w:jc w:val="center"/>
       </w:pPr>
       <w:r>
@@ -62,7 +64,7 @@
     </w:p>
     <w:p>
       <w:pPr>
-        <w:spacing w:after="240"/>
+        <w:spacing w:after="120"/>
         <w:jc w:val="center"/>
       </w:pPr>
       <w:r>
@@ -75,7 +77,7 @@
     </w:p>
     <w:p>
       <w:pPr>
-        <w:spacing w:after="120"/>
+        <w:spacing w:after="80"/>
         <w:jc w:val="center"/>
       </w:pPr>
       <w:r>
@@ -88,7 +90,7 @@
     </w:p>
     <w:p>
       <w:pPr>
-        <w:spacing w:after="480"/>
+        <w:spacing w:after="240"/>
         <w:jc w:val="center"/>
       </w:pPr>
       <w:r>
@@ -101,7 +103,7 @@
     </w:p>
     <w:p>
       <w:pPr>
-        <w:spacing w:after="120"/>
+        <w:spacing w:after="80"/>
         <w:jc w:val="center"/>
       </w:pPr>
       <w:r>
@@ -114,7 +116,7 @@
     </w:p>
     <w:p>
       <w:pPr>
-        <w:spacing w:after="720"/>
+        <w:spacing w:after="240"/>
         <w:jc w:val="center"/>
       </w:pPr>
       <w:r>
@@ -123,6 +125,46 @@
           <w:sz w:val="26"/>
         </w:rPr>
         <w:t>Dr. J. ANITHA RUTH, M.S., Ph.D.</w:t>
+      </w:r>
+    </w:p>
+    <w:p>
+      <w:pPr>
+        <w:spacing w:after="240"/>
+        <w:jc w:val="center"/>
+      </w:pPr>
+      <w:r>
+        <w:drawing>
+          <wp:inline xmlns:a="http://schemas.openxmlformats.org/drawingml/2006/main" xmlns:pic="http://schemas.openxmlformats.org/drawingml/2006/picture">
+            <wp:extent cx="2286000" cy="810798"/>
+            <wp:docPr id="1" name="Picture 1"/>
+            <wp:cNvGraphicFramePr>
+              <a:graphicFrameLocks noChangeAspect="1"/>
+            </wp:cNvGraphicFramePr>
+            <a:graphic>
+              <a:graphicData uri="http://schemas.openxmlformats.org/drawingml/2006/picture">
+                <pic:pic>
+                  <pic:nvPicPr>
+                    <pic:cNvPr id="0" name="srm_logo.png"/>
+                    <pic:cNvPicPr/>
+                  </pic:nvPicPr>
+                  <pic:blipFill>
+                    <a:blip r:embed="rId9"/>
+                    <a:stretch>
+                      <a:fillRect/>
+                    </a:stretch>
+                  </pic:blipFill>
+                  <pic:spPr>
+                    <a:xfrm>
+                      <a:off x="0" y="0"/>
+                      <a:ext cx="2286000" cy="810798"/>
+                    </a:xfrm>
+                    <a:prstGeom prst="rect"/>
+                  </pic:spPr>
+                </pic:pic>
+              </a:graphicData>
+            </a:graphic>
+          </wp:inline>
+        </w:drawing>
       </w:r>
     </w:p>
     <w:p>
@@ -154,8 +196,7 @@
           <w:b/>
           <w:sz w:val="26"/>
         </w:rPr>
-        <w:br/>
-        <w:t>2025-2026</w:t>
+        <w:t>2026-2027</w:t>
       </w:r>
     </w:p>
     <w:p>
@@ -165,7 +206,7 @@
     </w:p>
     <w:p>
       <w:pPr>
-        <w:spacing w:after="360"/>
+        <w:spacing w:after="240"/>
         <w:jc w:val="center"/>
       </w:pPr>
       <w:r>
@@ -184,7 +225,47 @@
     </w:p>
     <w:p>
       <w:pPr>
-        <w:spacing w:after="480"/>
+        <w:spacing w:after="240"/>
+        <w:jc w:val="center"/>
+      </w:pPr>
+      <w:r>
+        <w:drawing>
+          <wp:inline xmlns:a="http://schemas.openxmlformats.org/drawingml/2006/main" xmlns:pic="http://schemas.openxmlformats.org/drawingml/2006/picture">
+            <wp:extent cx="2011680" cy="713502"/>
+            <wp:docPr id="2" name="Picture 2"/>
+            <wp:cNvGraphicFramePr>
+              <a:graphicFrameLocks noChangeAspect="1"/>
+            </wp:cNvGraphicFramePr>
+            <a:graphic>
+              <a:graphicData uri="http://schemas.openxmlformats.org/drawingml/2006/picture">
+                <pic:pic>
+                  <pic:nvPicPr>
+                    <pic:cNvPr id="0" name="srm_logo.png"/>
+                    <pic:cNvPicPr/>
+                  </pic:nvPicPr>
+                  <pic:blipFill>
+                    <a:blip r:embed="rId9"/>
+                    <a:stretch>
+                      <a:fillRect/>
+                    </a:stretch>
+                  </pic:blipFill>
+                  <pic:spPr>
+                    <a:xfrm>
+                      <a:off x="0" y="0"/>
+                      <a:ext cx="2011680" cy="713502"/>
+                    </a:xfrm>
+                    <a:prstGeom prst="rect"/>
+                  </pic:spPr>
+                </pic:pic>
+              </a:graphicData>
+            </a:graphic>
+          </wp:inline>
+        </w:drawing>
+      </w:r>
+    </w:p>
+    <w:p>
+      <w:pPr>
+        <w:spacing w:after="360"/>
         <w:jc w:val="center"/>
       </w:pPr>
       <w:r>
@@ -197,7 +278,7 @@
     </w:p>
     <w:p>
       <w:pPr>
-        <w:spacing w:after="720" w:line="312" w:lineRule="auto"/>
+        <w:spacing w:after="480" w:line="312" w:lineRule="auto"/>
         <w:jc w:val="both"/>
       </w:pPr>
       <w:r>
@@ -295,7 +376,7 @@
           </w:tcPr>
           <w:p>
             <w:pPr>
-              <w:spacing w:before="600"/>
+              <w:spacing w:before="480"/>
             </w:pPr>
             <w:r>
               <w:t>Dr. J. ANITHA RUTH, M.S., Ph.D.</w:t>
@@ -308,7 +389,7 @@
           </w:tcPr>
           <w:p>
             <w:pPr>
-              <w:spacing w:before="600"/>
+              <w:spacing w:before="480"/>
               <w:jc w:val="right"/>
             </w:pPr>
             <w:r>
@@ -320,7 +401,7 @@
     </w:tbl>
     <w:p>
       <w:pPr>
-        <w:spacing w:before="720" w:after="240"/>
+        <w:spacing w:before="480" w:after="240"/>
       </w:pPr>
       <w:r>
         <w:rPr>
@@ -331,7 +412,7 @@
     </w:p>
     <w:p>
       <w:pPr>
-        <w:spacing w:after="480"/>
+        <w:spacing w:after="360"/>
       </w:pPr>
       <w:r>
         <w:t>Place: VADAPALANI</w:t>
@@ -341,7 +422,7 @@
     </w:p>
     <w:p>
       <w:pPr>
-        <w:spacing w:before="720"/>
+        <w:spacing w:before="480"/>
       </w:pPr>
       <w:r>
         <w:rPr>
@@ -5537,6 +5618,12 @@
       <w:pgMar w:top="1440" w:right="1440" w:bottom="1440" w:left="1440" w:header="720" w:footer="720" w:gutter="0"/>
       <w:cols w:space="720"/>
       <w:docGrid w:linePitch="360"/>
+      <w:pgBorders w:offsetFrom="page">
+        <w:top w:val="single" w:sz="8" w:space="24" w:color="auto"/>
+        <w:left w:val="single" w:sz="8" w:space="24" w:color="auto"/>
+        <w:bottom w:val="single" w:sz="8" w:space="24" w:color="auto"/>
+        <w:right w:val="single" w:sz="8" w:space="24" w:color="auto"/>
+      </w:pgBorders>
     </w:sectPr>
   </w:body>
 </w:document>

--- a/Enterprise_IT_Service_Portal_Individual_Report_Saraswathi.docx
+++ b/Enterprise_IT_Service_Portal_Individual_Report_Saraswathi.docx
@@ -4894,6 +4894,60 @@
       </w:r>
     </w:p>
     <w:p>
+      <w:pPr>
+        <w:spacing w:before="160" w:after="80"/>
+        <w:jc w:val="center"/>
+      </w:pPr>
+      <w:r>
+        <w:drawing>
+          <wp:inline xmlns:a="http://schemas.openxmlformats.org/drawingml/2006/main" xmlns:pic="http://schemas.openxmlformats.org/drawingml/2006/picture">
+            <wp:extent cx="5303520" cy="2624975"/>
+            <wp:docPr id="3" name="Picture 3"/>
+            <wp:cNvGraphicFramePr>
+              <a:graphicFrameLocks noChangeAspect="1"/>
+            </wp:cNvGraphicFramePr>
+            <a:graphic>
+              <a:graphicData uri="http://schemas.openxmlformats.org/drawingml/2006/picture">
+                <pic:pic>
+                  <pic:nvPicPr>
+                    <pic:cNvPr id="0" name="fig_2_1_work_division.png"/>
+                    <pic:cNvPicPr/>
+                  </pic:nvPicPr>
+                  <pic:blipFill>
+                    <a:blip r:embed="rId10"/>
+                    <a:stretch>
+                      <a:fillRect/>
+                    </a:stretch>
+                  </pic:blipFill>
+                  <pic:spPr>
+                    <a:xfrm>
+                      <a:off x="0" y="0"/>
+                      <a:ext cx="5303520" cy="2624975"/>
+                    </a:xfrm>
+                    <a:prstGeom prst="rect"/>
+                  </pic:spPr>
+                </pic:pic>
+              </a:graphicData>
+            </a:graphic>
+          </wp:inline>
+        </w:drawing>
+      </w:r>
+    </w:p>
+    <w:p>
+      <w:pPr>
+        <w:spacing w:before="40" w:after="240"/>
+        <w:jc w:val="center"/>
+      </w:pPr>
+      <w:r>
+        <w:rPr>
+          <w:rFonts w:ascii="Times New Roman" w:hAnsi="Times New Roman"/>
+          <w:b/>
+          <w:sz w:val="20"/>
+        </w:rPr>
+        <w:t>Figure 2.1: Work Division &amp; Module Allocation Matrix</w:t>
+      </w:r>
+    </w:p>
+    <w:p>
       <w:r>
         <w:br w:type="page"/>
       </w:r>
@@ -4975,6 +5029,60 @@
     </w:p>
     <w:p>
       <w:pPr>
+        <w:spacing w:before="160" w:after="80"/>
+        <w:jc w:val="center"/>
+      </w:pPr>
+      <w:r>
+        <w:drawing>
+          <wp:inline xmlns:a="http://schemas.openxmlformats.org/drawingml/2006/main" xmlns:pic="http://schemas.openxmlformats.org/drawingml/2006/picture">
+            <wp:extent cx="5303520" cy="2624975"/>
+            <wp:docPr id="4" name="Picture 4"/>
+            <wp:cNvGraphicFramePr>
+              <a:graphicFrameLocks noChangeAspect="1"/>
+            </wp:cNvGraphicFramePr>
+            <a:graphic>
+              <a:graphicData uri="http://schemas.openxmlformats.org/drawingml/2006/picture">
+                <pic:pic>
+                  <pic:nvPicPr>
+                    <pic:cNvPr id="0" name="fig_3_5_glassmorphic_sla.png"/>
+                    <pic:cNvPicPr/>
+                  </pic:nvPicPr>
+                  <pic:blipFill>
+                    <a:blip r:embed="rId11"/>
+                    <a:stretch>
+                      <a:fillRect/>
+                    </a:stretch>
+                  </pic:blipFill>
+                  <pic:spPr>
+                    <a:xfrm>
+                      <a:off x="0" y="0"/>
+                      <a:ext cx="5303520" cy="2624975"/>
+                    </a:xfrm>
+                    <a:prstGeom prst="rect"/>
+                  </pic:spPr>
+                </pic:pic>
+              </a:graphicData>
+            </a:graphic>
+          </wp:inline>
+        </w:drawing>
+      </w:r>
+    </w:p>
+    <w:p>
+      <w:pPr>
+        <w:spacing w:before="40" w:after="240"/>
+        <w:jc w:val="center"/>
+      </w:pPr>
+      <w:r>
+        <w:rPr>
+          <w:rFonts w:ascii="Times New Roman" w:hAnsi="Times New Roman"/>
+          <w:b/>
+          <w:sz w:val="20"/>
+        </w:rPr>
+        <w:t>Figure 3.1: Glassmorphic CSS Design Token Architecture</w:t>
+      </w:r>
+    </w:p>
+    <w:p>
+      <w:pPr>
         <w:spacing w:after="120" w:line="276" w:lineRule="auto"/>
         <w:jc w:val="both"/>
       </w:pPr>
@@ -4986,6 +5094,60 @@
           <w:sz w:val="24"/>
         </w:rPr>
         <w:t>3.1.2 Technician Work Queue &amp; SLA Countdown Timers: Built domain pre-filtered technician work queues and JavaScript 1-second precision countdown SLA timers with visual severity indicators.</w:t>
+      </w:r>
+    </w:p>
+    <w:p>
+      <w:pPr>
+        <w:spacing w:before="160" w:after="80"/>
+        <w:jc w:val="center"/>
+      </w:pPr>
+      <w:r>
+        <w:drawing>
+          <wp:inline xmlns:a="http://schemas.openxmlformats.org/drawingml/2006/main" xmlns:pic="http://schemas.openxmlformats.org/drawingml/2006/picture">
+            <wp:extent cx="5303520" cy="2624975"/>
+            <wp:docPr id="5" name="Picture 5"/>
+            <wp:cNvGraphicFramePr>
+              <a:graphicFrameLocks noChangeAspect="1"/>
+            </wp:cNvGraphicFramePr>
+            <a:graphic>
+              <a:graphicData uri="http://schemas.openxmlformats.org/drawingml/2006/picture">
+                <pic:pic>
+                  <pic:nvPicPr>
+                    <pic:cNvPr id="0" name="fig_3_5_glassmorphic_sla.png"/>
+                    <pic:cNvPicPr/>
+                  </pic:nvPicPr>
+                  <pic:blipFill>
+                    <a:blip r:embed="rId11"/>
+                    <a:stretch>
+                      <a:fillRect/>
+                    </a:stretch>
+                  </pic:blipFill>
+                  <pic:spPr>
+                    <a:xfrm>
+                      <a:off x="0" y="0"/>
+                      <a:ext cx="5303520" cy="2624975"/>
+                    </a:xfrm>
+                    <a:prstGeom prst="rect"/>
+                  </pic:spPr>
+                </pic:pic>
+              </a:graphicData>
+            </a:graphic>
+          </wp:inline>
+        </w:drawing>
+      </w:r>
+    </w:p>
+    <w:p>
+      <w:pPr>
+        <w:spacing w:before="40" w:after="240"/>
+        <w:jc w:val="center"/>
+      </w:pPr>
+      <w:r>
+        <w:rPr>
+          <w:rFonts w:ascii="Times New Roman" w:hAnsi="Times New Roman"/>
+          <w:b/>
+          <w:sz w:val="20"/>
+        </w:rPr>
+        <w:t>Figure 3.2: Technician Domain-Filtered Queue Layout</w:t>
       </w:r>
     </w:p>
     <w:p>
@@ -5005,6 +5167,60 @@
     </w:p>
     <w:p>
       <w:pPr>
+        <w:spacing w:before="160" w:after="80"/>
+        <w:jc w:val="center"/>
+      </w:pPr>
+      <w:r>
+        <w:drawing>
+          <wp:inline xmlns:a="http://schemas.openxmlformats.org/drawingml/2006/main" xmlns:pic="http://schemas.openxmlformats.org/drawingml/2006/picture">
+            <wp:extent cx="5303520" cy="2624975"/>
+            <wp:docPr id="6" name="Picture 6"/>
+            <wp:cNvGraphicFramePr>
+              <a:graphicFrameLocks noChangeAspect="1"/>
+            </wp:cNvGraphicFramePr>
+            <a:graphic>
+              <a:graphicData uri="http://schemas.openxmlformats.org/drawingml/2006/picture">
+                <pic:pic>
+                  <pic:nvPicPr>
+                    <pic:cNvPr id="0" name="fig_3_5_glassmorphic_sla.png"/>
+                    <pic:cNvPicPr/>
+                  </pic:nvPicPr>
+                  <pic:blipFill>
+                    <a:blip r:embed="rId11"/>
+                    <a:stretch>
+                      <a:fillRect/>
+                    </a:stretch>
+                  </pic:blipFill>
+                  <pic:spPr>
+                    <a:xfrm>
+                      <a:off x="0" y="0"/>
+                      <a:ext cx="5303520" cy="2624975"/>
+                    </a:xfrm>
+                    <a:prstGeom prst="rect"/>
+                  </pic:spPr>
+                </pic:pic>
+              </a:graphicData>
+            </a:graphic>
+          </wp:inline>
+        </w:drawing>
+      </w:r>
+    </w:p>
+    <w:p>
+      <w:pPr>
+        <w:spacing w:before="40" w:after="240"/>
+        <w:jc w:val="center"/>
+      </w:pPr>
+      <w:r>
+        <w:rPr>
+          <w:rFonts w:ascii="Times New Roman" w:hAnsi="Times New Roman"/>
+          <w:b/>
+          <w:sz w:val="20"/>
+        </w:rPr>
+        <w:t>Figure 3.3: Precision SLA Countdown Timer Component</w:t>
+      </w:r>
+    </w:p>
+    <w:p>
+      <w:pPr>
         <w:spacing w:after="120" w:line="276" w:lineRule="auto"/>
         <w:jc w:val="both"/>
       </w:pPr>
@@ -5016,6 +5232,60 @@
           <w:sz w:val="24"/>
         </w:rPr>
         <w:t>3.1.4 IT Asset Management &amp; Change Control Modals: Built asset inventory tables with warranty tracking, device dropdown selectors, and CAB change request dialogs.</w:t>
+      </w:r>
+    </w:p>
+    <w:p>
+      <w:pPr>
+        <w:spacing w:before="160" w:after="80"/>
+        <w:jc w:val="center"/>
+      </w:pPr>
+      <w:r>
+        <w:drawing>
+          <wp:inline xmlns:a="http://schemas.openxmlformats.org/drawingml/2006/main" xmlns:pic="http://schemas.openxmlformats.org/drawingml/2006/picture">
+            <wp:extent cx="5303520" cy="2624975"/>
+            <wp:docPr id="7" name="Picture 7"/>
+            <wp:cNvGraphicFramePr>
+              <a:graphicFrameLocks noChangeAspect="1"/>
+            </wp:cNvGraphicFramePr>
+            <a:graphic>
+              <a:graphicData uri="http://schemas.openxmlformats.org/drawingml/2006/picture">
+                <pic:pic>
+                  <pic:nvPicPr>
+                    <pic:cNvPr id="0" name="fig_3_5_glassmorphic_sla.png"/>
+                    <pic:cNvPicPr/>
+                  </pic:nvPicPr>
+                  <pic:blipFill>
+                    <a:blip r:embed="rId11"/>
+                    <a:stretch>
+                      <a:fillRect/>
+                    </a:stretch>
+                  </pic:blipFill>
+                  <pic:spPr>
+                    <a:xfrm>
+                      <a:off x="0" y="0"/>
+                      <a:ext cx="5303520" cy="2624975"/>
+                    </a:xfrm>
+                    <a:prstGeom prst="rect"/>
+                  </pic:spPr>
+                </pic:pic>
+              </a:graphicData>
+            </a:graphic>
+          </wp:inline>
+        </w:drawing>
+      </w:r>
+    </w:p>
+    <w:p>
+      <w:pPr>
+        <w:spacing w:before="40" w:after="240"/>
+        <w:jc w:val="center"/>
+      </w:pPr>
+      <w:r>
+        <w:rPr>
+          <w:rFonts w:ascii="Times New Roman" w:hAnsi="Times New Roman"/>
+          <w:b/>
+          <w:sz w:val="20"/>
+        </w:rPr>
+        <w:t>Figure 3.4: Knowledge Base Self-Service Deflection Engine</w:t>
       </w:r>
     </w:p>
     <w:p>
@@ -5080,6 +5350,60 @@
     </w:p>
     <w:p>
       <w:pPr>
+        <w:spacing w:before="160" w:after="80"/>
+        <w:jc w:val="center"/>
+      </w:pPr>
+      <w:r>
+        <w:drawing>
+          <wp:inline xmlns:a="http://schemas.openxmlformats.org/drawingml/2006/main" xmlns:pic="http://schemas.openxmlformats.org/drawingml/2006/picture">
+            <wp:extent cx="5303520" cy="2624975"/>
+            <wp:docPr id="8" name="Picture 8"/>
+            <wp:cNvGraphicFramePr>
+              <a:graphicFrameLocks noChangeAspect="1"/>
+            </wp:cNvGraphicFramePr>
+            <a:graphic>
+              <a:graphicData uri="http://schemas.openxmlformats.org/drawingml/2006/picture">
+                <pic:pic>
+                  <pic:nvPicPr>
+                    <pic:cNvPr id="0" name="fig_3_1_springboot_backend.png"/>
+                    <pic:cNvPicPr/>
+                  </pic:nvPicPr>
+                  <pic:blipFill>
+                    <a:blip r:embed="rId12"/>
+                    <a:stretch>
+                      <a:fillRect/>
+                    </a:stretch>
+                  </pic:blipFill>
+                  <pic:spPr>
+                    <a:xfrm>
+                      <a:off x="0" y="0"/>
+                      <a:ext cx="5303520" cy="2624975"/>
+                    </a:xfrm>
+                    <a:prstGeom prst="rect"/>
+                  </pic:spPr>
+                </pic:pic>
+              </a:graphicData>
+            </a:graphic>
+          </wp:inline>
+        </w:drawing>
+      </w:r>
+    </w:p>
+    <w:p>
+      <w:pPr>
+        <w:spacing w:before="40" w:after="240"/>
+        <w:jc w:val="center"/>
+      </w:pPr>
+      <w:r>
+        <w:rPr>
+          <w:rFonts w:ascii="Times New Roman" w:hAnsi="Times New Roman"/>
+          <w:b/>
+          <w:sz w:val="20"/>
+        </w:rPr>
+        <w:t>Figure 3.5: Spring Boot Backend &amp; Database Layer Architecture</w:t>
+      </w:r>
+    </w:p>
+    <w:p>
+      <w:pPr>
         <w:spacing w:after="120" w:line="276" w:lineRule="auto"/>
         <w:jc w:val="both"/>
       </w:pPr>
@@ -5095,6 +5419,60 @@
     </w:p>
     <w:p>
       <w:pPr>
+        <w:spacing w:before="160" w:after="80"/>
+        <w:jc w:val="center"/>
+      </w:pPr>
+      <w:r>
+        <w:drawing>
+          <wp:inline xmlns:a="http://schemas.openxmlformats.org/drawingml/2006/main" xmlns:pic="http://schemas.openxmlformats.org/drawingml/2006/picture">
+            <wp:extent cx="5303520" cy="2624975"/>
+            <wp:docPr id="9" name="Picture 9"/>
+            <wp:cNvGraphicFramePr>
+              <a:graphicFrameLocks noChangeAspect="1"/>
+            </wp:cNvGraphicFramePr>
+            <a:graphic>
+              <a:graphicData uri="http://schemas.openxmlformats.org/drawingml/2006/picture">
+                <pic:pic>
+                  <pic:nvPicPr>
+                    <pic:cNvPr id="0" name="fig_3_2_fastapi_nlp.png"/>
+                    <pic:cNvPicPr/>
+                  </pic:nvPicPr>
+                  <pic:blipFill>
+                    <a:blip r:embed="rId13"/>
+                    <a:stretch>
+                      <a:fillRect/>
+                    </a:stretch>
+                  </pic:blipFill>
+                  <pic:spPr>
+                    <a:xfrm>
+                      <a:off x="0" y="0"/>
+                      <a:ext cx="5303520" cy="2624975"/>
+                    </a:xfrm>
+                    <a:prstGeom prst="rect"/>
+                  </pic:spPr>
+                </pic:pic>
+              </a:graphicData>
+            </a:graphic>
+          </wp:inline>
+        </w:drawing>
+      </w:r>
+    </w:p>
+    <w:p>
+      <w:pPr>
+        <w:spacing w:before="40" w:after="240"/>
+        <w:jc w:val="center"/>
+      </w:pPr>
+      <w:r>
+        <w:rPr>
+          <w:rFonts w:ascii="Times New Roman" w:hAnsi="Times New Roman"/>
+          <w:b/>
+          <w:sz w:val="20"/>
+        </w:rPr>
+        <w:t>Figure 3.6: FastAPI Hugging Face NLP Triage Architecture</w:t>
+      </w:r>
+    </w:p>
+    <w:p>
+      <w:pPr>
         <w:spacing w:after="120" w:line="276" w:lineRule="auto"/>
         <w:jc w:val="both"/>
       </w:pPr>
@@ -5106,6 +5484,60 @@
           <w:sz w:val="24"/>
         </w:rPr>
         <w:t>3.2.3 Multi-Role Authentication &amp; Email 2FA OTP Gateway: Built 6-digit OTP code dispatch engine via FormSubmit REST API alongside 15-minute brute-force lockout protection and emergency telephony cloud alert dispatch.</w:t>
+      </w:r>
+    </w:p>
+    <w:p>
+      <w:pPr>
+        <w:spacing w:before="160" w:after="80"/>
+        <w:jc w:val="center"/>
+      </w:pPr>
+      <w:r>
+        <w:drawing>
+          <wp:inline xmlns:a="http://schemas.openxmlformats.org/drawingml/2006/main" xmlns:pic="http://schemas.openxmlformats.org/drawingml/2006/picture">
+            <wp:extent cx="5303520" cy="2624975"/>
+            <wp:docPr id="10" name="Picture 10"/>
+            <wp:cNvGraphicFramePr>
+              <a:graphicFrameLocks noChangeAspect="1"/>
+            </wp:cNvGraphicFramePr>
+            <a:graphic>
+              <a:graphicData uri="http://schemas.openxmlformats.org/drawingml/2006/picture">
+                <pic:pic>
+                  <pic:nvPicPr>
+                    <pic:cNvPr id="0" name="fig_3_3_email_2fa_flow.png"/>
+                    <pic:cNvPicPr/>
+                  </pic:nvPicPr>
+                  <pic:blipFill>
+                    <a:blip r:embed="rId14"/>
+                    <a:stretch>
+                      <a:fillRect/>
+                    </a:stretch>
+                  </pic:blipFill>
+                  <pic:spPr>
+                    <a:xfrm>
+                      <a:off x="0" y="0"/>
+                      <a:ext cx="5303520" cy="2624975"/>
+                    </a:xfrm>
+                    <a:prstGeom prst="rect"/>
+                  </pic:spPr>
+                </pic:pic>
+              </a:graphicData>
+            </a:graphic>
+          </wp:inline>
+        </w:drawing>
+      </w:r>
+    </w:p>
+    <w:p>
+      <w:pPr>
+        <w:spacing w:before="40" w:after="240"/>
+        <w:jc w:val="center"/>
+      </w:pPr>
+      <w:r>
+        <w:rPr>
+          <w:rFonts w:ascii="Times New Roman" w:hAnsi="Times New Roman"/>
+          <w:b/>
+          <w:sz w:val="20"/>
+        </w:rPr>
+        <w:t>Figure 3.7: Real Email 2FA OTP Security Flow</w:t>
       </w:r>
     </w:p>
     <w:p>
@@ -5175,6 +5607,60 @@
     </w:p>
     <w:p>
       <w:pPr>
+        <w:spacing w:before="160" w:after="80"/>
+        <w:jc w:val="center"/>
+      </w:pPr>
+      <w:r>
+        <w:drawing>
+          <wp:inline xmlns:a="http://schemas.openxmlformats.org/drawingml/2006/main" xmlns:pic="http://schemas.openxmlformats.org/drawingml/2006/picture">
+            <wp:extent cx="5303520" cy="3160684"/>
+            <wp:docPr id="11" name="Picture 11"/>
+            <wp:cNvGraphicFramePr>
+              <a:graphicFrameLocks noChangeAspect="1"/>
+            </wp:cNvGraphicFramePr>
+            <a:graphic>
+              <a:graphicData uri="http://schemas.openxmlformats.org/drawingml/2006/picture">
+                <pic:pic>
+                  <pic:nvPicPr>
+                    <pic:cNvPr id="0" name="fig_4_1_system_architecture.png"/>
+                    <pic:cNvPicPr/>
+                  </pic:nvPicPr>
+                  <pic:blipFill>
+                    <a:blip r:embed="rId15"/>
+                    <a:stretch>
+                      <a:fillRect/>
+                    </a:stretch>
+                  </pic:blipFill>
+                  <pic:spPr>
+                    <a:xfrm>
+                      <a:off x="0" y="0"/>
+                      <a:ext cx="5303520" cy="3160684"/>
+                    </a:xfrm>
+                    <a:prstGeom prst="rect"/>
+                  </pic:spPr>
+                </pic:pic>
+              </a:graphicData>
+            </a:graphic>
+          </wp:inline>
+        </w:drawing>
+      </w:r>
+    </w:p>
+    <w:p>
+      <w:pPr>
+        <w:spacing w:before="40" w:after="240"/>
+        <w:jc w:val="center"/>
+      </w:pPr>
+      <w:r>
+        <w:rPr>
+          <w:rFonts w:ascii="Times New Roman" w:hAnsi="Times New Roman"/>
+          <w:b/>
+          <w:sz w:val="20"/>
+        </w:rPr>
+        <w:t>Figure 4.1: Overall System Architecture Diagram</w:t>
+      </w:r>
+    </w:p>
+    <w:p>
+      <w:pPr>
         <w:keepNext/>
         <w:spacing w:before="240" w:after="120"/>
         <w:jc w:val="left"/>
@@ -5220,6 +5706,60 @@
     </w:p>
     <w:p>
       <w:pPr>
+        <w:spacing w:before="160" w:after="80"/>
+        <w:jc w:val="center"/>
+      </w:pPr>
+      <w:r>
+        <w:drawing>
+          <wp:inline xmlns:a="http://schemas.openxmlformats.org/drawingml/2006/main" xmlns:pic="http://schemas.openxmlformats.org/drawingml/2006/picture">
+            <wp:extent cx="5303520" cy="2624975"/>
+            <wp:docPr id="12" name="Picture 12"/>
+            <wp:cNvGraphicFramePr>
+              <a:graphicFrameLocks noChangeAspect="1"/>
+            </wp:cNvGraphicFramePr>
+            <a:graphic>
+              <a:graphicData uri="http://schemas.openxmlformats.org/drawingml/2006/picture">
+                <pic:pic>
+                  <pic:nvPicPr>
+                    <pic:cNvPr id="0" name="fig_4_2_dfd_level_0.png"/>
+                    <pic:cNvPicPr/>
+                  </pic:nvPicPr>
+                  <pic:blipFill>
+                    <a:blip r:embed="rId16"/>
+                    <a:stretch>
+                      <a:fillRect/>
+                    </a:stretch>
+                  </pic:blipFill>
+                  <pic:spPr>
+                    <a:xfrm>
+                      <a:off x="0" y="0"/>
+                      <a:ext cx="5303520" cy="2624975"/>
+                    </a:xfrm>
+                    <a:prstGeom prst="rect"/>
+                  </pic:spPr>
+                </pic:pic>
+              </a:graphicData>
+            </a:graphic>
+          </wp:inline>
+        </w:drawing>
+      </w:r>
+    </w:p>
+    <w:p>
+      <w:pPr>
+        <w:spacing w:before="40" w:after="240"/>
+        <w:jc w:val="center"/>
+      </w:pPr>
+      <w:r>
+        <w:rPr>
+          <w:rFonts w:ascii="Times New Roman" w:hAnsi="Times New Roman"/>
+          <w:b/>
+          <w:sz w:val="20"/>
+        </w:rPr>
+        <w:t>Figure 4.2: DFD Level 0 (Context Diagram)</w:t>
+      </w:r>
+    </w:p>
+    <w:p>
+      <w:pPr>
         <w:keepNext/>
         <w:spacing w:before="240" w:after="120"/>
         <w:jc w:val="left"/>
@@ -5250,6 +5790,60 @@
     </w:p>
     <w:p>
       <w:pPr>
+        <w:spacing w:before="160" w:after="80"/>
+        <w:jc w:val="center"/>
+      </w:pPr>
+      <w:r>
+        <w:drawing>
+          <wp:inline xmlns:a="http://schemas.openxmlformats.org/drawingml/2006/main" xmlns:pic="http://schemas.openxmlformats.org/drawingml/2006/picture">
+            <wp:extent cx="5303520" cy="2624975"/>
+            <wp:docPr id="13" name="Picture 13"/>
+            <wp:cNvGraphicFramePr>
+              <a:graphicFrameLocks noChangeAspect="1"/>
+            </wp:cNvGraphicFramePr>
+            <a:graphic>
+              <a:graphicData uri="http://schemas.openxmlformats.org/drawingml/2006/picture">
+                <pic:pic>
+                  <pic:nvPicPr>
+                    <pic:cNvPr id="0" name="fig_4_3_dfd_level_1.png"/>
+                    <pic:cNvPicPr/>
+                  </pic:nvPicPr>
+                  <pic:blipFill>
+                    <a:blip r:embed="rId17"/>
+                    <a:stretch>
+                      <a:fillRect/>
+                    </a:stretch>
+                  </pic:blipFill>
+                  <pic:spPr>
+                    <a:xfrm>
+                      <a:off x="0" y="0"/>
+                      <a:ext cx="5303520" cy="2624975"/>
+                    </a:xfrm>
+                    <a:prstGeom prst="rect"/>
+                  </pic:spPr>
+                </pic:pic>
+              </a:graphicData>
+            </a:graphic>
+          </wp:inline>
+        </w:drawing>
+      </w:r>
+    </w:p>
+    <w:p>
+      <w:pPr>
+        <w:spacing w:before="40" w:after="240"/>
+        <w:jc w:val="center"/>
+      </w:pPr>
+      <w:r>
+        <w:rPr>
+          <w:rFonts w:ascii="Times New Roman" w:hAnsi="Times New Roman"/>
+          <w:b/>
+          <w:sz w:val="20"/>
+        </w:rPr>
+        <w:t>Figure 4.3: DFD Level 1 (Service Desk Processes)</w:t>
+      </w:r>
+    </w:p>
+    <w:p>
+      <w:pPr>
         <w:keepNext/>
         <w:spacing w:before="240" w:after="120"/>
         <w:jc w:val="left"/>
@@ -5276,6 +5870,60 @@
           <w:sz w:val="24"/>
         </w:rPr>
         <w:t>Details internal steps of AI triage: Description Extraction (3.1), DistilBERT Category Prediction (3.2), RoBERTa Urgency Rating (3.3), and SLA Timer Initialization (3.4).</w:t>
+      </w:r>
+    </w:p>
+    <w:p>
+      <w:pPr>
+        <w:spacing w:before="160" w:after="80"/>
+        <w:jc w:val="center"/>
+      </w:pPr>
+      <w:r>
+        <w:drawing>
+          <wp:inline xmlns:a="http://schemas.openxmlformats.org/drawingml/2006/main" xmlns:pic="http://schemas.openxmlformats.org/drawingml/2006/picture">
+            <wp:extent cx="5303520" cy="2624975"/>
+            <wp:docPr id="14" name="Picture 14"/>
+            <wp:cNvGraphicFramePr>
+              <a:graphicFrameLocks noChangeAspect="1"/>
+            </wp:cNvGraphicFramePr>
+            <a:graphic>
+              <a:graphicData uri="http://schemas.openxmlformats.org/drawingml/2006/picture">
+                <pic:pic>
+                  <pic:nvPicPr>
+                    <pic:cNvPr id="0" name="fig_4_4_dfd_level_2.png"/>
+                    <pic:cNvPicPr/>
+                  </pic:nvPicPr>
+                  <pic:blipFill>
+                    <a:blip r:embed="rId18"/>
+                    <a:stretch>
+                      <a:fillRect/>
+                    </a:stretch>
+                  </pic:blipFill>
+                  <pic:spPr>
+                    <a:xfrm>
+                      <a:off x="0" y="0"/>
+                      <a:ext cx="5303520" cy="2624975"/>
+                    </a:xfrm>
+                    <a:prstGeom prst="rect"/>
+                  </pic:spPr>
+                </pic:pic>
+              </a:graphicData>
+            </a:graphic>
+          </wp:inline>
+        </w:drawing>
+      </w:r>
+    </w:p>
+    <w:p>
+      <w:pPr>
+        <w:spacing w:before="40" w:after="240"/>
+        <w:jc w:val="center"/>
+      </w:pPr>
+      <w:r>
+        <w:rPr>
+          <w:rFonts w:ascii="Times New Roman" w:hAnsi="Times New Roman"/>
+          <w:b/>
+          <w:sz w:val="20"/>
+        </w:rPr>
+        <w:t>Figure 4.4: DFD Level 2 (AI Triage &amp; SLA Engine)</w:t>
       </w:r>
     </w:p>
     <w:p>
@@ -5330,6 +5978,60 @@
     </w:p>
     <w:p>
       <w:pPr>
+        <w:spacing w:before="160" w:after="80"/>
+        <w:jc w:val="center"/>
+      </w:pPr>
+      <w:r>
+        <w:drawing>
+          <wp:inline xmlns:a="http://schemas.openxmlformats.org/drawingml/2006/main" xmlns:pic="http://schemas.openxmlformats.org/drawingml/2006/picture">
+            <wp:extent cx="5303520" cy="2892829"/>
+            <wp:docPr id="15" name="Picture 15"/>
+            <wp:cNvGraphicFramePr>
+              <a:graphicFrameLocks noChangeAspect="1"/>
+            </wp:cNvGraphicFramePr>
+            <a:graphic>
+              <a:graphicData uri="http://schemas.openxmlformats.org/drawingml/2006/picture">
+                <pic:pic>
+                  <pic:nvPicPr>
+                    <pic:cNvPr id="0" name="fig_5_1_auth_2fa_screen.png"/>
+                    <pic:cNvPicPr/>
+                  </pic:nvPicPr>
+                  <pic:blipFill>
+                    <a:blip r:embed="rId19"/>
+                    <a:stretch>
+                      <a:fillRect/>
+                    </a:stretch>
+                  </pic:blipFill>
+                  <pic:spPr>
+                    <a:xfrm>
+                      <a:off x="0" y="0"/>
+                      <a:ext cx="5303520" cy="2892829"/>
+                    </a:xfrm>
+                    <a:prstGeom prst="rect"/>
+                  </pic:spPr>
+                </pic:pic>
+              </a:graphicData>
+            </a:graphic>
+          </wp:inline>
+        </w:drawing>
+      </w:r>
+    </w:p>
+    <w:p>
+      <w:pPr>
+        <w:spacing w:before="40" w:after="240"/>
+        <w:jc w:val="center"/>
+      </w:pPr>
+      <w:r>
+        <w:rPr>
+          <w:rFonts w:ascii="Times New Roman" w:hAnsi="Times New Roman"/>
+          <w:b/>
+          <w:sz w:val="20"/>
+        </w:rPr>
+        <w:t>Figure 5.1: Authentication &amp; 2FA Verification Screen</w:t>
+      </w:r>
+    </w:p>
+    <w:p>
+      <w:pPr>
         <w:spacing w:after="120" w:line="276" w:lineRule="auto"/>
         <w:jc w:val="both"/>
       </w:pPr>
@@ -5356,6 +6058,60 @@
           <w:sz w:val="24"/>
         </w:rPr>
         <w:t>5.3 Technician Work Queue: Displays domain-filtered ticket cards with live countdown SLA timers and status transition controls.</w:t>
+      </w:r>
+    </w:p>
+    <w:p>
+      <w:pPr>
+        <w:spacing w:before="160" w:after="80"/>
+        <w:jc w:val="center"/>
+      </w:pPr>
+      <w:r>
+        <w:drawing>
+          <wp:inline xmlns:a="http://schemas.openxmlformats.org/drawingml/2006/main" xmlns:pic="http://schemas.openxmlformats.org/drawingml/2006/picture">
+            <wp:extent cx="5303520" cy="2892829"/>
+            <wp:docPr id="16" name="Picture 16"/>
+            <wp:cNvGraphicFramePr>
+              <a:graphicFrameLocks noChangeAspect="1"/>
+            </wp:cNvGraphicFramePr>
+            <a:graphic>
+              <a:graphicData uri="http://schemas.openxmlformats.org/drawingml/2006/picture">
+                <pic:pic>
+                  <pic:nvPicPr>
+                    <pic:cNvPr id="0" name="fig_5_2_triage_queue_screen.png"/>
+                    <pic:cNvPicPr/>
+                  </pic:nvPicPr>
+                  <pic:blipFill>
+                    <a:blip r:embed="rId20"/>
+                    <a:stretch>
+                      <a:fillRect/>
+                    </a:stretch>
+                  </pic:blipFill>
+                  <pic:spPr>
+                    <a:xfrm>
+                      <a:off x="0" y="0"/>
+                      <a:ext cx="5303520" cy="2892829"/>
+                    </a:xfrm>
+                    <a:prstGeom prst="rect"/>
+                  </pic:spPr>
+                </pic:pic>
+              </a:graphicData>
+            </a:graphic>
+          </wp:inline>
+        </w:drawing>
+      </w:r>
+    </w:p>
+    <w:p>
+      <w:pPr>
+        <w:spacing w:before="40" w:after="240"/>
+        <w:jc w:val="center"/>
+      </w:pPr>
+      <w:r>
+        <w:rPr>
+          <w:rFonts w:ascii="Times New Roman" w:hAnsi="Times New Roman"/>
+          <w:b/>
+          <w:sz w:val="20"/>
+        </w:rPr>
+        <w:t>Figure 5.2: Live AI Triage Preview &amp; Work Queue Screen</w:t>
       </w:r>
     </w:p>
     <w:p>

--- a/Enterprise_IT_Service_Portal_Individual_Report_Saraswathi.docx
+++ b/Enterprise_IT_Service_Portal_Individual_Report_Saraswathi.docx
@@ -12,7 +12,7 @@
           <w:b/>
           <w:sz w:val="32"/>
         </w:rPr>
-        <w:t>MINI-PROJECT REPORT</w:t>
+        <w:t>CAPSTONE PROJECT REPORT</w:t>
       </w:r>
     </w:p>
     <w:p>
@@ -40,9 +40,9 @@
           <w:b/>
           <w:sz w:val="26"/>
         </w:rPr>
-        <w:t>A PROJECT REPORT SUBMITTED TO SRM</w:t>
+        <w:t>A PROJECT REPORT SUBMITTED TO</w:t>
         <w:br/>
-        <w:t>INSTITUTE OF SCIENCE &amp; TECHNOLOGY</w:t>
+        <w:t>SRM INSTITUTE OF SCIENCE &amp; TECHNOLOGY</w:t>
         <w:br/>
         <w:t>IN PARTIAL FULFILMENT OF THE REQUIREMENTS FOR THE AWARD</w:t>
         <w:br/>
@@ -85,7 +85,7 @@
           <w:b/>
           <w:sz w:val="28"/>
         </w:rPr>
-        <w:t>SARASWATHI S</w:t>
+        <w:t>SARASWATHI E</w:t>
       </w:r>
     </w:p>
     <w:p>
@@ -98,7 +98,7 @@
           <w:b/>
           <w:sz w:val="28"/>
         </w:rPr>
-        <w:t>REG NO: RA2532241040036</w:t>
+        <w:t>RA2532241040036</w:t>
       </w:r>
     </w:p>
     <w:p>
@@ -135,7 +135,7 @@
       <w:r>
         <w:drawing>
           <wp:inline xmlns:a="http://schemas.openxmlformats.org/drawingml/2006/main" xmlns:pic="http://schemas.openxmlformats.org/drawingml/2006/picture">
-            <wp:extent cx="2286000" cy="810798"/>
+            <wp:extent cx="2286000" cy="749353"/>
             <wp:docPr id="1" name="Picture 1"/>
             <wp:cNvGraphicFramePr>
               <a:graphicFrameLocks noChangeAspect="1"/>
@@ -156,7 +156,7 @@
                   <pic:spPr>
                     <a:xfrm>
                       <a:off x="0" y="0"/>
-                      <a:ext cx="2286000" cy="810798"/>
+                      <a:ext cx="2286000" cy="749353"/>
                     </a:xfrm>
                     <a:prstGeom prst="rect"/>
                   </pic:spPr>
@@ -231,7 +231,7 @@
       <w:r>
         <w:drawing>
           <wp:inline xmlns:a="http://schemas.openxmlformats.org/drawingml/2006/main" xmlns:pic="http://schemas.openxmlformats.org/drawingml/2006/picture">
-            <wp:extent cx="2011680" cy="713502"/>
+            <wp:extent cx="2011680" cy="659430"/>
             <wp:docPr id="2" name="Picture 2"/>
             <wp:cNvGraphicFramePr>
               <a:graphicFrameLocks noChangeAspect="1"/>
@@ -252,7 +252,7 @@
                   <pic:spPr>
                     <a:xfrm>
                       <a:off x="0" y="0"/>
-                      <a:ext cx="2011680" cy="713502"/>
+                      <a:ext cx="2011680" cy="659430"/>
                     </a:xfrm>
                     <a:prstGeom prst="rect"/>
                   </pic:spPr>
@@ -297,7 +297,7 @@
         <w:rPr>
           <w:b/>
         </w:rPr>
-        <w:t>SARASWATHI S</w:t>
+        <w:t>SARASWATHI E</w:t>
       </w:r>
       <w:r>
         <w:t xml:space="preserve"> (Reg. No: </w:t>
@@ -455,7 +455,7 @@
         <w:rPr>
           <w:i/>
         </w:rPr>
-        <w:t>iii</w:t>
+        <w:t>i</w:t>
       </w:r>
     </w:p>
     <w:p>
@@ -515,7 +515,7 @@
           <w:i w:val="0"/>
           <w:sz w:val="24"/>
         </w:rPr>
-        <w:t>I convey my sincere indebtedness and heartfelt thanks to my project guide, Dr. A. MEENAKSHI, M.C.A., M.Phil., M.S., Ph.D., Department of Computer Applications (MCA), for her inspiring guidance, constructive criticisms, patient advice, and continuous motivation at every stage of the project.</w:t>
+        <w:t>I convey my sincere indebtedness and heartfelt thanks to my project guide, Dr. J. ANITHA RUTH, M.C.A., M.Phil., M.S., Ph.D., Department of Computer Applications (MCA), for her inspiring guidance, constructive criticisms, patient advice, and continuous motivation at every stage of the project.</w:t>
       </w:r>
     </w:p>
     <w:p>
@@ -586,7 +586,7 @@
           <w:rFonts w:ascii="Times New Roman" w:hAnsi="Times New Roman"/>
           <w:b/>
         </w:rPr>
-        <w:t>SARASWATHI S</w:t>
+        <w:t>SARASWATHI E</w:t>
       </w:r>
     </w:p>
     <w:p>
@@ -615,7 +615,7 @@
         <w:rPr>
           <w:i/>
         </w:rPr>
-        <w:t>iv</w:t>
+        <w:t>ii</w:t>
       </w:r>
     </w:p>
     <w:p>
@@ -676,7 +676,7 @@
         <w:rPr>
           <w:i/>
         </w:rPr>
-        <w:t>v</w:t>
+        <w:t>iii</w:t>
       </w:r>
     </w:p>
     <w:p>
@@ -878,7 +878,7 @@
                 <w:rFonts w:ascii="Times New Roman" w:hAnsi="Times New Roman"/>
                 <w:sz w:val="22"/>
               </w:rPr>
-              <w:t>iii</w:t>
+              <w:t>(i)</w:t>
             </w:r>
           </w:p>
         </w:tc>
@@ -956,7 +956,7 @@
                 <w:rFonts w:ascii="Times New Roman" w:hAnsi="Times New Roman"/>
                 <w:sz w:val="22"/>
               </w:rPr>
-              <w:t>iv</w:t>
+              <w:t>(ii)</w:t>
             </w:r>
           </w:p>
         </w:tc>
@@ -1034,7 +1034,7 @@
                 <w:rFonts w:ascii="Times New Roman" w:hAnsi="Times New Roman"/>
                 <w:sz w:val="22"/>
               </w:rPr>
-              <w:t>v</w:t>
+              <w:t>(iii)</w:t>
             </w:r>
           </w:p>
         </w:tc>
@@ -1112,7 +1112,7 @@
                 <w:rFonts w:ascii="Times New Roman" w:hAnsi="Times New Roman"/>
                 <w:sz w:val="22"/>
               </w:rPr>
-              <w:t>vi</w:t>
+              <w:t>(iv)</w:t>
             </w:r>
           </w:p>
         </w:tc>
@@ -1508,7 +1508,7 @@
                 <w:b w:val="0"/>
                 <w:sz w:val="22"/>
               </w:rPr>
-              <w:t>3.1 PRIMARY CONTRIBUTIONS — SARASWATHI S</w:t>
+              <w:t>3.1 PRIMARY CONTRIBUTIONS — SARASWATHI E</w:t>
             </w:r>
           </w:p>
           <w:p>
@@ -2638,7 +2638,7 @@
         <w:rPr>
           <w:i/>
         </w:rPr>
-        <w:t>vi</w:t>
+        <w:t>iv</w:t>
       </w:r>
     </w:p>
     <w:p>
@@ -4686,7 +4686,7 @@
               <w:rPr>
                 <w:b/>
               </w:rPr>
-              <w:t>SARASWATHI S</w:t>
+              <w:t>SARASWATHI E</w:t>
               <w:br/>
               <w:t>Reg. No: RA2532241040036</w:t>
               <w:br/>
@@ -4875,7 +4875,7 @@
           <w:i w:val="0"/>
           <w:sz w:val="24"/>
         </w:rPr>
-        <w:t>1. Saraswathi S (Reg. No: RA2532241040036): Spearheaded glassmorphic CSS design system, responsive layout grids, SLA countdown timer components, Knowledge Base self-service deflection engine, ITAM/CAB dialogs, and QA testing.</w:t>
+        <w:t>1. Saraswathi E (Reg. No: RA2532241040036): Spearheaded glassmorphic CSS design system, responsive layout grids, SLA countdown timer components, Knowledge Base self-service deflection engine, ITAM/CAB dialogs, and QA testing.</w:t>
       </w:r>
     </w:p>
     <w:p>
@@ -4994,7 +4994,7 @@
           <w:b/>
           <w:sz w:val="28"/>
         </w:rPr>
-        <w:t>3.1 PRIMARY CONTRIBUTIONS — SARASWATHI S</w:t>
+        <w:t>3.1 PRIMARY CONTRIBUTIONS — SARASWATHI E</w:t>
       </w:r>
     </w:p>
     <w:p>
@@ -5009,7 +5009,7 @@
           <w:i w:val="0"/>
           <w:sz w:val="24"/>
         </w:rPr>
-        <w:t>As Lead Frontend UI/UX Developer and QA Analyst, my primary technical modules designed and implemented comprise:</w:t>
+        <w:t>As Lead Frontend UI/UX Developer and QA Analyst (SARASWATHI E, Reg. No: RA2532241040036), my primary technical modules designed and implemented comprise:</w:t>
       </w:r>
     </w:p>
     <w:p>
@@ -5978,60 +5978,6 @@
     </w:p>
     <w:p>
       <w:pPr>
-        <w:spacing w:before="160" w:after="80"/>
-        <w:jc w:val="center"/>
-      </w:pPr>
-      <w:r>
-        <w:drawing>
-          <wp:inline xmlns:a="http://schemas.openxmlformats.org/drawingml/2006/main" xmlns:pic="http://schemas.openxmlformats.org/drawingml/2006/picture">
-            <wp:extent cx="5303520" cy="2892829"/>
-            <wp:docPr id="15" name="Picture 15"/>
-            <wp:cNvGraphicFramePr>
-              <a:graphicFrameLocks noChangeAspect="1"/>
-            </wp:cNvGraphicFramePr>
-            <a:graphic>
-              <a:graphicData uri="http://schemas.openxmlformats.org/drawingml/2006/picture">
-                <pic:pic>
-                  <pic:nvPicPr>
-                    <pic:cNvPr id="0" name="fig_5_1_auth_2fa_screen.png"/>
-                    <pic:cNvPicPr/>
-                  </pic:nvPicPr>
-                  <pic:blipFill>
-                    <a:blip r:embed="rId19"/>
-                    <a:stretch>
-                      <a:fillRect/>
-                    </a:stretch>
-                  </pic:blipFill>
-                  <pic:spPr>
-                    <a:xfrm>
-                      <a:off x="0" y="0"/>
-                      <a:ext cx="5303520" cy="2892829"/>
-                    </a:xfrm>
-                    <a:prstGeom prst="rect"/>
-                  </pic:spPr>
-                </pic:pic>
-              </a:graphicData>
-            </a:graphic>
-          </wp:inline>
-        </w:drawing>
-      </w:r>
-    </w:p>
-    <w:p>
-      <w:pPr>
-        <w:spacing w:before="40" w:after="240"/>
-        <w:jc w:val="center"/>
-      </w:pPr>
-      <w:r>
-        <w:rPr>
-          <w:rFonts w:ascii="Times New Roman" w:hAnsi="Times New Roman"/>
-          <w:b/>
-          <w:sz w:val="20"/>
-        </w:rPr>
-        <w:t>Figure 5.1: Authentication &amp; 2FA Verification Screen</w:t>
-      </w:r>
-    </w:p>
-    <w:p>
-      <w:pPr>
         <w:spacing w:after="120" w:line="276" w:lineRule="auto"/>
         <w:jc w:val="both"/>
       </w:pPr>
@@ -6069,7 +6015,7 @@
         <w:drawing>
           <wp:inline xmlns:a="http://schemas.openxmlformats.org/drawingml/2006/main" xmlns:pic="http://schemas.openxmlformats.org/drawingml/2006/picture">
             <wp:extent cx="5303520" cy="2892829"/>
-            <wp:docPr id="16" name="Picture 16"/>
+            <wp:docPr id="15" name="Picture 15"/>
             <wp:cNvGraphicFramePr>
               <a:graphicFrameLocks noChangeAspect="1"/>
             </wp:cNvGraphicFramePr>
@@ -6081,7 +6027,7 @@
                     <pic:cNvPicPr/>
                   </pic:nvPicPr>
                   <pic:blipFill>
-                    <a:blip r:embed="rId20"/>
+                    <a:blip r:embed="rId19"/>
                     <a:stretch>
                       <a:fillRect/>
                     </a:stretch>

--- a/Enterprise_IT_Service_Portal_Individual_Report_Saraswathi.docx
+++ b/Enterprise_IT_Service_Portal_Individual_Report_Saraswathi.docx
@@ -443,20 +443,20 @@
       </w:r>
     </w:p>
     <w:p>
-      <w:r>
-        <w:br w:type="page"/>
-      </w:r>
-    </w:p>
-    <w:p>
       <w:pPr>
-        <w:jc w:val="right"/>
+        <w:sectPr>
+          <w:pgSz w:w="12240" w:h="15840"/>
+          <w:pgMar w:top="1440" w:right="1440" w:bottom="1440" w:left="1440" w:header="720" w:footer="720" w:gutter="0"/>
+          <w:cols w:space="720"/>
+          <w:docGrid w:linePitch="360"/>
+          <w:pgBorders w:offsetFrom="page">
+            <w:top w:val="single" w:sz="8" w:space="24" w:color="auto"/>
+            <w:left w:val="single" w:sz="8" w:space="24" w:color="auto"/>
+            <w:bottom w:val="single" w:sz="8" w:space="24" w:color="auto"/>
+            <w:right w:val="single" w:sz="8" w:space="24" w:color="auto"/>
+          </w:pgBorders>
+        </w:sectPr>
       </w:pPr>
-      <w:r>
-        <w:rPr>
-          <w:i/>
-        </w:rPr>
-        <w:t>i</w:t>
-      </w:r>
     </w:p>
     <w:p>
       <w:pPr>
@@ -609,17 +609,6 @@
     </w:p>
     <w:p>
       <w:pPr>
-        <w:jc w:val="right"/>
-      </w:pPr>
-      <w:r>
-        <w:rPr>
-          <w:i/>
-        </w:rPr>
-        <w:t>ii</w:t>
-      </w:r>
-    </w:p>
-    <w:p>
-      <w:pPr>
         <w:keepNext/>
         <w:spacing w:before="240" w:after="360"/>
         <w:jc w:val="center"/>
@@ -666,17 +655,6 @@
     <w:p>
       <w:r>
         <w:br w:type="page"/>
-      </w:r>
-    </w:p>
-    <w:p>
-      <w:pPr>
-        <w:jc w:val="right"/>
-      </w:pPr>
-      <w:r>
-        <w:rPr>
-          <w:i/>
-        </w:rPr>
-        <w:t>iii</w:t>
       </w:r>
     </w:p>
     <w:p>
@@ -2632,17 +2610,6 @@
     </w:p>
     <w:p>
       <w:pPr>
-        <w:jc w:val="right"/>
-      </w:pPr>
-      <w:r>
-        <w:rPr>
-          <w:i/>
-        </w:rPr>
-        <w:t>iv</w:t>
-      </w:r>
-    </w:p>
-    <w:p>
-      <w:pPr>
         <w:keepNext/>
         <w:spacing w:before="240" w:after="360"/>
         <w:jc w:val="center"/>
@@ -4194,9 +4161,29 @@
       </w:tr>
     </w:tbl>
     <w:p>
-      <w:r>
-        <w:br w:type="page"/>
-      </w:r>
+      <w:pPr>
+        <w:sectPr>
+          <w:headerReference w:type="default" r:id="rId10"/>
+          <w:footerReference w:type="default" r:id="rId11"/>
+          <w:pgSz w:w="12240" w:h="15840"/>
+          <w:pgMar w:top="1440" w:right="1440" w:bottom="1440" w:left="1440" w:header="720" w:footer="720" w:gutter="0"/>
+          <w:cols w:space="720"/>
+          <w:docGrid w:linePitch="360"/>
+          <w:pgBorders w:offsetFrom="page">
+            <w:top w:val="single" w:sz="8" w:space="24" w:color="auto"/>
+            <w:left w:val="single" w:sz="8" w:space="24" w:color="auto"/>
+            <w:bottom w:val="single" w:sz="8" w:space="24" w:color="auto"/>
+            <w:right w:val="single" w:sz="8" w:space="24" w:color="auto"/>
+          </w:pgBorders>
+          <w:pgBorders w:offsetFrom="page">
+            <w:top w:val="single" w:sz="8" w:space="24" w:color="auto"/>
+            <w:left w:val="single" w:sz="8" w:space="24" w:color="auto"/>
+            <w:bottom w:val="single" w:sz="8" w:space="24" w:color="auto"/>
+            <w:right w:val="single" w:sz="8" w:space="24" w:color="auto"/>
+          </w:pgBorders>
+          <w:pgNumType w:fmt="lowerRoman" w:start="1"/>
+        </w:sectPr>
+      </w:pPr>
     </w:p>
     <w:p>
       <w:pPr>
@@ -4914,7 +4901,7 @@
                     <pic:cNvPicPr/>
                   </pic:nvPicPr>
                   <pic:blipFill>
-                    <a:blip r:embed="rId10"/>
+                    <a:blip r:embed="rId14"/>
                     <a:stretch>
                       <a:fillRect/>
                     </a:stretch>
@@ -5048,7 +5035,7 @@
                     <pic:cNvPicPr/>
                   </pic:nvPicPr>
                   <pic:blipFill>
-                    <a:blip r:embed="rId11"/>
+                    <a:blip r:embed="rId15"/>
                     <a:stretch>
                       <a:fillRect/>
                     </a:stretch>
@@ -5117,7 +5104,7 @@
                     <pic:cNvPicPr/>
                   </pic:nvPicPr>
                   <pic:blipFill>
-                    <a:blip r:embed="rId11"/>
+                    <a:blip r:embed="rId15"/>
                     <a:stretch>
                       <a:fillRect/>
                     </a:stretch>
@@ -5186,7 +5173,7 @@
                     <pic:cNvPicPr/>
                   </pic:nvPicPr>
                   <pic:blipFill>
-                    <a:blip r:embed="rId11"/>
+                    <a:blip r:embed="rId15"/>
                     <a:stretch>
                       <a:fillRect/>
                     </a:stretch>
@@ -5255,7 +5242,7 @@
                     <pic:cNvPicPr/>
                   </pic:nvPicPr>
                   <pic:blipFill>
-                    <a:blip r:embed="rId11"/>
+                    <a:blip r:embed="rId15"/>
                     <a:stretch>
                       <a:fillRect/>
                     </a:stretch>
@@ -5369,7 +5356,7 @@
                     <pic:cNvPicPr/>
                   </pic:nvPicPr>
                   <pic:blipFill>
-                    <a:blip r:embed="rId12"/>
+                    <a:blip r:embed="rId16"/>
                     <a:stretch>
                       <a:fillRect/>
                     </a:stretch>
@@ -5438,7 +5425,7 @@
                     <pic:cNvPicPr/>
                   </pic:nvPicPr>
                   <pic:blipFill>
-                    <a:blip r:embed="rId13"/>
+                    <a:blip r:embed="rId17"/>
                     <a:stretch>
                       <a:fillRect/>
                     </a:stretch>
@@ -5507,7 +5494,7 @@
                     <pic:cNvPicPr/>
                   </pic:nvPicPr>
                   <pic:blipFill>
-                    <a:blip r:embed="rId14"/>
+                    <a:blip r:embed="rId18"/>
                     <a:stretch>
                       <a:fillRect/>
                     </a:stretch>
@@ -5626,7 +5613,7 @@
                     <pic:cNvPicPr/>
                   </pic:nvPicPr>
                   <pic:blipFill>
-                    <a:blip r:embed="rId15"/>
+                    <a:blip r:embed="rId19"/>
                     <a:stretch>
                       <a:fillRect/>
                     </a:stretch>
@@ -5725,7 +5712,7 @@
                     <pic:cNvPicPr/>
                   </pic:nvPicPr>
                   <pic:blipFill>
-                    <a:blip r:embed="rId16"/>
+                    <a:blip r:embed="rId20"/>
                     <a:stretch>
                       <a:fillRect/>
                     </a:stretch>
@@ -5809,7 +5796,7 @@
                     <pic:cNvPicPr/>
                   </pic:nvPicPr>
                   <pic:blipFill>
-                    <a:blip r:embed="rId17"/>
+                    <a:blip r:embed="rId21"/>
                     <a:stretch>
                       <a:fillRect/>
                     </a:stretch>
@@ -5893,7 +5880,7 @@
                     <pic:cNvPicPr/>
                   </pic:nvPicPr>
                   <pic:blipFill>
-                    <a:blip r:embed="rId18"/>
+                    <a:blip r:embed="rId22"/>
                     <a:stretch>
                       <a:fillRect/>
                     </a:stretch>
@@ -6027,7 +6014,7 @@
                     <pic:cNvPicPr/>
                   </pic:nvPicPr>
                   <pic:blipFill>
-                    <a:blip r:embed="rId19"/>
+                    <a:blip r:embed="rId23"/>
                     <a:stretch>
                       <a:fillRect/>
                     </a:stretch>
@@ -6316,6 +6303,8 @@
       </w:r>
     </w:p>
     <w:sectPr>
+      <w:headerReference w:type="default" r:id="rId12"/>
+      <w:footerReference w:type="default" r:id="rId13"/>
       <w:pgSz w:w="12240" w:h="15840"/>
       <w:pgMar w:top="1440" w:right="1440" w:bottom="1440" w:left="1440" w:header="720" w:footer="720" w:gutter="0"/>
       <w:cols w:space="720"/>
@@ -6326,9 +6315,87 @@
         <w:bottom w:val="single" w:sz="8" w:space="24" w:color="auto"/>
         <w:right w:val="single" w:sz="8" w:space="24" w:color="auto"/>
       </w:pgBorders>
+      <w:pgBorders w:offsetFrom="page">
+        <w:top w:val="single" w:sz="8" w:space="24" w:color="auto"/>
+        <w:left w:val="single" w:sz="8" w:space="24" w:color="auto"/>
+        <w:bottom w:val="single" w:sz="8" w:space="24" w:color="auto"/>
+        <w:right w:val="single" w:sz="8" w:space="24" w:color="auto"/>
+      </w:pgBorders>
+      <w:pgNumType w:fmt="lowerRoman" w:start="1"/>
+      <w:pgBorders w:offsetFrom="page">
+        <w:top w:val="single" w:sz="8" w:space="24" w:color="auto"/>
+        <w:left w:val="single" w:sz="8" w:space="24" w:color="auto"/>
+        <w:bottom w:val="single" w:sz="8" w:space="24" w:color="auto"/>
+        <w:right w:val="single" w:sz="8" w:space="24" w:color="auto"/>
+      </w:pgBorders>
+      <w:pgNumType w:fmt="decimal" w:start="1"/>
     </w:sectPr>
   </w:body>
 </w:document>
+</file>
+
+<file path=word/footer1.xml><?xml version="1.0" encoding="utf-8"?>
+<w:ftr xmlns:m="http://schemas.openxmlformats.org/officeDocument/2006/math" xmlns:mc="http://schemas.openxmlformats.org/markup-compatibility/2006" xmlns:mo="http://schemas.microsoft.com/office/mac/office/2008/main" xmlns:mv="urn:schemas-microsoft-com:mac:vml" xmlns:o="urn:schemas-microsoft-com:office:office" xmlns:r="http://schemas.openxmlformats.org/officeDocument/2006/relationships" xmlns:v="urn:schemas-microsoft-com:vml" xmlns:w10="urn:schemas-microsoft-com:office:word" xmlns:w14="http://schemas.microsoft.com/office/word/2010/wordml" xmlns:w="http://schemas.openxmlformats.org/wordprocessingml/2006/main" xmlns:wne="http://schemas.microsoft.com/office/word/2006/wordml" xmlns:wp14="http://schemas.microsoft.com/office/word/2010/wordprocessingDrawing" xmlns:wp="http://schemas.openxmlformats.org/drawingml/2006/wordprocessingDrawing" xmlns:wpc="http://schemas.microsoft.com/office/word/2010/wordprocessingCanvas" xmlns:wpg="http://schemas.microsoft.com/office/word/2010/wordprocessingGroup" xmlns:wpi="http://schemas.microsoft.com/office/word/2010/wordprocessingInk" xmlns:wps="http://schemas.microsoft.com/office/word/2010/wordprocessingShape" mc:Ignorable="w14 wp14">
+  <w:p>
+    <w:pPr>
+      <w:pStyle w:val="Footer"/>
+    </w:pPr>
+  </w:p>
+</w:ftr>
+</file>
+
+<file path=word/footer2.xml><?xml version="1.0" encoding="utf-8"?>
+<w:ftr xmlns:m="http://schemas.openxmlformats.org/officeDocument/2006/math" xmlns:mc="http://schemas.openxmlformats.org/markup-compatibility/2006" xmlns:mo="http://schemas.microsoft.com/office/mac/office/2008/main" xmlns:mv="urn:schemas-microsoft-com:mac:vml" xmlns:o="urn:schemas-microsoft-com:office:office" xmlns:r="http://schemas.openxmlformats.org/officeDocument/2006/relationships" xmlns:v="urn:schemas-microsoft-com:vml" xmlns:w10="urn:schemas-microsoft-com:office:word" xmlns:w14="http://schemas.microsoft.com/office/word/2010/wordml" xmlns:w="http://schemas.openxmlformats.org/wordprocessingml/2006/main" xmlns:wne="http://schemas.microsoft.com/office/word/2006/wordml" xmlns:wp14="http://schemas.microsoft.com/office/word/2010/wordprocessingDrawing" xmlns:wp="http://schemas.openxmlformats.org/drawingml/2006/wordprocessingDrawing" xmlns:wpc="http://schemas.microsoft.com/office/word/2010/wordprocessingCanvas" xmlns:wpg="http://schemas.microsoft.com/office/word/2010/wordprocessingGroup" xmlns:wpi="http://schemas.microsoft.com/office/word/2010/wordprocessingInk" xmlns:wps="http://schemas.microsoft.com/office/word/2010/wordprocessingShape" mc:Ignorable="w14 wp14">
+  <w:p>
+    <w:pPr>
+      <w:pStyle w:val="Footer"/>
+      <w:jc w:val="center"/>
+    </w:pPr>
+    <w:r>
+      <w:rPr>
+        <w:rFonts w:ascii="Times New Roman" w:hAnsi="Times New Roman"/>
+        <w:sz w:val="22"/>
+      </w:rPr>
+      <w:fldChar w:fldCharType="begin"/>
+      <w:instrText xml:space="preserve"> PAGE </w:instrText>
+      <w:fldChar w:fldCharType="separate"/>
+      <w:fldChar w:fldCharType="end"/>
+    </w:r>
+  </w:p>
+</w:ftr>
+</file>
+
+<file path=word/header1.xml><?xml version="1.0" encoding="utf-8"?>
+<w:hdr xmlns:m="http://schemas.openxmlformats.org/officeDocument/2006/math" xmlns:mc="http://schemas.openxmlformats.org/markup-compatibility/2006" xmlns:mo="http://schemas.microsoft.com/office/mac/office/2008/main" xmlns:mv="urn:schemas-microsoft-com:mac:vml" xmlns:o="urn:schemas-microsoft-com:office:office" xmlns:r="http://schemas.openxmlformats.org/officeDocument/2006/relationships" xmlns:v="urn:schemas-microsoft-com:vml" xmlns:w10="urn:schemas-microsoft-com:office:word" xmlns:w14="http://schemas.microsoft.com/office/word/2010/wordml" xmlns:w="http://schemas.openxmlformats.org/wordprocessingml/2006/main" xmlns:wne="http://schemas.microsoft.com/office/word/2006/wordml" xmlns:wp14="http://schemas.microsoft.com/office/word/2010/wordprocessingDrawing" xmlns:wp="http://schemas.openxmlformats.org/drawingml/2006/wordprocessingDrawing" xmlns:wpc="http://schemas.microsoft.com/office/word/2010/wordprocessingCanvas" xmlns:wpg="http://schemas.microsoft.com/office/word/2010/wordprocessingGroup" xmlns:wpi="http://schemas.microsoft.com/office/word/2010/wordprocessingInk" xmlns:wps="http://schemas.microsoft.com/office/word/2010/wordprocessingShape" mc:Ignorable="w14 wp14">
+  <w:p>
+    <w:pPr>
+      <w:pStyle w:val="Header"/>
+      <w:jc w:val="right"/>
+    </w:pPr>
+    <w:r>
+      <w:rPr>
+        <w:rFonts w:ascii="Times New Roman" w:hAnsi="Times New Roman"/>
+        <w:i/>
+        <w:sz w:val="22"/>
+      </w:rPr>
+      <w:fldChar w:fldCharType="begin"/>
+      <w:instrText xml:space="preserve"> PAGE </w:instrText>
+      <w:fldChar w:fldCharType="separate"/>
+      <w:fldChar w:fldCharType="end"/>
+    </w:r>
+  </w:p>
+</w:hdr>
+</file>
+
+<file path=word/header2.xml><?xml version="1.0" encoding="utf-8"?>
+<w:hdr xmlns:m="http://schemas.openxmlformats.org/officeDocument/2006/math" xmlns:mc="http://schemas.openxmlformats.org/markup-compatibility/2006" xmlns:mo="http://schemas.microsoft.com/office/mac/office/2008/main" xmlns:mv="urn:schemas-microsoft-com:mac:vml" xmlns:o="urn:schemas-microsoft-com:office:office" xmlns:r="http://schemas.openxmlformats.org/officeDocument/2006/relationships" xmlns:v="urn:schemas-microsoft-com:vml" xmlns:w10="urn:schemas-microsoft-com:office:word" xmlns:w14="http://schemas.microsoft.com/office/word/2010/wordml" xmlns:w="http://schemas.openxmlformats.org/wordprocessingml/2006/main" xmlns:wne="http://schemas.microsoft.com/office/word/2006/wordml" xmlns:wp14="http://schemas.microsoft.com/office/word/2010/wordprocessingDrawing" xmlns:wp="http://schemas.openxmlformats.org/drawingml/2006/wordprocessingDrawing" xmlns:wpc="http://schemas.microsoft.com/office/word/2010/wordprocessingCanvas" xmlns:wpg="http://schemas.microsoft.com/office/word/2010/wordprocessingGroup" xmlns:wpi="http://schemas.microsoft.com/office/word/2010/wordprocessingInk" xmlns:wps="http://schemas.microsoft.com/office/word/2010/wordprocessingShape" mc:Ignorable="w14 wp14">
+  <w:p>
+    <w:pPr>
+      <w:pStyle w:val="Header"/>
+    </w:pPr>
+    <w:r/>
+  </w:p>
+</w:hdr>
 </file>
 
 <file path=word/numbering.xml><?xml version="1.0" encoding="utf-8"?>
